--- a/Manuscript/Revised manuscript with marked changes1.docx
+++ b/Manuscript/Revised manuscript with marked changes1.docx
@@ -2300,15 +2300,7 @@
           <w:sz w:val="24"/>
           <w:szCs w:val="24"/>
         </w:rPr>
-        <w:t>.</w:t>
-      </w:r>
-      <w:r>
-        <w:rPr>
-          <w:rFonts w:ascii="Times New Roman" w:eastAsia="Times New Roman" w:hAnsi="Times New Roman" w:cs="Times New Roman"/>
-          <w:sz w:val="24"/>
-          <w:szCs w:val="24"/>
-        </w:rPr>
-        <w:t xml:space="preserve"> Some mutations in neutralizing antibody-binding regions that help SARS-CoV-2 to escape immune recognition during transmission </w:t>
+        <w:t xml:space="preserve">. Some mutations in neutralizing antibody-binding regions that help SARS-CoV-2 to escape immune recognition during transmission </w:t>
       </w:r>
       <w:r>
         <w:rPr>
@@ -3012,15 +3004,7 @@
           <w:sz w:val="24"/>
           <w:szCs w:val="24"/>
         </w:rPr>
-        <w:t>.</w:t>
-      </w:r>
-      <w:r>
-        <w:rPr>
-          <w:rFonts w:ascii="Times New Roman" w:eastAsia="Times New Roman" w:hAnsi="Times New Roman" w:cs="Times New Roman"/>
-          <w:sz w:val="24"/>
-          <w:szCs w:val="24"/>
-        </w:rPr>
-        <w:t xml:space="preserve"> The tradeoff between antibody escape and transmissibility has been inferred in immunocompromised patients </w:t>
+        <w:t xml:space="preserve">. The tradeoff between antibody escape and transmissibility has been inferred in immunocompromised patients </w:t>
       </w:r>
       <w:r>
         <w:rPr>
@@ -3217,15 +3201,7 @@
           <w:sz w:val="24"/>
           <w:szCs w:val="24"/>
         </w:rPr>
-        <w:t>.</w:t>
-      </w:r>
-      <w:r>
-        <w:rPr>
-          <w:rFonts w:ascii="Times New Roman" w:eastAsia="Times New Roman" w:hAnsi="Times New Roman" w:cs="Times New Roman"/>
-          <w:sz w:val="24"/>
-          <w:szCs w:val="24"/>
-        </w:rPr>
-        <w:t xml:space="preserve"> The same is likely true for mutations conferring escape from innate responses to SARS-CoV-2 </w:t>
+        <w:t xml:space="preserve">. The same is likely true for mutations conferring escape from innate responses to SARS-CoV-2 </w:t>
       </w:r>
       <w:r>
         <w:rPr>
@@ -5603,15 +5579,7 @@
           <w:sz w:val="24"/>
           <w:szCs w:val="24"/>
         </w:rPr>
-        <w:t xml:space="preserve"> faces the same problem, the overwhelming genetic linkage effects.</w:t>
-      </w:r>
-      <w:r>
-        <w:rPr>
-          <w:rFonts w:ascii="Times New Roman" w:eastAsia="Times New Roman" w:hAnsi="Times New Roman" w:cs="Times New Roman"/>
-          <w:sz w:val="24"/>
-          <w:szCs w:val="24"/>
-        </w:rPr>
-        <w:t xml:space="preserve"> </w:t>
+        <w:t xml:space="preserve"> faces the same problem, the overwhelming genetic linkage effects. </w:t>
       </w:r>
       <w:r>
         <w:rPr>
@@ -5758,15 +5726,7 @@
           <w:sz w:val="24"/>
           <w:szCs w:val="24"/>
         </w:rPr>
-        <w:t>.</w:t>
-      </w:r>
-      <w:r>
-        <w:rPr>
-          <w:rFonts w:ascii="Times New Roman" w:eastAsia="Times New Roman" w:hAnsi="Times New Roman" w:cs="Times New Roman"/>
-          <w:sz w:val="24"/>
-          <w:szCs w:val="24"/>
-        </w:rPr>
-        <w:t xml:space="preserve"> </w:t>
+        <w:t xml:space="preserve">. </w:t>
       </w:r>
     </w:p>
     <w:p>
@@ -5786,31 +5746,15 @@
           <w:szCs w:val="24"/>
         </w:rPr>
         <w:tab/>
-        <w:t>In the present work, we test</w:t>
-      </w:r>
-      <w:r>
-        <w:rPr>
-          <w:rFonts w:ascii="Times New Roman" w:eastAsia="Times New Roman" w:hAnsi="Times New Roman" w:cs="Times New Roman"/>
-          <w:sz w:val="24"/>
-          <w:szCs w:val="24"/>
-        </w:rPr>
-        <w:t xml:space="preserve"> </w:t>
-      </w:r>
-      <w:r>
-        <w:rPr>
-          <w:rFonts w:ascii="Times New Roman" w:eastAsia="Times New Roman" w:hAnsi="Times New Roman" w:cs="Times New Roman"/>
-          <w:sz w:val="24"/>
-          <w:szCs w:val="24"/>
-        </w:rPr>
-        <w:t>the</w:t>
-      </w:r>
-      <w:r>
-        <w:rPr>
-          <w:rFonts w:ascii="Times New Roman" w:eastAsia="Times New Roman" w:hAnsi="Times New Roman" w:cs="Times New Roman"/>
-          <w:sz w:val="24"/>
-          <w:szCs w:val="24"/>
-        </w:rPr>
-        <w:t xml:space="preserve"> </w:t>
+        <w:t xml:space="preserve">In the present work, we test </w:t>
+      </w:r>
+      <w:r>
+        <w:rPr>
+          <w:rFonts w:ascii="Times New Roman" w:eastAsia="Times New Roman" w:hAnsi="Times New Roman" w:cs="Times New Roman"/>
+          <w:sz w:val="24"/>
+          <w:szCs w:val="24"/>
+        </w:rPr>
+        <w:t xml:space="preserve">the </w:t>
       </w:r>
       <w:r>
         <w:rPr>
@@ -6452,6 +6396,18 @@
           </w:rPr>
           <w:t xml:space="preserve"> 1</w:t>
         </w:r>
+      </w:ins>
+      <w:r>
+        <w:rPr>
+          <w:rFonts w:ascii="Times New Roman" w:eastAsia="Times New Roman" w:hAnsi="Times New Roman" w:cs="Times New Roman"/>
+          <w:b/>
+          <w:sz w:val="24"/>
+          <w:szCs w:val="24"/>
+          <w:lang w:val="en-US"/>
+        </w:rPr>
+        <w:t>.</w:t>
+      </w:r>
+      <w:ins w:id="44" w:author="Author" w:date="2026-05-07T13:24:00Z">
         <w:r>
           <w:rPr>
             <w:rFonts w:ascii="Times New Roman" w:eastAsia="Times New Roman" w:hAnsi="Times New Roman" w:cs="Times New Roman"/>
@@ -6460,7 +6416,29 @@
             <w:szCs w:val="24"/>
             <w:lang w:val="en-US"/>
           </w:rPr>
-          <w:t>: the case of standing variation.</w:t>
+          <w:t xml:space="preserve"> </w:t>
+        </w:r>
+      </w:ins>
+      <w:r>
+        <w:rPr>
+          <w:rFonts w:ascii="Times New Roman" w:eastAsia="Times New Roman" w:hAnsi="Times New Roman" w:cs="Times New Roman"/>
+          <w:b/>
+          <w:sz w:val="24"/>
+          <w:szCs w:val="24"/>
+          <w:lang w:val="en-US"/>
+        </w:rPr>
+        <w:t>T</w:t>
+      </w:r>
+      <w:ins w:id="45" w:author="Author" w:date="2026-05-07T13:24:00Z">
+        <w:r>
+          <w:rPr>
+            <w:rFonts w:ascii="Times New Roman" w:eastAsia="Times New Roman" w:hAnsi="Times New Roman" w:cs="Times New Roman"/>
+            <w:b/>
+            <w:sz w:val="24"/>
+            <w:szCs w:val="24"/>
+            <w:lang w:val="en-US"/>
+          </w:rPr>
+          <w:t>he case of standing variation.</w:t>
         </w:r>
       </w:ins>
       <w:r>
@@ -6512,7 +6490,7 @@
         </w:rPr>
         <w:t xml:space="preserve"> of </w:t>
       </w:r>
-      <w:del w:id="44" w:author="Author" w:date="2026-05-07T13:24:00Z">
+      <w:del w:id="46" w:author="Author" w:date="2026-05-07T13:24:00Z">
         <w:r>
           <w:rPr>
             <w:rFonts w:ascii="Times New Roman" w:eastAsia="Times New Roman" w:hAnsi="Times New Roman" w:cs="Times New Roman"/>
@@ -6522,7 +6500,7 @@
           <w:delText>this</w:delText>
         </w:r>
       </w:del>
-      <w:ins w:id="45" w:author="Author" w:date="2026-05-07T13:24:00Z">
+      <w:ins w:id="47" w:author="Author" w:date="2026-05-07T13:24:00Z">
         <w:r>
           <w:rPr>
             <w:rFonts w:ascii="Times New Roman" w:eastAsia="Times New Roman" w:hAnsi="Times New Roman" w:cs="Times New Roman"/>
@@ -6548,7 +6526,7 @@
         </w:rPr>
         <w:t xml:space="preserve">, artificial genomic sequences are obtained from the simulation of </w:t>
       </w:r>
-      <w:ins w:id="46" w:author="Author" w:date="2026-05-07T13:24:00Z">
+      <w:ins w:id="48" w:author="Author" w:date="2026-05-07T13:24:00Z">
         <w:r>
           <w:rPr>
             <w:rFonts w:ascii="Times New Roman" w:eastAsia="Times New Roman" w:hAnsi="Times New Roman" w:cs="Times New Roman"/>
@@ -6566,7 +6544,7 @@
         </w:rPr>
         <w:t>evolution of a</w:t>
       </w:r>
-      <w:ins w:id="47" w:author="Author" w:date="2026-05-07T13:24:00Z">
+      <w:ins w:id="49" w:author="Author" w:date="2026-05-07T13:24:00Z">
         <w:r>
           <w:rPr>
             <w:rFonts w:ascii="Times New Roman" w:eastAsia="Times New Roman" w:hAnsi="Times New Roman" w:cs="Times New Roman"/>
@@ -6651,7 +6629,7 @@
         </w:rPr>
         <w:t>The predicted links are compared with the true links set in the algorithm. The error of detection is defined as the number of false-positive and false-negative interactions among predicted interactions divided by the number of true interactions. The error is calculated as a function of several parameters: genome length (total locus number), the number of independent populations used for averaging haplotype frequencies</w:t>
       </w:r>
-      <w:del w:id="48" w:author="Author" w:date="2026-05-07T13:24:00Z">
+      <w:del w:id="50" w:author="Author" w:date="2026-05-07T13:24:00Z">
         <w:r>
           <w:rPr>
             <w:rFonts w:ascii="Times New Roman" w:eastAsia="Times New Roman" w:hAnsi="Times New Roman" w:cs="Times New Roman"/>
@@ -6661,7 +6639,7 @@
           <w:delText xml:space="preserve"> in UFE correlator (35),</w:delText>
         </w:r>
       </w:del>
-      <w:ins w:id="49" w:author="Author" w:date="2026-05-07T13:24:00Z">
+      <w:ins w:id="51" w:author="Author" w:date="2026-05-07T13:24:00Z">
         <w:r>
           <w:rPr>
             <w:rFonts w:ascii="Times New Roman" w:eastAsia="Times New Roman" w:hAnsi="Times New Roman" w:cs="Times New Roman"/>
@@ -6691,12 +6669,12 @@
         </w:pBdr>
         <w:spacing w:after="0" w:line="240" w:lineRule="auto"/>
         <w:rPr>
-          <w:ins w:id="50" w:author="Author" w:date="2026-05-07T13:24:00Z"/>
+          <w:ins w:id="52" w:author="Author" w:date="2026-05-07T13:24:00Z"/>
           <w:i/>
           <w:color w:val="000000"/>
         </w:rPr>
       </w:pPr>
-      <w:ins w:id="51" w:author="Author" w:date="2026-05-07T13:24:00Z">
+      <w:ins w:id="53" w:author="Author" w:date="2026-05-07T13:24:00Z">
         <w:r>
           <w:rPr>
             <w:noProof/>
@@ -6768,7 +6746,7 @@
         </w:rPr>
         <w:t>Figure 1. The error of detection of epistatic interactions</w:t>
       </w:r>
-      <w:del w:id="52" w:author="Author" w:date="2026-05-07T13:24:00Z">
+      <w:del w:id="54" w:author="Author" w:date="2026-05-07T13:24:00Z">
         <w:r>
           <w:rPr>
             <w:rFonts w:ascii="Times New Roman" w:eastAsia="Times New Roman" w:hAnsi="Times New Roman" w:cs="Times New Roman"/>
@@ -6780,7 +6758,7 @@
           <w:delText>.</w:delText>
         </w:r>
       </w:del>
-      <w:ins w:id="53" w:author="Author" w:date="2026-05-07T13:24:00Z">
+      <w:ins w:id="55" w:author="Author" w:date="2026-05-07T13:24:00Z">
         <w:r>
           <w:rPr>
             <w:rFonts w:ascii="Times New Roman" w:eastAsia="Times New Roman" w:hAnsi="Times New Roman" w:cs="Times New Roman"/>
@@ -6811,7 +6789,7 @@
         </w:rPr>
         <w:t xml:space="preserve"> The length of the sequence is plotted on the X–axis, and the number of runs is plotted on the Y-axis of each panel. The values inside the squares defined by color map on the right correspond to the sum of the false positive and false negative interactions divided by the number of true interactions. Detection is carried out using the universal footprint of epistasis (UFE) </w:t>
       </w:r>
-      <w:del w:id="54" w:author="Author" w:date="2026-05-07T13:24:00Z">
+      <w:del w:id="56" w:author="Author" w:date="2026-05-07T13:24:00Z">
         <w:r>
           <w:rPr>
             <w:rFonts w:ascii="Times New Roman" w:eastAsia="Times New Roman" w:hAnsi="Times New Roman" w:cs="Times New Roman"/>
@@ -6857,7 +6835,7 @@
           <w:delText>).</w:delText>
         </w:r>
       </w:del>
-      <w:ins w:id="55" w:author="Author" w:date="2026-05-07T13:24:00Z">
+      <w:ins w:id="57" w:author="Author" w:date="2026-05-07T13:24:00Z">
         <w:r>
           <w:rPr>
             <w:rFonts w:ascii="Times New Roman" w:hAnsi="Times New Roman" w:cs="Times New Roman"/>
@@ -7109,7 +7087,7 @@
         </w:rPr>
         <w:t xml:space="preserve">. </w:t>
       </w:r>
-      <w:del w:id="56" w:author="Author" w:date="2026-05-07T13:24:00Z">
+      <w:del w:id="58" w:author="Author" w:date="2026-05-07T13:24:00Z">
         <w:r>
           <w:rPr>
             <w:rFonts w:ascii="Times New Roman" w:eastAsia="Times New Roman" w:hAnsi="Times New Roman" w:cs="Times New Roman"/>
@@ -7122,7 +7100,7 @@
       </w:del>
       <m:oMath>
         <m:r>
-          <w:del w:id="57" w:author="Author" w:date="2026-05-07T13:24:00Z">
+          <w:del w:id="59" w:author="Author" w:date="2026-05-07T13:24:00Z">
             <w:rPr>
               <w:rFonts w:ascii="Cambria Math" w:eastAsia="Cambria Math" w:hAnsi="Cambria Math" w:cs="Cambria Math"/>
               <w:color w:val="000000"/>
@@ -7133,7 +7111,7 @@
           </w:del>
         </m:r>
       </m:oMath>
-      <w:del w:id="58" w:author="Author" w:date="2026-05-07T13:24:00Z">
+      <w:del w:id="60" w:author="Author" w:date="2026-05-07T13:24:00Z">
         <w:r>
           <w:rPr>
             <w:rFonts w:ascii="Times New Roman" w:eastAsia="Times New Roman" w:hAnsi="Times New Roman" w:cs="Times New Roman"/>
@@ -7161,7 +7139,7 @@
           <w:delText>.</w:delText>
         </w:r>
       </w:del>
-      <w:ins w:id="59" w:author="Author" w:date="2026-05-07T13:24:00Z">
+      <w:ins w:id="61" w:author="Author" w:date="2026-05-07T13:24:00Z">
         <w:r>
           <w:rPr>
             <w:rFonts w:ascii="Times New Roman" w:eastAsia="Times New Roman" w:hAnsi="Times New Roman" w:cs="Times New Roman"/>
@@ -7201,7 +7179,7 @@
       </w:ins>
       <m:oMath>
         <m:r>
-          <w:ins w:id="60" w:author="Author" w:date="2026-05-07T13:24:00Z">
+          <w:ins w:id="62" w:author="Author" w:date="2026-05-07T13:24:00Z">
             <w:rPr>
               <w:rFonts w:ascii="Cambria Math" w:eastAsia="Cambria Math" w:hAnsi="Cambria Math" w:cs="Cambria Math"/>
               <w:color w:val="000000"/>
@@ -7212,7 +7190,7 @@
           </w:ins>
         </m:r>
       </m:oMath>
-      <w:ins w:id="61" w:author="Author" w:date="2026-05-07T13:24:00Z">
+      <w:ins w:id="63" w:author="Author" w:date="2026-05-07T13:24:00Z">
         <w:r>
           <w:rPr>
             <w:rFonts w:ascii="Times New Roman" w:eastAsia="Times New Roman" w:hAnsi="Times New Roman" w:cs="Times New Roman"/>
@@ -7482,7 +7460,7 @@
         <w:lastRenderedPageBreak/>
         <w:t xml:space="preserve">the accuracy of detection by compensating linkage effects eclipsing epistasis, very frequent recombination counteracts associations of alleles caused by epistasis and so impairs detection (Fig. 1). </w:t>
       </w:r>
-      <w:del w:id="62" w:author="Author" w:date="2026-05-07T13:24:00Z">
+      <w:del w:id="64" w:author="Author" w:date="2026-05-07T13:24:00Z">
         <w:r>
           <w:rPr>
             <w:rFonts w:ascii="Times New Roman" w:eastAsia="Times New Roman" w:hAnsi="Times New Roman" w:cs="Times New Roman"/>
@@ -7509,7 +7487,7 @@
           <w:delText>Figs.</w:delText>
         </w:r>
       </w:del>
-      <w:ins w:id="63" w:author="Author" w:date="2026-05-07T13:24:00Z">
+      <w:ins w:id="65" w:author="Author" w:date="2026-05-07T13:24:00Z">
         <w:r>
           <w:rPr>
             <w:rFonts w:ascii="Times New Roman" w:eastAsia="Times New Roman" w:hAnsi="Times New Roman" w:cs="Times New Roman"/>
@@ -7637,13 +7615,13 @@
         <w:spacing w:after="0" w:line="360" w:lineRule="auto"/>
         <w:jc w:val="both"/>
         <w:rPr>
-          <w:ins w:id="64" w:author="Author" w:date="2026-05-07T13:24:00Z"/>
+          <w:ins w:id="66" w:author="Author" w:date="2026-05-07T13:24:00Z"/>
           <w:rFonts w:ascii="Times New Roman" w:eastAsia="Times New Roman" w:hAnsi="Times New Roman" w:cs="Times New Roman"/>
           <w:sz w:val="24"/>
           <w:szCs w:val="24"/>
         </w:rPr>
       </w:pPr>
-      <w:ins w:id="65" w:author="Author" w:date="2026-05-07T13:24:00Z">
+      <w:ins w:id="67" w:author="Author" w:date="2026-05-07T13:24:00Z">
         <w:r>
           <w:rPr>
             <w:rFonts w:ascii="Times New Roman" w:eastAsia="Times New Roman" w:hAnsi="Times New Roman" w:cs="Times New Roman"/>
@@ -7677,8 +7655,19 @@
             <w:sz w:val="24"/>
             <w:szCs w:val="24"/>
           </w:rPr>
-          <w:t xml:space="preserve"> 2:</w:t>
-        </w:r>
+          <w:t xml:space="preserve"> 2</w:t>
+        </w:r>
+      </w:ins>
+      <w:r>
+        <w:rPr>
+          <w:rFonts w:ascii="Times New Roman" w:eastAsia="Times New Roman" w:hAnsi="Times New Roman" w:cs="Times New Roman"/>
+          <w:b/>
+          <w:sz w:val="24"/>
+          <w:szCs w:val="24"/>
+        </w:rPr>
+        <w:t>.</w:t>
+      </w:r>
+      <w:ins w:id="68" w:author="Author" w:date="2026-05-07T13:24:00Z">
         <w:r>
           <w:rPr>
             <w:rFonts w:ascii="Times New Roman" w:eastAsia="Times New Roman" w:hAnsi="Times New Roman" w:cs="Times New Roman"/>
@@ -7688,6 +7677,17 @@
           </w:rPr>
           <w:t xml:space="preserve"> </w:t>
         </w:r>
+      </w:ins>
+      <w:r>
+        <w:rPr>
+          <w:rFonts w:ascii="Times New Roman" w:eastAsia="Times New Roman" w:hAnsi="Times New Roman" w:cs="Times New Roman"/>
+          <w:b/>
+          <w:sz w:val="24"/>
+          <w:szCs w:val="24"/>
+        </w:rPr>
+        <w:t>I</w:t>
+      </w:r>
+      <w:ins w:id="69" w:author="Author" w:date="2026-05-07T13:24:00Z">
         <w:r>
           <w:rPr>
             <w:rFonts w:ascii="Times New Roman" w:eastAsia="Times New Roman" w:hAnsi="Times New Roman" w:cs="Times New Roman"/>
@@ -7695,7 +7695,7 @@
             <w:sz w:val="24"/>
             <w:szCs w:val="24"/>
           </w:rPr>
-          <w:t>initial</w:t>
+          <w:t>nitial</w:t>
         </w:r>
         <w:r>
           <w:rPr>
@@ -7706,6 +7706,18 @@
           </w:rPr>
           <w:t>ly</w:t>
         </w:r>
+      </w:ins>
+      <w:r>
+        <w:rPr>
+          <w:rFonts w:ascii="Times New Roman" w:eastAsia="Times New Roman" w:hAnsi="Times New Roman" w:cs="Times New Roman"/>
+          <w:b/>
+          <w:sz w:val="24"/>
+          <w:szCs w:val="24"/>
+        </w:rPr>
+        <w:t>–</w:t>
+      </w:r>
+      <w:proofErr w:type="spellStart"/>
+      <w:ins w:id="70" w:author="Author" w:date="2026-05-07T13:24:00Z">
         <w:r>
           <w:rPr>
             <w:rFonts w:ascii="Times New Roman" w:eastAsia="Times New Roman" w:hAnsi="Times New Roman" w:cs="Times New Roman"/>
@@ -7713,9 +7725,9 @@
             <w:sz w:val="24"/>
             <w:szCs w:val="24"/>
           </w:rPr>
-          <w:t xml:space="preserve"> </w:t>
-        </w:r>
-        <w:proofErr w:type="spellStart"/>
+          <w:t>monomorphous</w:t>
+        </w:r>
+        <w:proofErr w:type="spellEnd"/>
         <w:r>
           <w:rPr>
             <w:rFonts w:ascii="Times New Roman" w:eastAsia="Times New Roman" w:hAnsi="Times New Roman" w:cs="Times New Roman"/>
@@ -7723,9 +7735,8 @@
             <w:sz w:val="24"/>
             <w:szCs w:val="24"/>
           </w:rPr>
-          <w:t>monomorphous</w:t>
-        </w:r>
-        <w:proofErr w:type="spellEnd"/>
+          <w:t xml:space="preserve"> population</w:t>
+        </w:r>
         <w:r>
           <w:rPr>
             <w:rFonts w:ascii="Times New Roman" w:eastAsia="Times New Roman" w:hAnsi="Times New Roman" w:cs="Times New Roman"/>
@@ -7733,8 +7744,19 @@
             <w:sz w:val="24"/>
             <w:szCs w:val="24"/>
           </w:rPr>
-          <w:t xml:space="preserve"> population</w:t>
-        </w:r>
+          <w:t xml:space="preserve"> with </w:t>
+        </w:r>
+      </w:ins>
+      <w:r>
+        <w:rPr>
+          <w:rFonts w:ascii="Times New Roman" w:eastAsia="Times New Roman" w:hAnsi="Times New Roman" w:cs="Times New Roman"/>
+          <w:b/>
+          <w:sz w:val="24"/>
+          <w:szCs w:val="24"/>
+        </w:rPr>
+        <w:t xml:space="preserve">a </w:t>
+      </w:r>
+      <w:ins w:id="71" w:author="Author" w:date="2026-05-07T13:24:00Z">
         <w:r>
           <w:rPr>
             <w:rFonts w:ascii="Times New Roman" w:eastAsia="Times New Roman" w:hAnsi="Times New Roman" w:cs="Times New Roman"/>
@@ -7742,7 +7764,7 @@
             <w:sz w:val="24"/>
             <w:szCs w:val="24"/>
           </w:rPr>
-          <w:t xml:space="preserve"> with fitness valley</w:t>
+          <w:t>fitness valley</w:t>
         </w:r>
         <w:r>
           <w:rPr>
@@ -7886,7 +7908,7 @@
         <m:sSub>
           <m:sSubPr>
             <m:ctrlPr>
-              <w:ins w:id="66" w:author="Author" w:date="2026-05-07T13:24:00Z">
+              <w:ins w:id="72" w:author="Author" w:date="2026-05-07T13:24:00Z">
                 <w:rPr>
                   <w:rFonts w:ascii="Cambria Math" w:eastAsia="Times New Roman" w:hAnsi="Cambria Math" w:cs="Times New Roman"/>
                   <w:i/>
@@ -7898,7 +7920,7 @@
           </m:sSubPr>
           <m:e>
             <m:r>
-              <w:ins w:id="67" w:author="Author" w:date="2026-05-07T13:24:00Z">
+              <w:ins w:id="73" w:author="Author" w:date="2026-05-07T13:24:00Z">
                 <w:rPr>
                   <w:rFonts w:ascii="Cambria Math" w:eastAsia="Times New Roman" w:hAnsi="Cambria Math" w:cs="Times New Roman"/>
                   <w:sz w:val="24"/>
@@ -7910,7 +7932,7 @@
           </m:e>
           <m:sub>
             <m:r>
-              <w:ins w:id="68" w:author="Author" w:date="2026-05-07T13:24:00Z">
+              <w:ins w:id="74" w:author="Author" w:date="2026-05-07T13:24:00Z">
                 <w:rPr>
                   <w:rFonts w:ascii="Cambria Math" w:eastAsia="Times New Roman" w:hAnsi="Cambria Math" w:cs="Times New Roman"/>
                   <w:sz w:val="24"/>
@@ -7922,7 +7944,7 @@
           </m:sub>
         </m:sSub>
         <m:r>
-          <w:ins w:id="69" w:author="Author" w:date="2026-05-07T13:24:00Z">
+          <w:ins w:id="75" w:author="Author" w:date="2026-05-07T13:24:00Z">
             <w:rPr>
               <w:rFonts w:ascii="Cambria Math" w:eastAsia="Times New Roman" w:hAnsi="Cambria Math" w:cs="Times New Roman"/>
               <w:sz w:val="24"/>
@@ -7932,7 +7954,7 @@
           </w:ins>
         </m:r>
       </m:oMath>
-      <w:ins w:id="70" w:author="Author" w:date="2026-05-07T13:24:00Z">
+      <w:ins w:id="76" w:author="Author" w:date="2026-05-07T13:24:00Z">
         <w:r>
           <w:rPr>
             <w:rFonts w:ascii="Times New Roman" w:eastAsia="Times New Roman" w:hAnsi="Times New Roman" w:cs="Times New Roman"/>
@@ -8086,14 +8108,14 @@
         <w:spacing w:after="0" w:line="360" w:lineRule="auto"/>
         <w:jc w:val="center"/>
         <w:rPr>
-          <w:ins w:id="71" w:author="Author" w:date="2026-05-07T13:24:00Z"/>
+          <w:ins w:id="77" w:author="Author" w:date="2026-05-07T13:24:00Z"/>
           <w:rFonts w:ascii="Times New Roman" w:eastAsia="Times New Roman" w:hAnsi="Times New Roman" w:cs="Times New Roman"/>
           <w:noProof/>
           <w:sz w:val="24"/>
           <w:szCs w:val="24"/>
         </w:rPr>
       </w:pPr>
-      <w:ins w:id="72" w:author="Author" w:date="2026-05-07T13:24:00Z">
+      <w:ins w:id="78" w:author="Author" w:date="2026-05-07T13:24:00Z">
         <w:r>
           <w:rPr>
             <w:rFonts w:ascii="Times New Roman" w:eastAsia="Times New Roman" w:hAnsi="Times New Roman" w:cs="Times New Roman"/>
@@ -8156,13 +8178,13 @@
         <w:spacing w:after="0" w:line="240" w:lineRule="auto"/>
         <w:jc w:val="both"/>
         <w:rPr>
-          <w:ins w:id="73" w:author="Author" w:date="2026-05-07T13:24:00Z"/>
+          <w:ins w:id="79" w:author="Author" w:date="2026-05-07T13:24:00Z"/>
           <w:rFonts w:ascii="Times New Roman" w:eastAsia="Times New Roman" w:hAnsi="Times New Roman" w:cs="Times New Roman"/>
           <w:sz w:val="20"/>
           <w:szCs w:val="20"/>
         </w:rPr>
       </w:pPr>
-      <w:ins w:id="74" w:author="Author" w:date="2026-05-07T13:24:00Z">
+      <w:ins w:id="80" w:author="Author" w:date="2026-05-07T13:24:00Z">
         <w:r>
           <w:rPr>
             <w:rFonts w:ascii="Times New Roman" w:eastAsia="Times New Roman" w:hAnsi="Times New Roman" w:cs="Times New Roman"/>
@@ -8242,7 +8264,7 @@
         <m:sSub>
           <m:sSubPr>
             <m:ctrlPr>
-              <w:ins w:id="75" w:author="Author" w:date="2026-05-07T13:24:00Z">
+              <w:ins w:id="81" w:author="Author" w:date="2026-05-07T13:24:00Z">
                 <w:rPr>
                   <w:rFonts w:ascii="Cambria Math" w:eastAsia="Cambria Math" w:hAnsi="Cambria Math" w:cs="Cambria Math"/>
                   <w:color w:val="000000"/>
@@ -8254,7 +8276,7 @@
           </m:sSubPr>
           <m:e>
             <m:r>
-              <w:ins w:id="76" w:author="Author" w:date="2026-05-07T13:24:00Z">
+              <w:ins w:id="82" w:author="Author" w:date="2026-05-07T13:24:00Z">
                 <w:rPr>
                   <w:rFonts w:ascii="Cambria Math" w:eastAsia="Cambria Math" w:hAnsi="Cambria Math" w:cs="Cambria Math"/>
                   <w:color w:val="000000"/>
@@ -8267,7 +8289,7 @@
           </m:e>
           <m:sub>
             <m:r>
-              <w:ins w:id="77" w:author="Author" w:date="2026-05-07T13:24:00Z">
+              <w:ins w:id="83" w:author="Author" w:date="2026-05-07T13:24:00Z">
                 <w:rPr>
                   <w:rFonts w:ascii="Cambria Math" w:eastAsia="Cambria Math" w:hAnsi="Cambria Math" w:cs="Cambria Math"/>
                   <w:color w:val="000000"/>
@@ -8280,7 +8302,7 @@
           </m:sub>
         </m:sSub>
         <m:r>
-          <w:ins w:id="78" w:author="Author" w:date="2026-05-07T13:24:00Z">
+          <w:ins w:id="84" w:author="Author" w:date="2026-05-07T13:24:00Z">
             <w:rPr>
               <w:rFonts w:ascii="Cambria Math" w:eastAsia="Cambria Math" w:hAnsi="Cambria Math" w:cs="Cambria Math"/>
               <w:color w:val="000000"/>
@@ -8291,7 +8313,7 @@
           </w:ins>
         </m:r>
       </m:oMath>
-      <w:ins w:id="79" w:author="Author" w:date="2026-05-07T13:24:00Z">
+      <w:ins w:id="85" w:author="Author" w:date="2026-05-07T13:24:00Z">
         <w:r>
           <w:rPr>
             <w:rFonts w:ascii="Times New Roman" w:eastAsia="Times New Roman" w:hAnsi="Times New Roman" w:cs="Times New Roman"/>
@@ -8304,7 +8326,7 @@
       </w:ins>
       <m:oMath>
         <m:r>
-          <w:ins w:id="80" w:author="Author" w:date="2026-05-07T13:24:00Z">
+          <w:ins w:id="86" w:author="Author" w:date="2026-05-07T13:24:00Z">
             <w:rPr>
               <w:rFonts w:ascii="Cambria Math" w:eastAsia="Cambria Math" w:hAnsi="Cambria Math" w:cs="Cambria Math"/>
               <w:color w:val="000000"/>
@@ -8315,7 +8337,7 @@
           </w:ins>
         </m:r>
       </m:oMath>
-      <w:ins w:id="81" w:author="Author" w:date="2026-05-07T13:24:00Z">
+      <w:ins w:id="87" w:author="Author" w:date="2026-05-07T13:24:00Z">
         <w:r>
           <w:rPr>
             <w:rFonts w:ascii="Times New Roman" w:eastAsia="Times New Roman" w:hAnsi="Times New Roman" w:cs="Times New Roman"/>
@@ -8328,7 +8350,7 @@
       </w:ins>
       <m:oMath>
         <m:r>
-          <w:ins w:id="82" w:author="Author" w:date="2026-05-07T13:24:00Z">
+          <w:ins w:id="88" w:author="Author" w:date="2026-05-07T13:24:00Z">
             <w:rPr>
               <w:rFonts w:ascii="Cambria Math" w:eastAsia="Cambria Math" w:hAnsi="Cambria Math" w:cs="Cambria Math"/>
               <w:color w:val="000000"/>
@@ -8339,7 +8361,7 @@
           </w:ins>
         </m:r>
       </m:oMath>
-      <w:ins w:id="83" w:author="Author" w:date="2026-05-07T13:24:00Z">
+      <w:ins w:id="89" w:author="Author" w:date="2026-05-07T13:24:00Z">
         <w:r>
           <w:rPr>
             <w:rFonts w:ascii="Times New Roman" w:eastAsia="Times New Roman" w:hAnsi="Times New Roman" w:cs="Times New Roman"/>
@@ -8406,7 +8428,7 @@
       </w:ins>
       <m:oMath>
         <m:r>
-          <w:ins w:id="84" w:author="Author" w:date="2026-05-07T13:24:00Z">
+          <w:ins w:id="90" w:author="Author" w:date="2026-05-07T13:24:00Z">
             <w:rPr>
               <w:rFonts w:ascii="Cambria Math" w:eastAsia="Cambria Math" w:hAnsi="Cambria Math" w:cs="Cambria Math"/>
               <w:color w:val="000000"/>
@@ -8417,7 +8439,7 @@
           </w:ins>
         </m:r>
       </m:oMath>
-      <w:ins w:id="85" w:author="Author" w:date="2026-05-07T13:24:00Z">
+      <w:ins w:id="91" w:author="Author" w:date="2026-05-07T13:24:00Z">
         <w:r>
           <w:rPr>
             <w:rFonts w:ascii="Times New Roman" w:eastAsia="Times New Roman" w:hAnsi="Times New Roman" w:cs="Times New Roman"/>
@@ -8622,7 +8644,7 @@
         <w:spacing w:after="0" w:line="360" w:lineRule="auto"/>
         <w:jc w:val="both"/>
         <w:rPr>
-          <w:ins w:id="86" w:author="Author" w:date="2026-05-07T13:24:00Z"/>
+          <w:ins w:id="92" w:author="Author" w:date="2026-05-07T13:24:00Z"/>
           <w:rFonts w:ascii="Times New Roman" w:eastAsia="Times New Roman" w:hAnsi="Times New Roman" w:cs="Times New Roman"/>
           <w:sz w:val="20"/>
           <w:szCs w:val="20"/>
@@ -8634,14 +8656,14 @@
         <w:spacing w:after="0" w:line="360" w:lineRule="auto"/>
         <w:jc w:val="both"/>
         <w:rPr>
-          <w:ins w:id="87" w:author="Author" w:date="2026-05-07T13:24:00Z"/>
+          <w:ins w:id="93" w:author="Author" w:date="2026-05-07T13:24:00Z"/>
           <w:rFonts w:ascii="Times New Roman" w:hAnsi="Times New Roman" w:cs="Times New Roman"/>
           <w:sz w:val="24"/>
           <w:szCs w:val="24"/>
           <w:lang w:val="en-US"/>
         </w:rPr>
       </w:pPr>
-      <w:ins w:id="88" w:author="Author" w:date="2026-05-07T13:24:00Z">
+      <w:ins w:id="94" w:author="Author" w:date="2026-05-07T13:24:00Z">
         <w:r>
           <w:rPr>
             <w:rFonts w:ascii="Times New Roman" w:hAnsi="Times New Roman" w:cs="Times New Roman"/>
@@ -8651,6 +8673,17 @@
           </w:rPr>
           <w:t xml:space="preserve">Initially, </w:t>
         </w:r>
+      </w:ins>
+      <w:r>
+        <w:rPr>
+          <w:rFonts w:ascii="Times New Roman" w:hAnsi="Times New Roman" w:cs="Times New Roman"/>
+          <w:sz w:val="24"/>
+          <w:szCs w:val="24"/>
+          <w:lang w:val="en-US"/>
+        </w:rPr>
+        <w:t xml:space="preserve">the </w:t>
+      </w:r>
+      <w:ins w:id="95" w:author="Author" w:date="2026-05-07T13:24:00Z">
         <w:r>
           <w:rPr>
             <w:rFonts w:ascii="Times New Roman" w:hAnsi="Times New Roman" w:cs="Times New Roman"/>
@@ -9401,14 +9434,14 @@
         <w:spacing w:after="0" w:line="360" w:lineRule="auto"/>
         <w:jc w:val="both"/>
         <w:rPr>
-          <w:ins w:id="89" w:author="Author" w:date="2026-05-07T13:24:00Z"/>
+          <w:ins w:id="96" w:author="Author" w:date="2026-05-07T13:24:00Z"/>
           <w:rFonts w:ascii="Times New Roman" w:eastAsia="Times New Roman" w:hAnsi="Times New Roman" w:cs="Times New Roman"/>
           <w:sz w:val="24"/>
           <w:szCs w:val="24"/>
           <w:lang w:val="ru-RU"/>
         </w:rPr>
       </w:pPr>
-      <w:ins w:id="90" w:author="Author" w:date="2026-05-07T13:24:00Z">
+      <w:ins w:id="97" w:author="Author" w:date="2026-05-07T13:24:00Z">
         <w:r>
           <w:rPr>
             <w:rFonts w:ascii="Times New Roman" w:eastAsia="Times New Roman" w:hAnsi="Times New Roman" w:cs="Times New Roman"/>
@@ -9471,13 +9504,13 @@
         <w:spacing w:after="0" w:line="240" w:lineRule="auto"/>
         <w:jc w:val="both"/>
         <w:rPr>
-          <w:ins w:id="91" w:author="Author" w:date="2026-05-07T13:24:00Z"/>
+          <w:ins w:id="98" w:author="Author" w:date="2026-05-07T13:24:00Z"/>
           <w:rFonts w:ascii="Times New Roman" w:eastAsia="Times New Roman" w:hAnsi="Times New Roman" w:cs="Times New Roman"/>
           <w:sz w:val="20"/>
           <w:szCs w:val="20"/>
         </w:rPr>
       </w:pPr>
-      <w:ins w:id="92" w:author="Author" w:date="2026-05-07T13:24:00Z">
+      <w:ins w:id="99" w:author="Author" w:date="2026-05-07T13:24:00Z">
         <w:r>
           <w:rPr>
             <w:rFonts w:ascii="Times New Roman" w:eastAsia="Times New Roman" w:hAnsi="Times New Roman" w:cs="Times New Roman"/>
@@ -9750,7 +9783,7 @@
       </w:ins>
       <m:oMath>
         <m:r>
-          <w:ins w:id="93" w:author="Author" w:date="2026-05-07T13:24:00Z">
+          <w:ins w:id="100" w:author="Author" w:date="2026-05-07T13:24:00Z">
             <w:rPr>
               <w:rFonts w:ascii="Cambria Math" w:eastAsia="Times New Roman" w:hAnsi="Cambria Math" w:cs="Times New Roman"/>
               <w:color w:val="000000"/>
@@ -9761,7 +9794,7 @@
           </w:ins>
         </m:r>
       </m:oMath>
-      <w:ins w:id="94" w:author="Author" w:date="2026-05-07T13:24:00Z">
+      <w:ins w:id="101" w:author="Author" w:date="2026-05-07T13:24:00Z">
         <w:r>
           <w:rPr>
             <w:rFonts w:ascii="Times New Roman" w:eastAsia="Times New Roman" w:hAnsi="Times New Roman" w:cs="Times New Roman"/>
@@ -9796,7 +9829,7 @@
         <w:spacing w:after="0" w:line="360" w:lineRule="auto"/>
         <w:jc w:val="both"/>
         <w:rPr>
-          <w:ins w:id="95" w:author="Author" w:date="2026-05-07T13:24:00Z"/>
+          <w:ins w:id="102" w:author="Author" w:date="2026-05-07T13:24:00Z"/>
           <w:rFonts w:ascii="Times New Roman" w:eastAsia="Times New Roman" w:hAnsi="Times New Roman" w:cs="Times New Roman"/>
           <w:sz w:val="20"/>
           <w:szCs w:val="20"/>
@@ -9809,13 +9842,13 @@
         <w:ind w:firstLine="720"/>
         <w:jc w:val="both"/>
         <w:rPr>
-          <w:ins w:id="96" w:author="Author" w:date="2026-05-07T13:24:00Z"/>
+          <w:ins w:id="103" w:author="Author" w:date="2026-05-07T13:24:00Z"/>
           <w:rFonts w:ascii="Times New Roman" w:eastAsia="Times New Roman" w:hAnsi="Times New Roman" w:cs="Times New Roman"/>
           <w:sz w:val="24"/>
           <w:szCs w:val="24"/>
         </w:rPr>
       </w:pPr>
-      <w:ins w:id="97" w:author="Author" w:date="2026-05-07T13:24:00Z">
+      <w:ins w:id="104" w:author="Author" w:date="2026-05-07T13:24:00Z">
         <w:r>
           <w:rPr>
             <w:rFonts w:ascii="Times New Roman" w:eastAsia="Times New Roman" w:hAnsi="Times New Roman" w:cs="Times New Roman"/>
@@ -10074,13 +10107,13 @@
         <w:ind w:firstLine="720"/>
         <w:jc w:val="both"/>
         <w:rPr>
-          <w:ins w:id="98" w:author="Author" w:date="2026-05-07T13:24:00Z"/>
+          <w:ins w:id="105" w:author="Author" w:date="2026-05-07T13:24:00Z"/>
           <w:rFonts w:ascii="Times New Roman" w:eastAsia="Times New Roman" w:hAnsi="Times New Roman" w:cs="Times New Roman"/>
           <w:sz w:val="24"/>
           <w:szCs w:val="24"/>
         </w:rPr>
       </w:pPr>
-      <w:ins w:id="99" w:author="Author" w:date="2026-05-07T13:24:00Z">
+      <w:ins w:id="106" w:author="Author" w:date="2026-05-07T13:24:00Z">
         <w:r>
           <w:rPr>
             <w:rFonts w:ascii="Times New Roman" w:eastAsia="Times New Roman" w:hAnsi="Times New Roman" w:cs="Times New Roman"/>
@@ -10257,13 +10290,13 @@
         <w:ind w:firstLine="720"/>
         <w:jc w:val="both"/>
         <w:rPr>
-          <w:ins w:id="100" w:author="Author" w:date="2026-05-07T13:24:00Z"/>
+          <w:ins w:id="107" w:author="Author" w:date="2026-05-07T13:24:00Z"/>
           <w:rFonts w:ascii="Times New Roman" w:eastAsia="Times New Roman" w:hAnsi="Times New Roman" w:cs="Times New Roman"/>
           <w:sz w:val="24"/>
           <w:szCs w:val="24"/>
         </w:rPr>
       </w:pPr>
-      <w:ins w:id="101" w:author="Author" w:date="2026-05-07T13:24:00Z">
+      <w:ins w:id="108" w:author="Author" w:date="2026-05-07T13:24:00Z">
         <w:r>
           <w:rPr>
             <w:rFonts w:ascii="Times New Roman" w:eastAsia="Times New Roman" w:hAnsi="Times New Roman" w:cs="Times New Roman"/>
@@ -10508,13 +10541,13 @@
         <w:spacing w:after="0" w:line="360" w:lineRule="auto"/>
         <w:jc w:val="both"/>
         <w:rPr>
-          <w:ins w:id="102" w:author="Author" w:date="2026-05-07T13:24:00Z"/>
+          <w:ins w:id="109" w:author="Author" w:date="2026-05-07T13:24:00Z"/>
           <w:rFonts w:ascii="Times New Roman" w:eastAsia="Times New Roman" w:hAnsi="Times New Roman" w:cs="Times New Roman"/>
           <w:sz w:val="24"/>
           <w:szCs w:val="24"/>
         </w:rPr>
       </w:pPr>
-      <w:ins w:id="103" w:author="Author" w:date="2026-05-07T13:24:00Z">
+      <w:ins w:id="110" w:author="Author" w:date="2026-05-07T13:24:00Z">
         <w:r>
           <w:rPr>
             <w:rFonts w:ascii="Times New Roman" w:eastAsia="Times New Roman" w:hAnsi="Times New Roman" w:cs="Times New Roman"/>
@@ -10577,13 +10610,13 @@
         <w:spacing w:after="0" w:line="240" w:lineRule="auto"/>
         <w:jc w:val="both"/>
         <w:rPr>
-          <w:ins w:id="104" w:author="Author" w:date="2026-05-07T13:24:00Z"/>
+          <w:ins w:id="111" w:author="Author" w:date="2026-05-07T13:24:00Z"/>
           <w:rFonts w:ascii="Times New Roman" w:eastAsia="Times New Roman" w:hAnsi="Times New Roman" w:cs="Times New Roman"/>
           <w:sz w:val="20"/>
           <w:szCs w:val="20"/>
         </w:rPr>
       </w:pPr>
-      <w:ins w:id="105" w:author="Author" w:date="2026-05-07T13:24:00Z">
+      <w:ins w:id="112" w:author="Author" w:date="2026-05-07T13:24:00Z">
         <w:r>
           <w:rPr>
             <w:rFonts w:ascii="Times New Roman" w:eastAsia="Times New Roman" w:hAnsi="Times New Roman" w:cs="Times New Roman"/>
@@ -11069,7 +11102,7 @@
         <w:spacing w:after="0" w:line="360" w:lineRule="auto"/>
         <w:jc w:val="both"/>
         <w:rPr>
-          <w:ins w:id="106" w:author="Author" w:date="2026-05-07T13:24:00Z"/>
+          <w:ins w:id="113" w:author="Author" w:date="2026-05-07T13:24:00Z"/>
           <w:rFonts w:ascii="Times New Roman" w:eastAsia="Times New Roman" w:hAnsi="Times New Roman" w:cs="Times New Roman"/>
           <w:sz w:val="20"/>
           <w:szCs w:val="20"/>
@@ -11100,7 +11133,7 @@
         </w:rPr>
         <w:t xml:space="preserve"> </w:t>
       </w:r>
-      <w:ins w:id="107" w:author="Author" w:date="2026-05-07T13:24:00Z">
+      <w:ins w:id="114" w:author="Author" w:date="2026-05-07T13:24:00Z">
         <w:r>
           <w:rPr>
             <w:rFonts w:ascii="Times New Roman" w:eastAsia="Times New Roman" w:hAnsi="Times New Roman" w:cs="Times New Roman"/>
@@ -11137,7 +11170,7 @@
         </w:rPr>
         <w:t xml:space="preserve">After testing the method on simulated sequences, we applied it to sequence data on SARS-CoV-2 for </w:t>
       </w:r>
-      <w:del w:id="108" w:author="Author" w:date="2026-05-07T13:24:00Z">
+      <w:del w:id="115" w:author="Author" w:date="2026-05-07T13:24:00Z">
         <w:r>
           <w:rPr>
             <w:rFonts w:ascii="Times New Roman" w:eastAsia="Times New Roman" w:hAnsi="Times New Roman" w:cs="Times New Roman"/>
@@ -11147,7 +11180,7 @@
           <w:delText>three</w:delText>
         </w:r>
       </w:del>
-      <w:ins w:id="109" w:author="Author" w:date="2026-05-07T13:24:00Z">
+      <w:ins w:id="116" w:author="Author" w:date="2026-05-07T13:24:00Z">
         <w:r>
           <w:rPr>
             <w:rFonts w:ascii="Times New Roman" w:eastAsia="Times New Roman" w:hAnsi="Times New Roman" w:cs="Times New Roman"/>
@@ -11180,14 +11213,14 @@
         <w:ind w:firstLine="709"/>
         <w:jc w:val="center"/>
         <w:rPr>
-          <w:ins w:id="110" w:author="Author" w:date="2026-05-07T13:24:00Z"/>
+          <w:ins w:id="117" w:author="Author" w:date="2026-05-07T13:24:00Z"/>
           <w:rFonts w:ascii="Times New Roman" w:eastAsia="Times New Roman" w:hAnsi="Times New Roman" w:cs="Times New Roman"/>
           <w:b/>
           <w:sz w:val="24"/>
           <w:szCs w:val="24"/>
         </w:rPr>
       </w:pPr>
-      <w:ins w:id="111" w:author="Author" w:date="2026-05-07T13:24:00Z">
+      <w:ins w:id="118" w:author="Author" w:date="2026-05-07T13:24:00Z">
         <w:r>
           <w:rPr>
             <w:rFonts w:ascii="Times New Roman" w:eastAsia="Times New Roman" w:hAnsi="Times New Roman" w:cs="Times New Roman"/>
@@ -11258,7 +11291,7 @@
         </w:rPr>
         <w:t xml:space="preserve">Figure </w:t>
       </w:r>
-      <w:del w:id="112" w:author="Author" w:date="2026-05-07T13:24:00Z">
+      <w:del w:id="119" w:author="Author" w:date="2026-05-07T13:24:00Z">
         <w:r>
           <w:rPr>
             <w:rFonts w:ascii="Times New Roman" w:eastAsia="Times New Roman" w:hAnsi="Times New Roman" w:cs="Times New Roman"/>
@@ -11269,7 +11302,7 @@
           <w:delText>2</w:delText>
         </w:r>
       </w:del>
-      <w:ins w:id="113" w:author="Author" w:date="2026-05-07T13:24:00Z">
+      <w:ins w:id="120" w:author="Author" w:date="2026-05-07T13:24:00Z">
         <w:r>
           <w:rPr>
             <w:rFonts w:ascii="Times New Roman" w:eastAsia="Times New Roman" w:hAnsi="Times New Roman" w:cs="Times New Roman"/>
@@ -11297,7 +11330,7 @@
         </w:rPr>
         <w:t xml:space="preserve"> Y–axis: number of sequences with </w:t>
       </w:r>
-      <w:del w:id="114" w:author="Author" w:date="2026-05-07T13:24:00Z">
+      <w:del w:id="121" w:author="Author" w:date="2026-05-07T13:24:00Z">
         <w:r>
           <w:rPr>
             <w:rFonts w:ascii="Times New Roman" w:eastAsia="Times New Roman" w:hAnsi="Times New Roman" w:cs="Times New Roman"/>
@@ -11307,7 +11340,7 @@
           <w:delText>a given</w:delText>
         </w:r>
       </w:del>
-      <w:ins w:id="115" w:author="Author" w:date="2026-05-07T13:24:00Z">
+      <w:ins w:id="122" w:author="Author" w:date="2026-05-07T13:24:00Z">
         <w:r>
           <w:rPr>
             <w:rFonts w:ascii="Times New Roman" w:eastAsia="Times New Roman" w:hAnsi="Times New Roman" w:cs="Times New Roman"/>
@@ -11325,7 +11358,7 @@
         </w:rPr>
         <w:t xml:space="preserve"> number of differences </w:t>
       </w:r>
-      <w:del w:id="116" w:author="Author" w:date="2026-05-07T13:24:00Z">
+      <w:del w:id="123" w:author="Author" w:date="2026-05-07T13:24:00Z">
         <w:r>
           <w:rPr>
             <w:rFonts w:ascii="Times New Roman" w:eastAsia="Times New Roman" w:hAnsi="Times New Roman" w:cs="Times New Roman"/>
@@ -11335,7 +11368,7 @@
           <w:delText>(</w:delText>
         </w:r>
       </w:del>
-      <w:ins w:id="117" w:author="Author" w:date="2026-05-07T13:24:00Z">
+      <w:ins w:id="124" w:author="Author" w:date="2026-05-07T13:24:00Z">
         <w:r>
           <w:rPr>
             <w:rFonts w:ascii="Times New Roman" w:eastAsia="Times New Roman" w:hAnsi="Times New Roman" w:cs="Times New Roman"/>
@@ -11353,7 +11386,7 @@
         </w:rPr>
         <w:t>X–axis</w:t>
       </w:r>
-      <w:del w:id="118" w:author="Author" w:date="2026-05-07T13:24:00Z">
+      <w:del w:id="125" w:author="Author" w:date="2026-05-07T13:24:00Z">
         <w:r>
           <w:rPr>
             <w:rFonts w:ascii="Times New Roman" w:eastAsia="Times New Roman" w:hAnsi="Times New Roman" w:cs="Times New Roman"/>
@@ -11371,7 +11404,7 @@
         </w:rPr>
         <w:t xml:space="preserve"> from the consensus sequence</w:t>
       </w:r>
-      <w:del w:id="119" w:author="Author" w:date="2026-05-07T13:24:00Z">
+      <w:del w:id="126" w:author="Author" w:date="2026-05-07T13:24:00Z">
         <w:r>
           <w:rPr>
             <w:rFonts w:ascii="Times New Roman" w:eastAsia="Times New Roman" w:hAnsi="Times New Roman" w:cs="Times New Roman"/>
@@ -11381,7 +11414,7 @@
           <w:delText xml:space="preserve"> of the entire dataset. Red</w:delText>
         </w:r>
       </w:del>
-      <w:ins w:id="120" w:author="Author" w:date="2026-05-07T13:24:00Z">
+      <w:ins w:id="127" w:author="Author" w:date="2026-05-07T13:24:00Z">
         <w:r>
           <w:rPr>
             <w:rFonts w:ascii="Times New Roman" w:eastAsia="Times New Roman" w:hAnsi="Times New Roman" w:cs="Times New Roman"/>
@@ -11423,7 +11456,7 @@
         </w:rPr>
         <w:t xml:space="preserve"> lines at ​​​​20</w:t>
       </w:r>
-      <w:ins w:id="121" w:author="Author" w:date="2026-05-07T13:24:00Z">
+      <w:ins w:id="128" w:author="Author" w:date="2026-05-07T13:24:00Z">
         <w:r>
           <w:rPr>
             <w:rFonts w:ascii="Times New Roman" w:eastAsia="Times New Roman" w:hAnsi="Times New Roman" w:cs="Times New Roman"/>
@@ -11473,7 +11506,7 @@
         </w:rPr>
         <w:t xml:space="preserve"> and </w:t>
       </w:r>
-      <w:del w:id="122" w:author="Author" w:date="2026-05-07T13:24:00Z">
+      <w:del w:id="129" w:author="Author" w:date="2026-05-07T13:24:00Z">
         <w:r>
           <w:rPr>
             <w:rFonts w:ascii="Times New Roman" w:eastAsia="Times New Roman" w:hAnsi="Times New Roman" w:cs="Times New Roman"/>
@@ -11483,7 +11516,7 @@
           <w:delText>50</w:delText>
         </w:r>
       </w:del>
-      <w:ins w:id="123" w:author="Author" w:date="2026-05-07T13:24:00Z">
+      <w:ins w:id="130" w:author="Author" w:date="2026-05-07T13:24:00Z">
         <w:r>
           <w:rPr>
             <w:rFonts w:ascii="Times New Roman" w:eastAsia="Times New Roman" w:hAnsi="Times New Roman" w:cs="Times New Roman"/>
@@ -11501,7 +11534,7 @@
         </w:rPr>
         <w:t xml:space="preserve"> divide the three groups of sequences numbered by </w:t>
       </w:r>
-      <w:ins w:id="124" w:author="Author" w:date="2026-05-07T13:24:00Z">
+      <w:ins w:id="131" w:author="Author" w:date="2026-05-07T13:24:00Z">
         <w:r>
           <w:rPr>
             <w:rFonts w:ascii="Times New Roman" w:eastAsia="Times New Roman" w:hAnsi="Times New Roman" w:cs="Times New Roman"/>
@@ -11519,7 +11552,7 @@
         </w:rPr>
         <w:t xml:space="preserve">Roman numerals. </w:t>
       </w:r>
-      <w:del w:id="125" w:author="Author" w:date="2026-05-07T13:24:00Z">
+      <w:del w:id="132" w:author="Author" w:date="2026-05-07T13:24:00Z">
         <w:r>
           <w:rPr>
             <w:rFonts w:ascii="Times New Roman" w:eastAsia="Times New Roman" w:hAnsi="Times New Roman" w:cs="Times New Roman"/>
@@ -11587,7 +11620,7 @@
         </w:rPr>
         <w:t>Dataset 1 includes 6000 sequences from 6 regions</w:t>
       </w:r>
-      <w:ins w:id="126" w:author="Author" w:date="2026-05-07T13:24:00Z">
+      <w:ins w:id="133" w:author="Author" w:date="2026-05-07T13:24:00Z">
         <w:r>
           <w:rPr>
             <w:rFonts w:ascii="Times New Roman" w:eastAsia="Times New Roman" w:hAnsi="Times New Roman" w:cs="Times New Roman"/>
@@ -11625,7 +11658,7 @@
         </w:rPr>
         <w:t xml:space="preserve">: Africa, Asia, North America, Oceania, South America, for the period </w:t>
       </w:r>
-      <w:del w:id="127" w:author="Author" w:date="2026-05-07T13:24:00Z">
+      <w:del w:id="134" w:author="Author" w:date="2026-05-07T13:24:00Z">
         <w:r>
           <w:rPr>
             <w:rFonts w:ascii="Times New Roman" w:eastAsia="Times New Roman" w:hAnsi="Times New Roman" w:cs="Times New Roman"/>
@@ -11636,7 +11669,7 @@
           <w:delText>from</w:delText>
         </w:r>
       </w:del>
-      <w:ins w:id="128" w:author="Author" w:date="2026-05-07T13:24:00Z">
+      <w:ins w:id="135" w:author="Author" w:date="2026-05-07T13:24:00Z">
         <w:r>
           <w:rPr>
             <w:rFonts w:ascii="Times New Roman" w:eastAsia="Times New Roman" w:hAnsi="Times New Roman" w:cs="Times New Roman"/>
@@ -11680,7 +11713,7 @@
         </w:rPr>
         <w:t xml:space="preserve">When each sequence is compared to </w:t>
       </w:r>
-      <w:del w:id="129" w:author="Author" w:date="2026-05-07T13:24:00Z">
+      <w:del w:id="136" w:author="Author" w:date="2026-05-07T13:24:00Z">
         <w:r>
           <w:rPr>
             <w:rFonts w:ascii="Times New Roman" w:eastAsia="Times New Roman" w:hAnsi="Times New Roman" w:cs="Times New Roman"/>
@@ -11691,7 +11724,7 @@
           <w:delText>the common consensus sequence of the dataset</w:delText>
         </w:r>
       </w:del>
-      <w:ins w:id="130" w:author="Author" w:date="2026-05-07T13:24:00Z">
+      <w:ins w:id="137" w:author="Author" w:date="2026-05-07T13:24:00Z">
         <w:r>
           <w:rPr>
             <w:rFonts w:ascii="Times New Roman" w:eastAsia="Times New Roman" w:hAnsi="Times New Roman" w:cs="Times New Roman"/>
@@ -11711,7 +11744,7 @@
         </w:rPr>
         <w:t xml:space="preserve">, a mutation spectrum is obtained, where sequences segregate naturally into three groups, with gaps between them (Fig. </w:t>
       </w:r>
-      <w:del w:id="131" w:author="Author" w:date="2026-05-07T13:24:00Z">
+      <w:del w:id="138" w:author="Author" w:date="2026-05-07T13:24:00Z">
         <w:r>
           <w:rPr>
             <w:rFonts w:ascii="Times New Roman" w:eastAsia="Times New Roman" w:hAnsi="Times New Roman" w:cs="Times New Roman"/>
@@ -11722,7 +11755,7 @@
           <w:delText>2).  Random sets of different size were resampled 200 times from groups I and II in Fig. 2</w:delText>
         </w:r>
       </w:del>
-      <w:ins w:id="132" w:author="Author" w:date="2026-05-07T13:24:00Z">
+      <w:ins w:id="139" w:author="Author" w:date="2026-05-07T13:24:00Z">
         <w:r>
           <w:rPr>
             <w:rFonts w:ascii="Times New Roman" w:eastAsia="Times New Roman" w:hAnsi="Times New Roman" w:cs="Times New Roman"/>
@@ -11763,8 +11796,8 @@
           <w:szCs w:val="24"/>
         </w:rPr>
       </w:pPr>
-      <w:moveToRangeStart w:id="133" w:author="Author" w:date="2026-05-07T13:24:00Z" w:name="move229052664"/>
-      <w:moveTo w:id="134" w:author="Author" w:date="2026-05-07T13:24:00Z">
+      <w:moveToRangeStart w:id="140" w:author="Author" w:date="2026-05-07T13:24:00Z" w:name="move229052664"/>
+      <w:moveTo w:id="141" w:author="Author" w:date="2026-05-07T13:24:00Z">
         <w:r>
           <w:rPr>
             <w:rFonts w:ascii="Times New Roman" w:eastAsia="Times New Roman" w:hAnsi="Times New Roman" w:cs="Times New Roman"/>
@@ -11774,7 +11807,7 @@
           <w:t xml:space="preserve">Fig. </w:t>
         </w:r>
       </w:moveTo>
-      <w:moveToRangeEnd w:id="133"/>
+      <w:moveToRangeEnd w:id="140"/>
       <w:r>
         <w:rPr>
           <w:rFonts w:ascii="Times New Roman" w:eastAsia="Times New Roman" w:hAnsi="Times New Roman" w:cs="Times New Roman"/>
@@ -12124,7 +12157,7 @@
         <w:spacing w:after="0" w:line="240" w:lineRule="auto"/>
         <w:jc w:val="both"/>
         <w:rPr>
-          <w:ins w:id="135" w:author="Author" w:date="2026-05-07T13:24:00Z"/>
+          <w:ins w:id="142" w:author="Author" w:date="2026-05-07T13:24:00Z"/>
           <w:rFonts w:ascii="Times New Roman" w:eastAsia="Times New Roman" w:hAnsi="Times New Roman" w:cs="Times New Roman"/>
           <w:color w:val="000000"/>
           <w:sz w:val="20"/>
@@ -12140,7 +12173,7 @@
         </w:rPr>
         <w:t xml:space="preserve">Figure </w:t>
       </w:r>
-      <w:del w:id="136" w:author="Author" w:date="2026-05-07T13:24:00Z">
+      <w:del w:id="143" w:author="Author" w:date="2026-05-07T13:24:00Z">
         <w:r>
           <w:rPr>
             <w:rFonts w:ascii="Times New Roman" w:eastAsia="Times New Roman" w:hAnsi="Times New Roman" w:cs="Times New Roman"/>
@@ -12167,7 +12200,7 @@
           <w:delText>). Epistatic networks are shown for four choices of sampling sizes corresponding to points A to D in the central panel (Figs. 3A-D). We observe that stable results are obtained if the two groups are sampled equally (Fig. 3A, D, blue dotted line). In contrast, unequal sampling from the two groups of interest introduces a large error in predicted number of epistatic interactions (Fig. 3B and C). This observation emphasizes the importance of equal sampling. In the same way, epistatic network was obtained for sequence groups I and III (</w:delText>
         </w:r>
       </w:del>
-      <w:ins w:id="137" w:author="Author" w:date="2026-05-07T13:24:00Z">
+      <w:ins w:id="144" w:author="Author" w:date="2026-05-07T13:24:00Z">
         <w:r>
           <w:rPr>
             <w:rFonts w:ascii="Times New Roman" w:eastAsia="Times New Roman" w:hAnsi="Times New Roman" w:cs="Times New Roman"/>
@@ -12371,7 +12404,7 @@
         <w:spacing w:line="276" w:lineRule="auto"/>
         <w:jc w:val="both"/>
         <w:rPr>
-          <w:ins w:id="138" w:author="Author" w:date="2026-05-07T13:24:00Z"/>
+          <w:ins w:id="145" w:author="Author" w:date="2026-05-07T13:24:00Z"/>
           <w:rFonts w:ascii="Times New Roman" w:eastAsia="Times New Roman" w:hAnsi="Times New Roman" w:cs="Times New Roman"/>
           <w:color w:val="000000"/>
         </w:rPr>
@@ -12383,13 +12416,13 @@
         <w:ind w:firstLine="709"/>
         <w:jc w:val="both"/>
         <w:rPr>
-          <w:del w:id="139" w:author="Author" w:date="2026-05-07T13:24:00Z"/>
+          <w:del w:id="146" w:author="Author" w:date="2026-05-07T13:24:00Z"/>
           <w:rFonts w:ascii="Times New Roman" w:eastAsia="Times New Roman" w:hAnsi="Times New Roman" w:cs="Times New Roman"/>
           <w:sz w:val="24"/>
           <w:szCs w:val="24"/>
         </w:rPr>
       </w:pPr>
-      <w:ins w:id="140" w:author="Author" w:date="2026-05-07T13:24:00Z">
+      <w:ins w:id="147" w:author="Author" w:date="2026-05-07T13:24:00Z">
         <w:r>
           <w:rPr>
             <w:rFonts w:ascii="Times New Roman" w:eastAsia="Times New Roman" w:hAnsi="Times New Roman" w:cs="Times New Roman"/>
@@ -12431,8 +12464,8 @@
           <w:t>is</w:t>
         </w:r>
       </w:ins>
-      <w:moveFromRangeStart w:id="141" w:author="Author" w:date="2026-05-07T13:24:00Z" w:name="move229052664"/>
-      <w:moveFrom w:id="142" w:author="Author" w:date="2026-05-07T13:24:00Z">
+      <w:moveFromRangeStart w:id="148" w:author="Author" w:date="2026-05-07T13:24:00Z" w:name="move229052664"/>
+      <w:moveFrom w:id="149" w:author="Author" w:date="2026-05-07T13:24:00Z">
         <w:r>
           <w:rPr>
             <w:rFonts w:ascii="Times New Roman" w:eastAsia="Times New Roman" w:hAnsi="Times New Roman" w:cs="Times New Roman"/>
@@ -12442,8 +12475,8 @@
           <w:t xml:space="preserve">Fig. </w:t>
         </w:r>
       </w:moveFrom>
-      <w:moveFromRangeEnd w:id="141"/>
-      <w:del w:id="143" w:author="Author" w:date="2026-05-07T13:24:00Z">
+      <w:moveFromRangeEnd w:id="148"/>
+      <w:del w:id="150" w:author="Author" w:date="2026-05-07T13:24:00Z">
         <w:r>
           <w:rPr>
             <w:rFonts w:ascii="Times New Roman" w:eastAsia="Times New Roman" w:hAnsi="Times New Roman" w:cs="Times New Roman"/>
@@ -12467,7 +12500,7 @@
         <w:ind w:firstLine="708"/>
         <w:jc w:val="both"/>
         <w:rPr>
-          <w:del w:id="144" w:author="Author" w:date="2026-05-07T13:24:00Z"/>
+          <w:del w:id="151" w:author="Author" w:date="2026-05-07T13:24:00Z"/>
           <w:rFonts w:ascii="Times New Roman" w:eastAsia="Times New Roman" w:hAnsi="Times New Roman" w:cs="Times New Roman"/>
           <w:color w:val="000000"/>
         </w:rPr>
@@ -12485,12 +12518,12 @@
         <w:spacing w:after="0" w:line="360" w:lineRule="auto"/>
         <w:jc w:val="center"/>
         <w:rPr>
-          <w:del w:id="145" w:author="Author" w:date="2026-05-07T13:24:00Z"/>
+          <w:del w:id="152" w:author="Author" w:date="2026-05-07T13:24:00Z"/>
           <w:rFonts w:ascii="Times New Roman" w:eastAsia="Times New Roman" w:hAnsi="Times New Roman" w:cs="Times New Roman"/>
           <w:color w:val="000000"/>
         </w:rPr>
       </w:pPr>
-      <w:del w:id="146" w:author="Author" w:date="2026-05-07T13:24:00Z">
+      <w:del w:id="153" w:author="Author" w:date="2026-05-07T13:24:00Z">
         <w:r>
           <w:rPr>
             <w:rFonts w:ascii="Times New Roman" w:eastAsia="Times New Roman" w:hAnsi="Times New Roman" w:cs="Times New Roman"/>
@@ -12557,7 +12590,7 @@
         <w:spacing w:after="0" w:line="276" w:lineRule="auto"/>
         <w:jc w:val="both"/>
         <w:rPr>
-          <w:del w:id="147" w:author="Author" w:date="2026-05-07T13:24:00Z"/>
+          <w:del w:id="154" w:author="Author" w:date="2026-05-07T13:24:00Z"/>
           <w:rFonts w:ascii="Times New Roman" w:eastAsia="Times New Roman" w:hAnsi="Times New Roman" w:cs="Times New Roman"/>
           <w:color w:val="000000"/>
         </w:rPr>
@@ -12575,14 +12608,14 @@
         <w:spacing w:after="0" w:line="240" w:lineRule="auto"/>
         <w:jc w:val="both"/>
         <w:rPr>
-          <w:del w:id="148" w:author="Author" w:date="2026-05-07T13:24:00Z"/>
+          <w:del w:id="155" w:author="Author" w:date="2026-05-07T13:24:00Z"/>
           <w:rFonts w:ascii="Times New Roman" w:eastAsia="Times New Roman" w:hAnsi="Times New Roman" w:cs="Times New Roman"/>
           <w:color w:val="000000"/>
           <w:sz w:val="20"/>
           <w:szCs w:val="20"/>
         </w:rPr>
       </w:pPr>
-      <w:del w:id="149" w:author="Author" w:date="2026-05-07T13:24:00Z">
+      <w:del w:id="156" w:author="Author" w:date="2026-05-07T13:24:00Z">
         <w:r>
           <w:rPr>
             <w:rFonts w:ascii="Times New Roman" w:eastAsia="Times New Roman" w:hAnsi="Times New Roman" w:cs="Times New Roman"/>
@@ -12635,7 +12668,7 @@
         <w:spacing w:line="276" w:lineRule="auto"/>
         <w:jc w:val="both"/>
         <w:rPr>
-          <w:del w:id="150" w:author="Author" w:date="2026-05-07T13:24:00Z"/>
+          <w:del w:id="157" w:author="Author" w:date="2026-05-07T13:24:00Z"/>
           <w:rFonts w:ascii="Times New Roman" w:eastAsia="Times New Roman" w:hAnsi="Times New Roman" w:cs="Times New Roman"/>
           <w:color w:val="000000"/>
         </w:rPr>
@@ -12647,13 +12680,13 @@
         <w:ind w:firstLine="709"/>
         <w:jc w:val="both"/>
         <w:rPr>
-          <w:ins w:id="151" w:author="Author" w:date="2026-05-07T13:24:00Z"/>
+          <w:ins w:id="158" w:author="Author" w:date="2026-05-07T13:24:00Z"/>
           <w:rFonts w:ascii="Times New Roman" w:eastAsia="Times New Roman" w:hAnsi="Times New Roman" w:cs="Times New Roman"/>
           <w:sz w:val="24"/>
           <w:szCs w:val="24"/>
         </w:rPr>
       </w:pPr>
-      <w:del w:id="152" w:author="Author" w:date="2026-05-07T13:24:00Z">
+      <w:del w:id="159" w:author="Author" w:date="2026-05-07T13:24:00Z">
         <w:r>
           <w:rPr>
             <w:rFonts w:ascii="Times New Roman" w:eastAsia="Times New Roman" w:hAnsi="Times New Roman" w:cs="Times New Roman"/>
@@ -12671,7 +12704,7 @@
         </w:rPr>
         <w:t xml:space="preserve"> consistent with the presence of fitness valleys, although </w:t>
       </w:r>
-      <w:del w:id="153" w:author="Author" w:date="2026-05-07T13:24:00Z">
+      <w:del w:id="160" w:author="Author" w:date="2026-05-07T13:24:00Z">
         <w:r>
           <w:rPr>
             <w:rFonts w:ascii="Times New Roman" w:eastAsia="Times New Roman" w:hAnsi="Times New Roman" w:cs="Times New Roman"/>
@@ -12681,7 +12714,7 @@
           <w:delText>do</w:delText>
         </w:r>
       </w:del>
-      <w:ins w:id="154" w:author="Author" w:date="2026-05-07T13:24:00Z">
+      <w:ins w:id="161" w:author="Author" w:date="2026-05-07T13:24:00Z">
         <w:r>
           <w:rPr>
             <w:rFonts w:ascii="Times New Roman" w:eastAsia="Times New Roman" w:hAnsi="Times New Roman" w:cs="Times New Roman"/>
@@ -12707,7 +12740,7 @@
         </w:rPr>
         <w:t xml:space="preserve"> not </w:t>
       </w:r>
-      <w:del w:id="155" w:author="Author" w:date="2026-05-07T13:24:00Z">
+      <w:del w:id="162" w:author="Author" w:date="2026-05-07T13:24:00Z">
         <w:r>
           <w:rPr>
             <w:rFonts w:ascii="Times New Roman" w:eastAsia="Times New Roman" w:hAnsi="Times New Roman" w:cs="Times New Roman"/>
@@ -12717,7 +12750,7 @@
           <w:delText>demonstrate</w:delText>
         </w:r>
       </w:del>
-      <w:ins w:id="156" w:author="Author" w:date="2026-05-07T13:24:00Z">
+      <w:ins w:id="163" w:author="Author" w:date="2026-05-07T13:24:00Z">
         <w:r>
           <w:rPr>
             <w:rFonts w:ascii="Times New Roman" w:eastAsia="Times New Roman" w:hAnsi="Times New Roman" w:cs="Times New Roman"/>
@@ -12751,7 +12784,7 @@
         </w:rPr>
         <w:t xml:space="preserve"> directly</w:t>
       </w:r>
-      <w:ins w:id="157" w:author="Author" w:date="2026-05-07T13:24:00Z">
+      <w:ins w:id="164" w:author="Author" w:date="2026-05-07T13:24:00Z">
         <w:r>
           <w:rPr>
             <w:rFonts w:ascii="Times New Roman" w:eastAsia="Times New Roman" w:hAnsi="Times New Roman" w:cs="Times New Roman"/>
@@ -12777,7 +12810,7 @@
         </w:rPr>
         <w:t xml:space="preserve">due to the absence of weaker links not captured by the method. The method is </w:t>
       </w:r>
-      <w:ins w:id="158" w:author="Author" w:date="2026-05-07T13:24:00Z">
+      <w:ins w:id="165" w:author="Author" w:date="2026-05-07T13:24:00Z">
         <w:r>
           <w:rPr>
             <w:rFonts w:ascii="Times New Roman" w:eastAsia="Times New Roman" w:hAnsi="Times New Roman" w:cs="Times New Roman"/>
@@ -12795,7 +12828,7 @@
         </w:rPr>
         <w:t>conservative, and its accuracy at small epistatic magnitudes is low (</w:t>
       </w:r>
-      <w:del w:id="159" w:author="Author" w:date="2026-05-07T13:24:00Z">
+      <w:del w:id="166" w:author="Author" w:date="2026-05-07T13:24:00Z">
         <w:r>
           <w:rPr>
             <w:rFonts w:ascii="Times New Roman" w:eastAsia="Times New Roman" w:hAnsi="Times New Roman" w:cs="Times New Roman"/>
@@ -12805,7 +12838,7 @@
           <w:delText>Fig.</w:delText>
         </w:r>
       </w:del>
-      <w:ins w:id="160" w:author="Author" w:date="2026-05-07T13:24:00Z">
+      <w:ins w:id="167" w:author="Author" w:date="2026-05-07T13:24:00Z">
         <w:r>
           <w:rPr>
             <w:rFonts w:ascii="Times New Roman" w:eastAsia="Times New Roman" w:hAnsi="Times New Roman" w:cs="Times New Roman"/>
@@ -12831,7 +12864,7 @@
         </w:rPr>
         <w:t xml:space="preserve"> 1</w:t>
       </w:r>
-      <w:del w:id="161" w:author="Author" w:date="2026-05-07T13:24:00Z">
+      <w:del w:id="168" w:author="Author" w:date="2026-05-07T13:24:00Z">
         <w:r>
           <w:rPr>
             <w:rFonts w:ascii="Times New Roman" w:eastAsia="Times New Roman" w:hAnsi="Times New Roman" w:cs="Times New Roman"/>
@@ -12841,7 +12874,7 @@
           <w:delText>).</w:delText>
         </w:r>
       </w:del>
-      <w:ins w:id="162" w:author="Author" w:date="2026-05-07T13:24:00Z">
+      <w:ins w:id="169" w:author="Author" w:date="2026-05-07T13:24:00Z">
         <w:r>
           <w:rPr>
             <w:rFonts w:ascii="Times New Roman" w:eastAsia="Times New Roman" w:hAnsi="Times New Roman" w:cs="Times New Roman"/>
@@ -12891,7 +12924,7 @@
         </w:rPr>
         <w:t xml:space="preserve"> Hence the </w:t>
       </w:r>
-      <w:del w:id="163" w:author="Author" w:date="2026-05-07T13:24:00Z">
+      <w:del w:id="170" w:author="Author" w:date="2026-05-07T13:24:00Z">
         <w:r>
           <w:rPr>
             <w:rFonts w:ascii="Times New Roman" w:eastAsia="Times New Roman" w:hAnsi="Times New Roman" w:cs="Times New Roman"/>
@@ -12902,7 +12935,7 @@
         </w:r>
       </w:del>
       <w:proofErr w:type="spellStart"/>
-      <w:ins w:id="164" w:author="Author" w:date="2026-05-07T13:24:00Z">
+      <w:ins w:id="171" w:author="Author" w:date="2026-05-07T13:24:00Z">
         <w:r>
           <w:rPr>
             <w:rFonts w:ascii="Times New Roman" w:eastAsia="Times New Roman" w:hAnsi="Times New Roman" w:cs="Times New Roman"/>
@@ -12929,7 +12962,7 @@
         </w:rPr>
         <w:t xml:space="preserve">in Figs. </w:t>
       </w:r>
-      <w:del w:id="165" w:author="Author" w:date="2026-05-07T13:24:00Z">
+      <w:del w:id="172" w:author="Author" w:date="2026-05-07T13:24:00Z">
         <w:r>
           <w:rPr>
             <w:rFonts w:ascii="Times New Roman" w:eastAsia="Times New Roman" w:hAnsi="Times New Roman" w:cs="Times New Roman"/>
@@ -12939,7 +12972,7 @@
           <w:delText>3 and 4</w:delText>
         </w:r>
       </w:del>
-      <w:ins w:id="166" w:author="Author" w:date="2026-05-07T13:24:00Z">
+      <w:ins w:id="173" w:author="Author" w:date="2026-05-07T13:24:00Z">
         <w:r>
           <w:rPr>
             <w:rFonts w:ascii="Times New Roman" w:eastAsia="Times New Roman" w:hAnsi="Times New Roman" w:cs="Times New Roman"/>
@@ -12957,7 +12990,7 @@
         </w:rPr>
         <w:t xml:space="preserve"> are the strongest </w:t>
       </w:r>
-      <w:del w:id="167" w:author="Author" w:date="2026-05-07T13:24:00Z">
+      <w:del w:id="174" w:author="Author" w:date="2026-05-07T13:24:00Z">
         <w:r>
           <w:rPr>
             <w:rFonts w:ascii="Times New Roman" w:eastAsia="Times New Roman" w:hAnsi="Times New Roman" w:cs="Times New Roman"/>
@@ -12975,7 +13008,7 @@
         </w:rPr>
         <w:t xml:space="preserve">in possible fitness valleys. </w:t>
       </w:r>
-      <w:del w:id="168" w:author="Author" w:date="2026-05-07T13:24:00Z">
+      <w:del w:id="175" w:author="Author" w:date="2026-05-07T13:24:00Z">
         <w:r>
           <w:rPr>
             <w:rFonts w:ascii="Times New Roman" w:eastAsia="Times New Roman" w:hAnsi="Times New Roman" w:cs="Times New Roman"/>
@@ -13005,7 +13038,7 @@
         </w:rPr>
         <w:t>For sequences sampled from groups II and III</w:t>
       </w:r>
-      <w:del w:id="169" w:author="Author" w:date="2026-05-07T13:24:00Z">
+      <w:del w:id="176" w:author="Author" w:date="2026-05-07T13:24:00Z">
         <w:r>
           <w:rPr>
             <w:rFonts w:ascii="Times New Roman" w:eastAsia="Times New Roman" w:hAnsi="Times New Roman" w:cs="Times New Roman"/>
@@ -13015,7 +13048,7 @@
           <w:delText>,</w:delText>
         </w:r>
       </w:del>
-      <w:ins w:id="170" w:author="Author" w:date="2026-05-07T13:24:00Z">
+      <w:ins w:id="177" w:author="Author" w:date="2026-05-07T13:24:00Z">
         <w:r>
           <w:rPr>
             <w:rFonts w:ascii="Times New Roman" w:eastAsia="Times New Roman" w:hAnsi="Times New Roman" w:cs="Times New Roman"/>
@@ -13061,7 +13094,7 @@
         </w:rPr>
         <w:t xml:space="preserve"> </w:t>
       </w:r>
-      <w:del w:id="171" w:author="Author" w:date="2026-05-07T13:24:00Z">
+      <w:del w:id="178" w:author="Author" w:date="2026-05-07T13:24:00Z">
         <w:r>
           <w:rPr>
             <w:rFonts w:ascii="Times New Roman" w:eastAsia="Times New Roman" w:hAnsi="Times New Roman" w:cs="Times New Roman"/>
@@ -13069,197 +13102,6 @@
             <w:szCs w:val="24"/>
           </w:rPr>
           <w:delText xml:space="preserve">In Dataset 2, </w:delText>
-        </w:r>
-      </w:del>
-      <w:ins w:id="172" w:author="Author" w:date="2026-05-07T13:24:00Z">
-        <w:r>
-          <w:rPr>
-            <w:rFonts w:ascii="Times New Roman" w:eastAsia="Times New Roman" w:hAnsi="Times New Roman" w:cs="Times New Roman"/>
-            <w:sz w:val="24"/>
-            <w:szCs w:val="24"/>
-          </w:rPr>
-          <w:t xml:space="preserve">We repeated </w:t>
-        </w:r>
-      </w:ins>
-      <w:r>
-        <w:rPr>
-          <w:rFonts w:ascii="Times New Roman" w:eastAsia="Times New Roman" w:hAnsi="Times New Roman" w:cs="Times New Roman"/>
-          <w:sz w:val="24"/>
-          <w:szCs w:val="24"/>
-        </w:rPr>
-        <w:t xml:space="preserve">the same procedure </w:t>
-      </w:r>
-      <w:del w:id="173" w:author="Author" w:date="2026-05-07T13:24:00Z">
-        <w:r>
-          <w:rPr>
-            <w:rFonts w:ascii="Times New Roman" w:eastAsia="Times New Roman" w:hAnsi="Times New Roman" w:cs="Times New Roman"/>
-            <w:sz w:val="24"/>
-            <w:szCs w:val="24"/>
-          </w:rPr>
-          <w:delText xml:space="preserve">was repeated </w:delText>
-        </w:r>
-      </w:del>
-      <w:r>
-        <w:rPr>
-          <w:rFonts w:ascii="Times New Roman" w:eastAsia="Times New Roman" w:hAnsi="Times New Roman" w:cs="Times New Roman"/>
-          <w:sz w:val="24"/>
-          <w:szCs w:val="24"/>
-        </w:rPr>
-        <w:t>for</w:t>
-      </w:r>
-      <w:r>
-        <w:rPr>
-          <w:rFonts w:ascii="Times New Roman" w:eastAsia="Times New Roman" w:hAnsi="Times New Roman" w:cs="Times New Roman"/>
-          <w:sz w:val="24"/>
-          <w:szCs w:val="24"/>
-        </w:rPr>
-        <w:t xml:space="preserve"> </w:t>
-      </w:r>
-      <w:del w:id="174" w:author="Author" w:date="2026-05-07T13:24:00Z">
-        <w:r>
-          <w:rPr>
-            <w:rFonts w:ascii="Times New Roman" w:eastAsia="Times New Roman" w:hAnsi="Times New Roman" w:cs="Times New Roman"/>
-            <w:sz w:val="24"/>
-            <w:szCs w:val="24"/>
-          </w:rPr>
-          <w:delText>12,000 sequences from NCBI Virus database labeled B.1 and B.1.1.7 (Alpha), in equal numbers for each label. In Dataset 3, we used</w:delText>
-        </w:r>
-      </w:del>
-      <w:ins w:id="175" w:author="Author" w:date="2026-05-07T13:24:00Z">
-        <w:r>
-          <w:rPr>
-            <w:rFonts w:ascii="Times New Roman" w:eastAsia="Times New Roman" w:hAnsi="Times New Roman" w:cs="Times New Roman"/>
-            <w:sz w:val="24"/>
-            <w:szCs w:val="24"/>
-          </w:rPr>
-          <w:t xml:space="preserve"> Dataset </w:t>
-        </w:r>
-        <w:r>
-          <w:rPr>
-            <w:rFonts w:ascii="Times New Roman" w:eastAsia="Times New Roman" w:hAnsi="Times New Roman" w:cs="Times New Roman"/>
-            <w:sz w:val="24"/>
-            <w:szCs w:val="24"/>
-          </w:rPr>
-          <w:t>2</w:t>
-        </w:r>
-        <w:r>
-          <w:rPr>
-            <w:rFonts w:ascii="Times New Roman" w:eastAsia="Times New Roman" w:hAnsi="Times New Roman" w:cs="Times New Roman"/>
-            <w:sz w:val="24"/>
-            <w:szCs w:val="24"/>
-          </w:rPr>
-          <w:t xml:space="preserve"> </w:t>
-        </w:r>
-        <w:r>
-          <w:rPr>
-            <w:rFonts w:ascii="Times New Roman" w:eastAsia="Times New Roman" w:hAnsi="Times New Roman" w:cs="Times New Roman"/>
-            <w:sz w:val="24"/>
-            <w:szCs w:val="24"/>
-          </w:rPr>
-          <w:t>comprising</w:t>
-        </w:r>
-      </w:ins>
-      <w:r>
-        <w:rPr>
-          <w:rFonts w:ascii="Times New Roman" w:eastAsia="Times New Roman" w:hAnsi="Times New Roman" w:cs="Times New Roman"/>
-          <w:sz w:val="24"/>
-          <w:szCs w:val="24"/>
-        </w:rPr>
-        <w:t xml:space="preserve"> 20,000 random sequences from the NCBI Virus database for the </w:t>
-      </w:r>
-      <w:ins w:id="176" w:author="Author" w:date="2026-05-07T13:24:00Z">
-        <w:r>
-          <w:rPr>
-            <w:rFonts w:ascii="Times New Roman" w:eastAsia="Times New Roman" w:hAnsi="Times New Roman" w:cs="Times New Roman"/>
-            <w:sz w:val="24"/>
-            <w:szCs w:val="24"/>
-          </w:rPr>
-          <w:t xml:space="preserve">same </w:t>
-        </w:r>
-      </w:ins>
-      <w:r>
-        <w:rPr>
-          <w:rFonts w:ascii="Times New Roman" w:eastAsia="Times New Roman" w:hAnsi="Times New Roman" w:cs="Times New Roman"/>
-          <w:sz w:val="24"/>
-          <w:szCs w:val="24"/>
-        </w:rPr>
-        <w:t>period</w:t>
-      </w:r>
-      <w:r>
-        <w:rPr>
-          <w:rFonts w:ascii="Times New Roman" w:eastAsia="Times New Roman" w:hAnsi="Times New Roman" w:cs="Times New Roman"/>
-          <w:sz w:val="24"/>
-          <w:szCs w:val="24"/>
-        </w:rPr>
-        <w:t xml:space="preserve"> </w:t>
-      </w:r>
-      <w:ins w:id="177" w:author="Author" w:date="2026-05-07T13:24:00Z">
-        <w:r>
-          <w:rPr>
-            <w:rFonts w:ascii="Times New Roman" w:eastAsia="Times New Roman" w:hAnsi="Times New Roman" w:cs="Times New Roman"/>
-            <w:sz w:val="24"/>
-            <w:szCs w:val="24"/>
-          </w:rPr>
-          <w:t xml:space="preserve">of </w:t>
-        </w:r>
-        <w:r>
-          <w:rPr>
-            <w:rFonts w:ascii="Times New Roman" w:eastAsia="Times New Roman" w:hAnsi="Times New Roman" w:cs="Times New Roman"/>
-            <w:sz w:val="24"/>
-            <w:szCs w:val="24"/>
-          </w:rPr>
-          <w:t xml:space="preserve">time </w:t>
-        </w:r>
-        <w:r>
-          <w:rPr>
-            <w:rFonts w:ascii="Times New Roman" w:eastAsia="Times New Roman" w:hAnsi="Times New Roman" w:cs="Times New Roman"/>
-            <w:sz w:val="24"/>
-            <w:szCs w:val="24"/>
-          </w:rPr>
-          <w:t>as Dataset 1,</w:t>
-        </w:r>
-        <w:r>
-          <w:rPr>
-            <w:rFonts w:ascii="Times New Roman" w:eastAsia="Times New Roman" w:hAnsi="Times New Roman" w:cs="Times New Roman"/>
-            <w:sz w:val="24"/>
-            <w:szCs w:val="24"/>
-          </w:rPr>
-          <w:t xml:space="preserve"> </w:t>
-        </w:r>
-      </w:ins>
-      <w:r>
-        <w:rPr>
-          <w:rFonts w:ascii="Times New Roman" w:eastAsia="Times New Roman" w:hAnsi="Times New Roman" w:cs="Times New Roman"/>
-          <w:sz w:val="24"/>
-          <w:szCs w:val="24"/>
-        </w:rPr>
-        <w:t>from 09/24/2020 to 09/25/2021</w:t>
-      </w:r>
-      <w:del w:id="178" w:author="Author" w:date="2026-05-07T13:24:00Z">
-        <w:r>
-          <w:rPr>
-            <w:rFonts w:ascii="Times New Roman" w:eastAsia="Times New Roman" w:hAnsi="Times New Roman" w:cs="Times New Roman"/>
-            <w:sz w:val="24"/>
-            <w:szCs w:val="24"/>
-          </w:rPr>
-          <w:delText xml:space="preserve">. The results for Datasets 2 and 3 are presented in </w:delText>
-        </w:r>
-        <w:r>
-          <w:rPr>
-            <w:rFonts w:ascii="Times New Roman" w:eastAsia="Times New Roman" w:hAnsi="Times New Roman" w:cs="Times New Roman"/>
-            <w:i/>
-            <w:sz w:val="24"/>
-            <w:szCs w:val="24"/>
-          </w:rPr>
-          <w:delText>Supplement</w:delText>
-        </w:r>
-        <w:r>
-          <w:rPr>
-            <w:rFonts w:ascii="Times New Roman" w:eastAsia="Times New Roman" w:hAnsi="Times New Roman" w:cs="Times New Roman"/>
-            <w:sz w:val="24"/>
-            <w:szCs w:val="24"/>
-          </w:rPr>
-          <w:delText xml:space="preserve"> (Figs. S6 and S7). Unlike the case with Dataset 1, mutational spectra obtained for Datasets 2 and 3 do not have a clear separation into distinct sequence groups and are not consistent with fitness valleys. Overall, these results emphasize the importance of</w:delText>
         </w:r>
       </w:del>
       <w:ins w:id="179" w:author="Author" w:date="2026-05-07T13:24:00Z">
@@ -13269,6 +13111,197 @@
             <w:sz w:val="24"/>
             <w:szCs w:val="24"/>
           </w:rPr>
+          <w:t xml:space="preserve">We repeated </w:t>
+        </w:r>
+      </w:ins>
+      <w:r>
+        <w:rPr>
+          <w:rFonts w:ascii="Times New Roman" w:eastAsia="Times New Roman" w:hAnsi="Times New Roman" w:cs="Times New Roman"/>
+          <w:sz w:val="24"/>
+          <w:szCs w:val="24"/>
+        </w:rPr>
+        <w:t xml:space="preserve">the same procedure </w:t>
+      </w:r>
+      <w:del w:id="180" w:author="Author" w:date="2026-05-07T13:24:00Z">
+        <w:r>
+          <w:rPr>
+            <w:rFonts w:ascii="Times New Roman" w:eastAsia="Times New Roman" w:hAnsi="Times New Roman" w:cs="Times New Roman"/>
+            <w:sz w:val="24"/>
+            <w:szCs w:val="24"/>
+          </w:rPr>
+          <w:delText xml:space="preserve">was repeated </w:delText>
+        </w:r>
+      </w:del>
+      <w:r>
+        <w:rPr>
+          <w:rFonts w:ascii="Times New Roman" w:eastAsia="Times New Roman" w:hAnsi="Times New Roman" w:cs="Times New Roman"/>
+          <w:sz w:val="24"/>
+          <w:szCs w:val="24"/>
+        </w:rPr>
+        <w:t>for</w:t>
+      </w:r>
+      <w:r>
+        <w:rPr>
+          <w:rFonts w:ascii="Times New Roman" w:eastAsia="Times New Roman" w:hAnsi="Times New Roman" w:cs="Times New Roman"/>
+          <w:sz w:val="24"/>
+          <w:szCs w:val="24"/>
+        </w:rPr>
+        <w:t xml:space="preserve"> </w:t>
+      </w:r>
+      <w:del w:id="181" w:author="Author" w:date="2026-05-07T13:24:00Z">
+        <w:r>
+          <w:rPr>
+            <w:rFonts w:ascii="Times New Roman" w:eastAsia="Times New Roman" w:hAnsi="Times New Roman" w:cs="Times New Roman"/>
+            <w:sz w:val="24"/>
+            <w:szCs w:val="24"/>
+          </w:rPr>
+          <w:delText>12,000 sequences from NCBI Virus database labeled B.1 and B.1.1.7 (Alpha), in equal numbers for each label. In Dataset 3, we used</w:delText>
+        </w:r>
+      </w:del>
+      <w:ins w:id="182" w:author="Author" w:date="2026-05-07T13:24:00Z">
+        <w:r>
+          <w:rPr>
+            <w:rFonts w:ascii="Times New Roman" w:eastAsia="Times New Roman" w:hAnsi="Times New Roman" w:cs="Times New Roman"/>
+            <w:sz w:val="24"/>
+            <w:szCs w:val="24"/>
+          </w:rPr>
+          <w:t xml:space="preserve"> Dataset </w:t>
+        </w:r>
+        <w:r>
+          <w:rPr>
+            <w:rFonts w:ascii="Times New Roman" w:eastAsia="Times New Roman" w:hAnsi="Times New Roman" w:cs="Times New Roman"/>
+            <w:sz w:val="24"/>
+            <w:szCs w:val="24"/>
+          </w:rPr>
+          <w:t>2</w:t>
+        </w:r>
+        <w:r>
+          <w:rPr>
+            <w:rFonts w:ascii="Times New Roman" w:eastAsia="Times New Roman" w:hAnsi="Times New Roman" w:cs="Times New Roman"/>
+            <w:sz w:val="24"/>
+            <w:szCs w:val="24"/>
+          </w:rPr>
+          <w:t xml:space="preserve"> </w:t>
+        </w:r>
+        <w:r>
+          <w:rPr>
+            <w:rFonts w:ascii="Times New Roman" w:eastAsia="Times New Roman" w:hAnsi="Times New Roman" w:cs="Times New Roman"/>
+            <w:sz w:val="24"/>
+            <w:szCs w:val="24"/>
+          </w:rPr>
+          <w:t>comprising</w:t>
+        </w:r>
+      </w:ins>
+      <w:r>
+        <w:rPr>
+          <w:rFonts w:ascii="Times New Roman" w:eastAsia="Times New Roman" w:hAnsi="Times New Roman" w:cs="Times New Roman"/>
+          <w:sz w:val="24"/>
+          <w:szCs w:val="24"/>
+        </w:rPr>
+        <w:t xml:space="preserve"> 20,000 random sequences from the NCBI Virus database for the </w:t>
+      </w:r>
+      <w:ins w:id="183" w:author="Author" w:date="2026-05-07T13:24:00Z">
+        <w:r>
+          <w:rPr>
+            <w:rFonts w:ascii="Times New Roman" w:eastAsia="Times New Roman" w:hAnsi="Times New Roman" w:cs="Times New Roman"/>
+            <w:sz w:val="24"/>
+            <w:szCs w:val="24"/>
+          </w:rPr>
+          <w:t xml:space="preserve">same </w:t>
+        </w:r>
+      </w:ins>
+      <w:r>
+        <w:rPr>
+          <w:rFonts w:ascii="Times New Roman" w:eastAsia="Times New Roman" w:hAnsi="Times New Roman" w:cs="Times New Roman"/>
+          <w:sz w:val="24"/>
+          <w:szCs w:val="24"/>
+        </w:rPr>
+        <w:t>period</w:t>
+      </w:r>
+      <w:r>
+        <w:rPr>
+          <w:rFonts w:ascii="Times New Roman" w:eastAsia="Times New Roman" w:hAnsi="Times New Roman" w:cs="Times New Roman"/>
+          <w:sz w:val="24"/>
+          <w:szCs w:val="24"/>
+        </w:rPr>
+        <w:t xml:space="preserve"> </w:t>
+      </w:r>
+      <w:ins w:id="184" w:author="Author" w:date="2026-05-07T13:24:00Z">
+        <w:r>
+          <w:rPr>
+            <w:rFonts w:ascii="Times New Roman" w:eastAsia="Times New Roman" w:hAnsi="Times New Roman" w:cs="Times New Roman"/>
+            <w:sz w:val="24"/>
+            <w:szCs w:val="24"/>
+          </w:rPr>
+          <w:t xml:space="preserve">of </w:t>
+        </w:r>
+        <w:r>
+          <w:rPr>
+            <w:rFonts w:ascii="Times New Roman" w:eastAsia="Times New Roman" w:hAnsi="Times New Roman" w:cs="Times New Roman"/>
+            <w:sz w:val="24"/>
+            <w:szCs w:val="24"/>
+          </w:rPr>
+          <w:t xml:space="preserve">time </w:t>
+        </w:r>
+        <w:r>
+          <w:rPr>
+            <w:rFonts w:ascii="Times New Roman" w:eastAsia="Times New Roman" w:hAnsi="Times New Roman" w:cs="Times New Roman"/>
+            <w:sz w:val="24"/>
+            <w:szCs w:val="24"/>
+          </w:rPr>
+          <w:t>as Dataset 1,</w:t>
+        </w:r>
+        <w:r>
+          <w:rPr>
+            <w:rFonts w:ascii="Times New Roman" w:eastAsia="Times New Roman" w:hAnsi="Times New Roman" w:cs="Times New Roman"/>
+            <w:sz w:val="24"/>
+            <w:szCs w:val="24"/>
+          </w:rPr>
+          <w:t xml:space="preserve"> </w:t>
+        </w:r>
+      </w:ins>
+      <w:r>
+        <w:rPr>
+          <w:rFonts w:ascii="Times New Roman" w:eastAsia="Times New Roman" w:hAnsi="Times New Roman" w:cs="Times New Roman"/>
+          <w:sz w:val="24"/>
+          <w:szCs w:val="24"/>
+        </w:rPr>
+        <w:t>from 09/24/2020 to 09/25/2021</w:t>
+      </w:r>
+      <w:del w:id="185" w:author="Author" w:date="2026-05-07T13:24:00Z">
+        <w:r>
+          <w:rPr>
+            <w:rFonts w:ascii="Times New Roman" w:eastAsia="Times New Roman" w:hAnsi="Times New Roman" w:cs="Times New Roman"/>
+            <w:sz w:val="24"/>
+            <w:szCs w:val="24"/>
+          </w:rPr>
+          <w:delText xml:space="preserve">. The results for Datasets 2 and 3 are presented in </w:delText>
+        </w:r>
+        <w:r>
+          <w:rPr>
+            <w:rFonts w:ascii="Times New Roman" w:eastAsia="Times New Roman" w:hAnsi="Times New Roman" w:cs="Times New Roman"/>
+            <w:i/>
+            <w:sz w:val="24"/>
+            <w:szCs w:val="24"/>
+          </w:rPr>
+          <w:delText>Supplement</w:delText>
+        </w:r>
+        <w:r>
+          <w:rPr>
+            <w:rFonts w:ascii="Times New Roman" w:eastAsia="Times New Roman" w:hAnsi="Times New Roman" w:cs="Times New Roman"/>
+            <w:sz w:val="24"/>
+            <w:szCs w:val="24"/>
+          </w:rPr>
+          <w:delText xml:space="preserve"> (Figs. S6 and S7). Unlike the case with Dataset 1, mutational spectra obtained for Datasets 2 and 3 do not have a clear separation into distinct sequence groups and are not consistent with fitness valleys. Overall, these results emphasize the importance of</w:delText>
+        </w:r>
+      </w:del>
+      <w:ins w:id="186" w:author="Author" w:date="2026-05-07T13:24:00Z">
+        <w:r>
+          <w:rPr>
+            <w:rFonts w:ascii="Times New Roman" w:eastAsia="Times New Roman" w:hAnsi="Times New Roman" w:cs="Times New Roman"/>
+            <w:sz w:val="24"/>
+            <w:szCs w:val="24"/>
+          </w:rPr>
           <w:t xml:space="preserve">, </w:t>
         </w:r>
         <w:r>
@@ -13393,7 +13426,7 @@
         </w:rPr>
         <w:t xml:space="preserve"> </w:t>
       </w:r>
-      <w:del w:id="180" w:author="Author" w:date="2026-05-07T13:24:00Z">
+      <w:del w:id="187" w:author="Author" w:date="2026-05-07T13:24:00Z">
         <w:r>
           <w:rPr>
             <w:rFonts w:ascii="Times New Roman" w:eastAsia="Times New Roman" w:hAnsi="Times New Roman" w:cs="Times New Roman"/>
@@ -13403,7 +13436,7 @@
           <w:delText>present in Dataset 1 but not Datasets 2 and 3</w:delText>
         </w:r>
       </w:del>
-      <w:ins w:id="181" w:author="Author" w:date="2026-05-07T13:24:00Z">
+      <w:ins w:id="188" w:author="Author" w:date="2026-05-07T13:24:00Z">
         <w:r>
           <w:rPr>
             <w:rFonts w:ascii="Times New Roman" w:eastAsia="Times New Roman" w:hAnsi="Times New Roman" w:cs="Times New Roman"/>
@@ -13434,7 +13467,7 @@
         <w:spacing w:after="0" w:line="276" w:lineRule="auto"/>
         <w:jc w:val="center"/>
         <w:rPr>
-          <w:del w:id="182" w:author="Author" w:date="2026-05-07T13:24:00Z"/>
+          <w:del w:id="189" w:author="Author" w:date="2026-05-07T13:24:00Z"/>
           <w:rFonts w:ascii="Times New Roman" w:eastAsia="Times New Roman" w:hAnsi="Times New Roman" w:cs="Times New Roman"/>
           <w:color w:val="000000"/>
           <w:sz w:val="20"/>
@@ -13454,7 +13487,7 @@
         <w:spacing w:after="0" w:line="276" w:lineRule="auto"/>
         <w:jc w:val="both"/>
         <w:rPr>
-          <w:del w:id="183" w:author="Author" w:date="2026-05-07T13:24:00Z"/>
+          <w:del w:id="190" w:author="Author" w:date="2026-05-07T13:24:00Z"/>
           <w:rFonts w:ascii="Times New Roman" w:eastAsia="Times New Roman" w:hAnsi="Times New Roman" w:cs="Times New Roman"/>
           <w:color w:val="000000"/>
           <w:sz w:val="20"/>
@@ -13468,14 +13501,14 @@
         <w:ind w:firstLine="709"/>
         <w:jc w:val="both"/>
         <w:rPr>
-          <w:ins w:id="184" w:author="Author" w:date="2026-05-07T13:24:00Z"/>
+          <w:ins w:id="191" w:author="Author" w:date="2026-05-07T13:24:00Z"/>
           <w:rFonts w:ascii="Times New Roman" w:eastAsia="Times New Roman" w:hAnsi="Times New Roman" w:cs="Times New Roman"/>
           <w:b/>
           <w:sz w:val="24"/>
           <w:szCs w:val="24"/>
         </w:rPr>
       </w:pPr>
-      <w:del w:id="185" w:author="Author" w:date="2026-05-07T13:24:00Z">
+      <w:del w:id="192" w:author="Author" w:date="2026-05-07T13:24:00Z">
         <w:r>
           <w:rPr>
             <w:rFonts w:ascii="Times New Roman" w:eastAsia="Times New Roman" w:hAnsi="Times New Roman" w:cs="Times New Roman"/>
@@ -13487,7 +13520,7 @@
           <w:delText>Figure 4. Epistatic interactions for SARS-CoV-2 genome predicted for Dataset 1 between groups I and III in Fig. 2</w:delText>
         </w:r>
       </w:del>
-      <w:ins w:id="186" w:author="Author" w:date="2026-05-07T13:24:00Z">
+      <w:ins w:id="193" w:author="Author" w:date="2026-05-07T13:24:00Z">
         <w:r>
           <w:rPr>
             <w:rFonts w:ascii="Times New Roman" w:eastAsia="Times New Roman" w:hAnsi="Times New Roman" w:cs="Times New Roman"/>
@@ -13532,14 +13565,14 @@
         <w:ind w:firstLine="709"/>
         <w:jc w:val="both"/>
         <w:rPr>
-          <w:ins w:id="187" w:author="Author" w:date="2026-05-07T13:24:00Z"/>
+          <w:ins w:id="194" w:author="Author" w:date="2026-05-07T13:24:00Z"/>
           <w:rFonts w:ascii="Times New Roman" w:eastAsia="Times New Roman" w:hAnsi="Times New Roman" w:cs="Times New Roman"/>
           <w:sz w:val="24"/>
           <w:szCs w:val="24"/>
           <w:lang w:val="en-US"/>
         </w:rPr>
       </w:pPr>
-      <w:ins w:id="188" w:author="Author" w:date="2026-05-07T13:24:00Z">
+      <w:ins w:id="195" w:author="Author" w:date="2026-05-07T13:24:00Z">
         <w:r>
           <w:rPr>
             <w:rFonts w:ascii="Times New Roman" w:eastAsia="Times New Roman" w:hAnsi="Times New Roman" w:cs="Times New Roman"/>
@@ -13945,14 +13978,14 @@
         <w:ind w:firstLine="720"/>
         <w:jc w:val="both"/>
         <w:rPr>
-          <w:ins w:id="189" w:author="Author" w:date="2026-05-07T13:24:00Z"/>
+          <w:ins w:id="196" w:author="Author" w:date="2026-05-07T13:24:00Z"/>
           <w:rFonts w:ascii="Times New Roman" w:eastAsia="Times New Roman" w:hAnsi="Times New Roman" w:cs="Times New Roman"/>
           <w:sz w:val="24"/>
           <w:szCs w:val="24"/>
           <w:lang w:val="en-US"/>
         </w:rPr>
       </w:pPr>
-      <w:ins w:id="190" w:author="Author" w:date="2026-05-07T13:24:00Z">
+      <w:ins w:id="197" w:author="Author" w:date="2026-05-07T13:24:00Z">
         <w:r>
           <w:rPr>
             <w:rFonts w:ascii="Times New Roman" w:eastAsia="Times New Roman" w:hAnsi="Times New Roman" w:cs="Times New Roman"/>
@@ -14520,14 +14553,14 @@
         <w:ind w:firstLine="720"/>
         <w:jc w:val="both"/>
         <w:rPr>
-          <w:ins w:id="191" w:author="Author" w:date="2026-05-07T13:24:00Z"/>
+          <w:ins w:id="198" w:author="Author" w:date="2026-05-07T13:24:00Z"/>
           <w:rFonts w:ascii="Times New Roman" w:eastAsia="Times New Roman" w:hAnsi="Times New Roman" w:cs="Times New Roman"/>
           <w:sz w:val="24"/>
           <w:szCs w:val="24"/>
           <w:lang w:val="en-US"/>
         </w:rPr>
       </w:pPr>
-      <w:ins w:id="192" w:author="Author" w:date="2026-05-07T13:24:00Z">
+      <w:ins w:id="199" w:author="Author" w:date="2026-05-07T13:24:00Z">
         <w:r>
           <w:rPr>
             <w:rFonts w:ascii="Times New Roman" w:eastAsia="Times New Roman" w:hAnsi="Times New Roman" w:cs="Times New Roman"/>
@@ -15420,14 +15453,14 @@
         <w:ind w:firstLine="720"/>
         <w:jc w:val="both"/>
         <w:rPr>
-          <w:ins w:id="193" w:author="Author" w:date="2026-05-07T13:24:00Z"/>
+          <w:ins w:id="200" w:author="Author" w:date="2026-05-07T13:24:00Z"/>
           <w:rFonts w:ascii="Times New Roman" w:eastAsia="Times New Roman" w:hAnsi="Times New Roman" w:cs="Times New Roman"/>
           <w:sz w:val="24"/>
           <w:szCs w:val="24"/>
           <w:lang w:val="en-US"/>
         </w:rPr>
       </w:pPr>
-      <w:ins w:id="194" w:author="Author" w:date="2026-05-07T13:24:00Z">
+      <w:ins w:id="201" w:author="Author" w:date="2026-05-07T13:24:00Z">
         <w:r>
           <w:rPr>
             <w:rFonts w:ascii="Times New Roman" w:eastAsia="Times New Roman" w:hAnsi="Times New Roman" w:cs="Times New Roman"/>
@@ -15731,14 +15764,14 @@
         <w:spacing w:after="0" w:line="240" w:lineRule="auto"/>
         <w:jc w:val="both"/>
         <w:rPr>
-          <w:del w:id="195" w:author="Author" w:date="2026-05-07T13:24:00Z"/>
+          <w:del w:id="202" w:author="Author" w:date="2026-05-07T13:24:00Z"/>
           <w:rFonts w:ascii="Times New Roman" w:eastAsia="Times New Roman" w:hAnsi="Times New Roman" w:cs="Times New Roman"/>
           <w:color w:val="000000"/>
           <w:sz w:val="20"/>
           <w:szCs w:val="20"/>
         </w:rPr>
       </w:pPr>
-      <w:del w:id="196" w:author="Author" w:date="2026-05-07T13:24:00Z">
+      <w:del w:id="203" w:author="Author" w:date="2026-05-07T13:24:00Z">
         <w:r>
           <w:rPr>
             <w:rFonts w:ascii="Times New Roman" w:eastAsia="Times New Roman" w:hAnsi="Times New Roman" w:cs="Times New Roman"/>
@@ -16725,7 +16758,7 @@
         </w:rPr>
         <w:t xml:space="preserve">The loss of fitness due to escape mutations, and the partial loss of recognition by the immune system, together determine the order, the number, and the evolution rates of escape mutations in HIV infection </w:t>
       </w:r>
-      <w:del w:id="197" w:author="Author" w:date="2026-05-07T13:24:00Z">
+      <w:del w:id="204" w:author="Author" w:date="2026-05-07T13:24:00Z">
         <w:r>
           <w:rPr>
             <w:rFonts w:ascii="Times New Roman" w:eastAsia="Times New Roman" w:hAnsi="Times New Roman" w:cs="Times New Roman"/>
@@ -16735,7 +16768,7 @@
           <w:delText xml:space="preserve">(44, 45). Compensatory mutations prevent the reversion of escape mutations after the decay of CD8 T cell clones against escaped epitopes. Bacteria developing antibiotic resistance also pass through such fitness valleys (6). A population-level simulation study proposed this effect in conjunction with the evolution in immunocompromised patients infected with SARS-CoV-2 (46). However, under certain conditions, a fitness valley could also be crossed in the general population, in direct patient-to-patient transmission. </w:delText>
         </w:r>
       </w:del>
-      <w:ins w:id="198" w:author="Author" w:date="2026-05-07T13:24:00Z">
+      <w:ins w:id="205" w:author="Author" w:date="2026-05-07T13:24:00Z">
         <w:r>
           <w:rPr>
             <w:rFonts w:ascii="Times New Roman" w:hAnsi="Times New Roman" w:cs="Times New Roman"/>
@@ -17165,13 +17198,13 @@
         <w:ind w:firstLine="709"/>
         <w:jc w:val="both"/>
         <w:rPr>
-          <w:del w:id="199" w:author="Author" w:date="2026-05-07T13:24:00Z"/>
+          <w:del w:id="206" w:author="Author" w:date="2026-05-07T13:24:00Z"/>
           <w:rFonts w:ascii="Times New Roman" w:eastAsia="Times New Roman" w:hAnsi="Times New Roman" w:cs="Times New Roman"/>
           <w:sz w:val="24"/>
           <w:szCs w:val="24"/>
         </w:rPr>
       </w:pPr>
-      <w:del w:id="200" w:author="Author" w:date="2026-05-07T13:24:00Z">
+      <w:del w:id="207" w:author="Author" w:date="2026-05-07T13:24:00Z">
         <w:r>
           <w:rPr>
             <w:rFonts w:ascii="Times New Roman" w:eastAsia="Times New Roman" w:hAnsi="Times New Roman" w:cs="Times New Roman"/>
@@ -17194,14 +17227,14 @@
         <w:spacing w:line="276" w:lineRule="auto"/>
         <w:jc w:val="center"/>
         <w:rPr>
-          <w:del w:id="201" w:author="Author" w:date="2026-05-07T13:24:00Z"/>
+          <w:del w:id="208" w:author="Author" w:date="2026-05-07T13:24:00Z"/>
           <w:rFonts w:ascii="Times New Roman" w:eastAsia="Times New Roman" w:hAnsi="Times New Roman" w:cs="Times New Roman"/>
           <w:color w:val="000000"/>
           <w:sz w:val="20"/>
           <w:szCs w:val="20"/>
         </w:rPr>
       </w:pPr>
-      <w:del w:id="202" w:author="Author" w:date="2026-05-07T13:24:00Z">
+      <w:del w:id="209" w:author="Author" w:date="2026-05-07T13:24:00Z">
         <w:r>
           <w:rPr>
             <w:rFonts w:ascii="Times New Roman" w:eastAsia="Times New Roman" w:hAnsi="Times New Roman" w:cs="Times New Roman"/>
@@ -17211,7 +17244,7 @@
             <w:szCs w:val="20"/>
           </w:rPr>
           <w:drawing>
-            <wp:inline distT="0" distB="0" distL="0" distR="0" wp14:anchorId="02179EE5" wp14:editId="4237D190">
+            <wp:inline distT="0" distB="0" distL="0" distR="0" wp14:anchorId="02179EE5" wp14:editId="0EEE0436">
               <wp:extent cx="5036532" cy="4348503"/>
               <wp:effectExtent l="9525" t="9525" r="9525" b="9525"/>
               <wp:docPr id="1029" name="shape1029"/>
@@ -17261,7 +17294,7 @@
     <w:p>
       <w:pPr>
         <w:rPr>
-          <w:del w:id="203" w:author="Author" w:date="2026-05-07T13:24:00Z"/>
+          <w:del w:id="210" w:author="Author" w:date="2026-05-07T13:24:00Z"/>
           <w:rFonts w:ascii="Times New Roman" w:eastAsia="Times New Roman" w:hAnsi="Times New Roman" w:cs="Times New Roman"/>
           <w:b/>
           <w:sz w:val="20"/>
@@ -17275,13 +17308,13 @@
         <w:ind w:firstLine="709"/>
         <w:jc w:val="both"/>
         <w:rPr>
-          <w:ins w:id="204" w:author="Author" w:date="2026-05-07T13:24:00Z"/>
+          <w:ins w:id="211" w:author="Author" w:date="2026-05-07T13:24:00Z"/>
           <w:rFonts w:ascii="Times New Roman" w:eastAsia="Times New Roman" w:hAnsi="Times New Roman" w:cs="Times New Roman"/>
           <w:sz w:val="24"/>
           <w:szCs w:val="24"/>
         </w:rPr>
       </w:pPr>
-      <w:ins w:id="205" w:author="Author" w:date="2026-05-07T13:24:00Z">
+      <w:ins w:id="212" w:author="Author" w:date="2026-05-07T13:24:00Z">
         <w:r>
           <w:rPr>
             <w:rFonts w:ascii="Times New Roman" w:eastAsia="Times New Roman" w:hAnsi="Times New Roman" w:cs="Times New Roman"/>
@@ -19106,13 +19139,13 @@
         <w:ind w:firstLine="709"/>
         <w:jc w:val="both"/>
         <w:rPr>
-          <w:ins w:id="206" w:author="Author" w:date="2026-05-07T13:24:00Z"/>
+          <w:ins w:id="213" w:author="Author" w:date="2026-05-07T13:24:00Z"/>
           <w:rFonts w:ascii="Times New Roman" w:eastAsia="Times New Roman" w:hAnsi="Times New Roman" w:cs="Times New Roman"/>
           <w:sz w:val="24"/>
           <w:szCs w:val="24"/>
         </w:rPr>
       </w:pPr>
-      <w:ins w:id="207" w:author="Author" w:date="2026-05-07T13:24:00Z">
+      <w:ins w:id="214" w:author="Author" w:date="2026-05-07T13:24:00Z">
         <w:r>
           <w:rPr>
             <w:rFonts w:ascii="Times New Roman" w:eastAsia="Times New Roman" w:hAnsi="Times New Roman" w:cs="Times New Roman"/>
@@ -19521,14 +19554,14 @@
         <w:spacing w:line="276" w:lineRule="auto"/>
         <w:jc w:val="center"/>
         <w:rPr>
-          <w:ins w:id="208" w:author="Author" w:date="2026-05-07T13:24:00Z"/>
+          <w:ins w:id="215" w:author="Author" w:date="2026-05-07T13:24:00Z"/>
           <w:rFonts w:ascii="Times New Roman" w:eastAsia="Times New Roman" w:hAnsi="Times New Roman" w:cs="Times New Roman"/>
           <w:color w:val="000000"/>
           <w:sz w:val="20"/>
           <w:szCs w:val="20"/>
         </w:rPr>
       </w:pPr>
-      <w:ins w:id="209" w:author="Author" w:date="2026-05-07T13:24:00Z">
+      <w:ins w:id="216" w:author="Author" w:date="2026-05-07T13:24:00Z">
         <w:r>
           <w:rPr>
             <w:rFonts w:ascii="Times New Roman" w:eastAsia="Times New Roman" w:hAnsi="Times New Roman" w:cs="Times New Roman"/>
@@ -19584,7 +19617,7 @@
     <w:p>
       <w:pPr>
         <w:rPr>
-          <w:ins w:id="210" w:author="Author" w:date="2026-05-07T13:24:00Z"/>
+          <w:ins w:id="217" w:author="Author" w:date="2026-05-07T13:24:00Z"/>
           <w:rFonts w:ascii="Times New Roman" w:eastAsia="Times New Roman" w:hAnsi="Times New Roman" w:cs="Times New Roman"/>
           <w:b/>
           <w:sz w:val="20"/>
@@ -19609,7 +19642,7 @@
         </w:rPr>
         <w:t xml:space="preserve">Figure </w:t>
       </w:r>
-      <w:del w:id="211" w:author="Author" w:date="2026-05-07T13:24:00Z">
+      <w:del w:id="218" w:author="Author" w:date="2026-05-07T13:24:00Z">
         <w:r>
           <w:rPr>
             <w:rFonts w:ascii="Times New Roman" w:eastAsia="Times New Roman" w:hAnsi="Times New Roman" w:cs="Times New Roman"/>
@@ -19620,7 +19653,7 @@
           <w:delText>5</w:delText>
         </w:r>
       </w:del>
-      <w:ins w:id="212" w:author="Author" w:date="2026-05-07T13:24:00Z">
+      <w:ins w:id="219" w:author="Author" w:date="2026-05-07T13:24:00Z">
         <w:r>
           <w:rPr>
             <w:rFonts w:ascii="Times New Roman" w:eastAsia="Times New Roman" w:hAnsi="Times New Roman" w:cs="Times New Roman"/>
@@ -19655,7 +19688,7 @@
         </w:rPr>
         <w:t>A) Results of the present work for Dataset 1</w:t>
       </w:r>
-      <w:del w:id="213" w:author="Author" w:date="2026-05-07T13:24:00Z">
+      <w:del w:id="220" w:author="Author" w:date="2026-05-07T13:24:00Z">
         <w:r>
           <w:rPr>
             <w:rFonts w:ascii="Times New Roman" w:eastAsia="Times New Roman" w:hAnsi="Times New Roman" w:cs="Times New Roman"/>
@@ -19665,7 +19698,7 @@
           <w:delText>,</w:delText>
         </w:r>
       </w:del>
-      <w:ins w:id="214" w:author="Author" w:date="2026-05-07T13:24:00Z">
+      <w:ins w:id="221" w:author="Author" w:date="2026-05-07T13:24:00Z">
         <w:r>
           <w:rPr>
             <w:rFonts w:ascii="Times New Roman" w:eastAsia="Times New Roman" w:hAnsi="Times New Roman" w:cs="Times New Roman"/>
@@ -19691,7 +19724,7 @@
         </w:rPr>
         <w:t xml:space="preserve">sequence groups </w:t>
       </w:r>
-      <w:del w:id="215" w:author="Author" w:date="2026-05-07T13:24:00Z">
+      <w:del w:id="222" w:author="Author" w:date="2026-05-07T13:24:00Z">
         <w:r>
           <w:rPr>
             <w:rFonts w:ascii="Times New Roman" w:eastAsia="Times New Roman" w:hAnsi="Times New Roman" w:cs="Times New Roman"/>
@@ -19701,7 +19734,7 @@
           <w:delText>1</w:delText>
         </w:r>
       </w:del>
-      <w:ins w:id="216" w:author="Author" w:date="2026-05-07T13:24:00Z">
+      <w:ins w:id="223" w:author="Author" w:date="2026-05-07T13:24:00Z">
         <w:r>
           <w:rPr>
             <w:rFonts w:ascii="Times New Roman" w:eastAsia="Times New Roman" w:hAnsi="Times New Roman" w:cs="Times New Roman"/>
@@ -19719,7 +19752,7 @@
         </w:rPr>
         <w:t xml:space="preserve"> and </w:t>
       </w:r>
-      <w:del w:id="217" w:author="Author" w:date="2026-05-07T13:24:00Z">
+      <w:del w:id="224" w:author="Author" w:date="2026-05-07T13:24:00Z">
         <w:r>
           <w:rPr>
             <w:rFonts w:ascii="Times New Roman" w:eastAsia="Times New Roman" w:hAnsi="Times New Roman" w:cs="Times New Roman"/>
@@ -19729,7 +19762,7 @@
           <w:delText>2 in Fig. 2, panel A or D</w:delText>
         </w:r>
       </w:del>
-      <w:ins w:id="218" w:author="Author" w:date="2026-05-07T13:24:00Z">
+      <w:ins w:id="225" w:author="Author" w:date="2026-05-07T13:24:00Z">
         <w:r>
           <w:rPr>
             <w:rFonts w:ascii="Times New Roman" w:eastAsia="Times New Roman" w:hAnsi="Times New Roman" w:cs="Times New Roman"/>
@@ -19747,7 +19780,7 @@
         </w:rPr>
         <w:t xml:space="preserve"> in Fig. </w:t>
       </w:r>
-      <w:del w:id="219" w:author="Author" w:date="2026-05-07T13:24:00Z">
+      <w:del w:id="226" w:author="Author" w:date="2026-05-07T13:24:00Z">
         <w:r>
           <w:rPr>
             <w:rFonts w:ascii="Times New Roman" w:eastAsia="Times New Roman" w:hAnsi="Times New Roman" w:cs="Times New Roman"/>
@@ -19757,7 +19790,7 @@
           <w:delText>3</w:delText>
         </w:r>
       </w:del>
-      <w:ins w:id="220" w:author="Author" w:date="2026-05-07T13:24:00Z">
+      <w:ins w:id="227" w:author="Author" w:date="2026-05-07T13:24:00Z">
         <w:r>
           <w:rPr>
             <w:rFonts w:ascii="Times New Roman" w:eastAsia="Times New Roman" w:hAnsi="Times New Roman" w:cs="Times New Roman"/>
@@ -19783,7 +19816,7 @@
         </w:rPr>
         <w:t>B</w:t>
       </w:r>
-      <w:del w:id="221" w:author="Author" w:date="2026-05-07T13:24:00Z">
+      <w:del w:id="228" w:author="Author" w:date="2026-05-07T13:24:00Z">
         <w:r>
           <w:rPr>
             <w:rFonts w:ascii="Times New Roman" w:eastAsia="Times New Roman" w:hAnsi="Times New Roman" w:cs="Times New Roman"/>
@@ -19793,7 +19826,7 @@
           <w:delText>) The same, but for groups 1 and 3.</w:delText>
         </w:r>
       </w:del>
-      <w:ins w:id="222" w:author="Author" w:date="2026-05-07T13:24:00Z">
+      <w:ins w:id="229" w:author="Author" w:date="2026-05-07T13:24:00Z">
         <w:r>
           <w:rPr>
             <w:rFonts w:ascii="Times New Roman" w:eastAsia="Times New Roman" w:hAnsi="Times New Roman" w:cs="Times New Roman"/>
@@ -19819,7 +19852,7 @@
         </w:rPr>
         <w:t>C</w:t>
       </w:r>
-      <w:del w:id="223" w:author="Author" w:date="2026-05-07T13:24:00Z">
+      <w:del w:id="230" w:author="Author" w:date="2026-05-07T13:24:00Z">
         <w:r>
           <w:rPr>
             <w:rFonts w:ascii="Times New Roman" w:eastAsia="Times New Roman" w:hAnsi="Times New Roman" w:cs="Times New Roman"/>
@@ -19837,7 +19870,7 @@
         </w:rPr>
         <w:t xml:space="preserve">) Results from studies </w:t>
       </w:r>
-      <w:del w:id="224" w:author="Author" w:date="2026-05-07T13:24:00Z">
+      <w:del w:id="231" w:author="Author" w:date="2026-05-07T13:24:00Z">
         <w:r>
           <w:rPr>
             <w:rFonts w:ascii="Times New Roman" w:eastAsia="Times New Roman" w:hAnsi="Times New Roman" w:cs="Times New Roman"/>
@@ -19847,7 +19880,7 @@
           <w:delText>(58) and (59),</w:delText>
         </w:r>
       </w:del>
-      <w:ins w:id="225" w:author="Author" w:date="2026-05-07T13:24:00Z">
+      <w:ins w:id="232" w:author="Author" w:date="2026-05-07T13:24:00Z">
         <w:r>
           <w:rPr>
             <w:rFonts w:ascii="Times New Roman" w:eastAsia="Times New Roman" w:hAnsi="Times New Roman" w:cs="Times New Roman"/>
@@ -20097,7 +20130,7 @@
         </w:rPr>
         <w:t>.</w:t>
       </w:r>
-      <w:ins w:id="226" w:author="Author" w:date="2026-05-07T13:24:00Z">
+      <w:ins w:id="233" w:author="Author" w:date="2026-05-07T13:24:00Z">
         <w:r>
           <w:rPr>
             <w:rFonts w:ascii="Times New Roman" w:eastAsia="Times New Roman" w:hAnsi="Times New Roman" w:cs="Times New Roman"/>
@@ -20338,7 +20371,7 @@
         <w:ind w:firstLine="709"/>
         <w:jc w:val="both"/>
         <w:rPr>
-          <w:ins w:id="227" w:author="Author" w:date="2026-05-07T13:24:00Z"/>
+          <w:ins w:id="234" w:author="Author" w:date="2026-05-07T13:24:00Z"/>
           <w:rFonts w:ascii="Times New Roman" w:eastAsia="Times New Roman" w:hAnsi="Times New Roman" w:cs="Times New Roman"/>
           <w:sz w:val="24"/>
           <w:szCs w:val="24"/>
@@ -20352,7 +20385,7 @@
         </w:rPr>
         <w:t xml:space="preserve">The most popular method for searching for epistasis signature in genomic data is the “quasi linkage equilibrium” approach </w:t>
       </w:r>
-      <w:del w:id="228" w:author="Author" w:date="2026-05-07T13:24:00Z">
+      <w:del w:id="235" w:author="Author" w:date="2026-05-07T13:24:00Z">
         <w:r>
           <w:rPr>
             <w:rFonts w:ascii="Times New Roman" w:eastAsia="Times New Roman" w:hAnsi="Times New Roman" w:cs="Times New Roman"/>
@@ -20362,7 +20395,7 @@
           <w:delText>developed by Kimura in the 1960s (30, 32), which assumes frequent recombination, a large population size, and neglects linkage effects.</w:delText>
         </w:r>
       </w:del>
-      <w:ins w:id="229" w:author="Author" w:date="2026-05-07T13:24:00Z">
+      <w:ins w:id="236" w:author="Author" w:date="2026-05-07T13:24:00Z">
         <w:r>
           <w:rPr>
             <w:rFonts w:ascii="Times New Roman" w:eastAsia="Times New Roman" w:hAnsi="Times New Roman" w:cs="Times New Roman"/>
@@ -20501,7 +20534,7 @@
         </w:rPr>
         <w:t xml:space="preserve"> </w:t>
       </w:r>
-      <w:ins w:id="230" w:author="Author" w:date="2026-05-07T13:24:00Z">
+      <w:ins w:id="237" w:author="Author" w:date="2026-05-07T13:24:00Z">
         <w:r>
           <w:rPr>
             <w:rFonts w:ascii="Times New Roman" w:eastAsia="Times New Roman" w:hAnsi="Times New Roman" w:cs="Times New Roman"/>
@@ -20527,7 +20560,7 @@
         </w:rPr>
         <w:t xml:space="preserve">by averaging over </w:t>
       </w:r>
-      <w:ins w:id="231" w:author="Author" w:date="2026-05-07T13:24:00Z">
+      <w:ins w:id="238" w:author="Author" w:date="2026-05-07T13:24:00Z">
         <w:r>
           <w:rPr>
             <w:rFonts w:ascii="Times New Roman" w:eastAsia="Times New Roman" w:hAnsi="Times New Roman" w:cs="Times New Roman"/>
@@ -20554,7 +20587,7 @@
         </w:rPr>
         <w:t xml:space="preserve">independent populations and the use of 3-site haplotypes. Such cancellation </w:t>
       </w:r>
-      <w:del w:id="232" w:author="Author" w:date="2026-05-07T13:24:00Z">
+      <w:del w:id="239" w:author="Author" w:date="2026-05-07T13:24:00Z">
         <w:r>
           <w:rPr>
             <w:rFonts w:ascii="Times New Roman" w:eastAsia="Times New Roman" w:hAnsi="Times New Roman" w:cs="Times New Roman"/>
@@ -20564,7 +20597,7 @@
           <w:delText>is</w:delText>
         </w:r>
       </w:del>
-      <w:ins w:id="233" w:author="Author" w:date="2026-05-07T13:24:00Z">
+      <w:ins w:id="240" w:author="Author" w:date="2026-05-07T13:24:00Z">
         <w:r>
           <w:rPr>
             <w:rFonts w:ascii="Times New Roman" w:eastAsia="Times New Roman" w:hAnsi="Times New Roman" w:cs="Times New Roman"/>
@@ -20590,7 +20623,7 @@
         </w:rPr>
         <w:t xml:space="preserve">not carried out in </w:t>
       </w:r>
-      <w:del w:id="234" w:author="Author" w:date="2026-05-07T13:24:00Z">
+      <w:del w:id="241" w:author="Author" w:date="2026-05-07T13:24:00Z">
         <w:r>
           <w:rPr>
             <w:rFonts w:ascii="Times New Roman" w:eastAsia="Times New Roman" w:hAnsi="Times New Roman" w:cs="Times New Roman"/>
@@ -20600,7 +20633,7 @@
           <w:delText>a work based on QLE (59),</w:delText>
         </w:r>
       </w:del>
-      <w:ins w:id="235" w:author="Author" w:date="2026-05-07T13:24:00Z">
+      <w:ins w:id="242" w:author="Author" w:date="2026-05-07T13:24:00Z">
         <w:r>
           <w:rPr>
             <w:rFonts w:ascii="Times New Roman" w:eastAsia="Times New Roman" w:hAnsi="Times New Roman" w:cs="Times New Roman"/>
@@ -20659,7 +20692,7 @@
         </w:rPr>
         <w:t xml:space="preserve"> hence the abundance of false negative links (Fig. </w:t>
       </w:r>
-      <w:del w:id="236" w:author="Author" w:date="2026-05-07T13:24:00Z">
+      <w:del w:id="243" w:author="Author" w:date="2026-05-07T13:24:00Z">
         <w:r>
           <w:rPr>
             <w:rFonts w:ascii="Times New Roman" w:eastAsia="Times New Roman" w:hAnsi="Times New Roman" w:cs="Times New Roman"/>
@@ -20669,7 +20702,7 @@
           <w:delText>5D</w:delText>
         </w:r>
       </w:del>
-      <w:ins w:id="237" w:author="Author" w:date="2026-05-07T13:24:00Z">
+      <w:ins w:id="244" w:author="Author" w:date="2026-05-07T13:24:00Z">
         <w:r>
           <w:rPr>
             <w:rFonts w:ascii="Times New Roman" w:eastAsia="Times New Roman" w:hAnsi="Times New Roman" w:cs="Times New Roman"/>
@@ -20695,7 +20728,7 @@
         </w:rPr>
         <w:t xml:space="preserve">) compared to our results (Fig. </w:t>
       </w:r>
-      <w:del w:id="238" w:author="Author" w:date="2026-05-07T13:24:00Z">
+      <w:del w:id="245" w:author="Author" w:date="2026-05-07T13:24:00Z">
         <w:r>
           <w:rPr>
             <w:rFonts w:ascii="Times New Roman" w:eastAsia="Times New Roman" w:hAnsi="Times New Roman" w:cs="Times New Roman"/>
@@ -20705,7 +20738,7 @@
           <w:delText xml:space="preserve">5A, B). </w:delText>
         </w:r>
       </w:del>
-      <w:ins w:id="239" w:author="Author" w:date="2026-05-07T13:24:00Z">
+      <w:ins w:id="246" w:author="Author" w:date="2026-05-07T13:24:00Z">
         <w:r>
           <w:rPr>
             <w:rFonts w:ascii="Times New Roman" w:eastAsia="Times New Roman" w:hAnsi="Times New Roman" w:cs="Times New Roman"/>
@@ -20732,7 +20765,7 @@
         <w:rPr>
           <w:rFonts w:ascii="Times New Roman" w:hAnsi="Times New Roman"/>
           <w:sz w:val="24"/>
-          <w:rPrChange w:id="240" w:author="Author" w:date="2026-05-07T13:24:00Z">
+          <w:rPrChange w:id="247" w:author="Author" w:date="2026-05-07T13:24:00Z">
             <w:rPr>
               <w:rFonts w:ascii="Times New Roman" w:hAnsi="Times New Roman"/>
               <w:i/>
@@ -20740,7 +20773,7 @@
             </w:rPr>
           </w:rPrChange>
         </w:rPr>
-        <w:pPrChange w:id="241" w:author="Author" w:date="2026-05-07T13:24:00Z">
+        <w:pPrChange w:id="248" w:author="Author" w:date="2026-05-07T13:24:00Z">
           <w:pPr>
             <w:spacing w:after="0" w:line="360" w:lineRule="auto"/>
             <w:ind w:firstLine="709"/>
@@ -20756,7 +20789,7 @@
         </w:rPr>
         <w:t xml:space="preserve">To address the problem of false-negative bonds, another team </w:t>
       </w:r>
-      <w:del w:id="242" w:author="Author" w:date="2026-05-07T13:24:00Z">
+      <w:del w:id="249" w:author="Author" w:date="2026-05-07T13:24:00Z">
         <w:r>
           <w:rPr>
             <w:rFonts w:ascii="Times New Roman" w:eastAsia="Times New Roman" w:hAnsi="Times New Roman" w:cs="Times New Roman"/>
@@ -20766,7 +20799,7 @@
           <w:delText>using QLE approach (58)</w:delText>
         </w:r>
       </w:del>
-      <w:ins w:id="243" w:author="Author" w:date="2026-05-07T13:24:00Z">
+      <w:ins w:id="250" w:author="Author" w:date="2026-05-07T13:24:00Z">
         <w:r>
           <w:rPr>
             <w:rFonts w:ascii="Times New Roman" w:eastAsia="Times New Roman" w:hAnsi="Times New Roman" w:cs="Times New Roman"/>
@@ -20967,7 +21000,7 @@
         </w:rPr>
         <w:t xml:space="preserve">. </w:t>
       </w:r>
-      <w:del w:id="244" w:author="Author" w:date="2026-05-07T13:24:00Z">
+      <w:del w:id="251" w:author="Author" w:date="2026-05-07T13:24:00Z">
         <w:r>
           <w:rPr>
             <w:rFonts w:ascii="Times New Roman" w:eastAsia="Times New Roman" w:hAnsi="Times New Roman" w:cs="Times New Roman"/>
@@ -20977,7 +21010,7 @@
           <w:delText>Because they have</w:delText>
         </w:r>
       </w:del>
-      <w:ins w:id="245" w:author="Author" w:date="2026-05-07T13:24:00Z">
+      <w:ins w:id="252" w:author="Author" w:date="2026-05-07T13:24:00Z">
         <w:r>
           <w:rPr>
             <w:rFonts w:ascii="Times New Roman" w:eastAsia="Times New Roman" w:hAnsi="Times New Roman" w:cs="Times New Roman"/>
@@ -21012,7 +21045,7 @@
         </w:rPr>
         <w:t xml:space="preserve"> a </w:t>
       </w:r>
-      <w:del w:id="246" w:author="Author" w:date="2026-05-07T13:24:00Z">
+      <w:del w:id="253" w:author="Author" w:date="2026-05-07T13:24:00Z">
         <w:r>
           <w:rPr>
             <w:rFonts w:ascii="Times New Roman" w:eastAsia="Times New Roman" w:hAnsi="Times New Roman" w:cs="Times New Roman"/>
@@ -21022,7 +21055,7 @@
           <w:delText>more distant common ancestor</w:delText>
         </w:r>
       </w:del>
-      <w:ins w:id="247" w:author="Author" w:date="2026-05-07T13:24:00Z">
+      <w:ins w:id="254" w:author="Author" w:date="2026-05-07T13:24:00Z">
         <w:r>
           <w:rPr>
             <w:rFonts w:ascii="Times New Roman" w:eastAsia="Times New Roman" w:hAnsi="Times New Roman" w:cs="Times New Roman"/>
@@ -21545,7 +21578,7 @@
         </w:rPr>
         <w:t xml:space="preserve">ue to genetic linkage is </w:t>
       </w:r>
-      <w:ins w:id="248" w:author="Author" w:date="2026-05-07T13:24:00Z">
+      <w:ins w:id="255" w:author="Author" w:date="2026-05-07T13:24:00Z">
         <w:r>
           <w:rPr>
             <w:rFonts w:ascii="Times New Roman" w:eastAsia="Times New Roman" w:hAnsi="Times New Roman" w:cs="Times New Roman"/>
@@ -21563,7 +21596,7 @@
         </w:rPr>
         <w:t>decreased</w:t>
       </w:r>
-      <w:del w:id="249" w:author="Author" w:date="2026-05-07T13:24:00Z">
+      <w:del w:id="256" w:author="Author" w:date="2026-05-07T13:24:00Z">
         <w:r>
           <w:rPr>
             <w:rFonts w:ascii="Times New Roman" w:eastAsia="Times New Roman" w:hAnsi="Times New Roman" w:cs="Times New Roman"/>
@@ -21581,7 +21614,7 @@
         </w:rPr>
         <w:t xml:space="preserve"> (Fig. </w:t>
       </w:r>
-      <w:del w:id="250" w:author="Author" w:date="2026-05-07T13:24:00Z">
+      <w:del w:id="257" w:author="Author" w:date="2026-05-07T13:24:00Z">
         <w:r>
           <w:rPr>
             <w:rFonts w:ascii="Times New Roman" w:eastAsia="Times New Roman" w:hAnsi="Times New Roman" w:cs="Times New Roman"/>
@@ -21591,7 +21624,7 @@
           <w:delText>5C). However, this</w:delText>
         </w:r>
       </w:del>
-      <w:ins w:id="251" w:author="Author" w:date="2026-05-07T13:24:00Z">
+      <w:ins w:id="258" w:author="Author" w:date="2026-05-07T13:24:00Z">
         <w:r>
           <w:rPr>
             <w:rFonts w:ascii="Times New Roman" w:eastAsia="Times New Roman" w:hAnsi="Times New Roman" w:cs="Times New Roman"/>
@@ -21651,7 +21684,7 @@
         </w:rPr>
         <w:t xml:space="preserve">approach </w:t>
       </w:r>
-      <w:del w:id="252" w:author="Author" w:date="2026-05-07T13:24:00Z">
+      <w:del w:id="259" w:author="Author" w:date="2026-05-07T13:24:00Z">
         <w:r>
           <w:rPr>
             <w:rFonts w:ascii="Times New Roman" w:eastAsia="Times New Roman" w:hAnsi="Times New Roman" w:cs="Times New Roman"/>
@@ -21661,7 +21694,7 @@
           <w:delText>creates</w:delText>
         </w:r>
       </w:del>
-      <w:ins w:id="253" w:author="Author" w:date="2026-05-07T13:24:00Z">
+      <w:ins w:id="260" w:author="Author" w:date="2026-05-07T13:24:00Z">
         <w:r>
           <w:rPr>
             <w:rFonts w:ascii="Times New Roman" w:eastAsia="Times New Roman" w:hAnsi="Times New Roman" w:cs="Times New Roman"/>
@@ -21687,7 +21720,7 @@
         </w:rPr>
         <w:t>other problems</w:t>
       </w:r>
-      <w:ins w:id="254" w:author="Author" w:date="2026-05-07T13:24:00Z">
+      <w:ins w:id="261" w:author="Author" w:date="2026-05-07T13:24:00Z">
         <w:r>
           <w:rPr>
             <w:rFonts w:ascii="Times New Roman" w:eastAsia="Times New Roman" w:hAnsi="Times New Roman" w:cs="Times New Roman"/>
@@ -21705,7 +21738,7 @@
         </w:rPr>
         <w:t xml:space="preserve">. Firstly, </w:t>
       </w:r>
-      <w:del w:id="255" w:author="Author" w:date="2026-05-07T13:24:00Z">
+      <w:del w:id="262" w:author="Author" w:date="2026-05-07T13:24:00Z">
         <w:r>
           <w:rPr>
             <w:rFonts w:ascii="Times New Roman" w:eastAsia="Times New Roman" w:hAnsi="Times New Roman" w:cs="Times New Roman"/>
@@ -21715,7 +21748,7 @@
           <w:delText>the original QLE (30, 32)</w:delText>
         </w:r>
       </w:del>
-      <w:ins w:id="256" w:author="Author" w:date="2026-05-07T13:24:00Z">
+      <w:ins w:id="263" w:author="Author" w:date="2026-05-07T13:24:00Z">
         <w:r>
           <w:rPr>
             <w:rFonts w:ascii="Times New Roman" w:eastAsia="Times New Roman" w:hAnsi="Times New Roman" w:cs="Times New Roman"/>
@@ -21757,7 +21790,7 @@
         </w:rPr>
         <w:t>was formulated for sequences from the same population of the same species, not from different species, and the validity of such a leap to cross-species comparison is not formally justified. Secondly, such</w:t>
       </w:r>
-      <w:ins w:id="257" w:author="Author" w:date="2026-05-07T13:24:00Z">
+      <w:ins w:id="264" w:author="Author" w:date="2026-05-07T13:24:00Z">
         <w:r>
           <w:rPr>
             <w:rFonts w:ascii="Times New Roman" w:eastAsia="Times New Roman" w:hAnsi="Times New Roman" w:cs="Times New Roman"/>
@@ -21800,7 +21833,7 @@
         <w:lastRenderedPageBreak/>
         <w:t>recent common ancestor</w:t>
       </w:r>
-      <w:del w:id="258" w:author="Author" w:date="2026-05-07T13:24:00Z">
+      <w:del w:id="265" w:author="Author" w:date="2026-05-07T13:24:00Z">
         <w:r>
           <w:rPr>
             <w:rFonts w:ascii="Times New Roman" w:eastAsia="Times New Roman" w:hAnsi="Times New Roman" w:cs="Times New Roman"/>
@@ -21810,7 +21843,7 @@
           <w:delText>, which is not plausible.</w:delText>
         </w:r>
       </w:del>
-      <w:ins w:id="259" w:author="Author" w:date="2026-05-07T13:24:00Z">
+      <w:ins w:id="266" w:author="Author" w:date="2026-05-07T13:24:00Z">
         <w:r>
           <w:rPr>
             <w:rFonts w:ascii="Times New Roman" w:eastAsia="Times New Roman" w:hAnsi="Times New Roman" w:cs="Times New Roman"/>
@@ -21836,7 +21869,7 @@
         </w:rPr>
         <w:t xml:space="preserve"> Interactions of higher orders may be incorporated into pairwise interactions on short time scales, as done in our work as well, but such renormalized values are expected to change at long interspecies times. </w:t>
       </w:r>
-      <w:del w:id="260" w:author="Author" w:date="2026-05-07T13:24:00Z">
+      <w:del w:id="267" w:author="Author" w:date="2026-05-07T13:24:00Z">
         <w:r>
           <w:rPr>
             <w:rFonts w:ascii="Times New Roman" w:eastAsia="Times New Roman" w:hAnsi="Times New Roman" w:cs="Times New Roman"/>
@@ -21872,7 +21905,7 @@
           <w:delText>/2 coefficients of a large interaction matrix are fit to genomic data at once, the number of fitting parameters is large, which may cause unstable results due to even small errors. In contrast, our method uses data for one species, direct calculation instead of fitting, and works with one site pair at a time.</w:delText>
         </w:r>
       </w:del>
-      <w:ins w:id="261" w:author="Author" w:date="2026-05-07T13:24:00Z">
+      <w:ins w:id="268" w:author="Author" w:date="2026-05-07T13:24:00Z">
         <w:r>
           <w:rPr>
             <w:rFonts w:ascii="Times New Roman" w:eastAsia="Times New Roman" w:hAnsi="Times New Roman" w:cs="Times New Roman"/>
@@ -22073,7 +22106,7 @@
         <w:ind w:firstLine="720"/>
         <w:jc w:val="both"/>
         <w:rPr>
-          <w:ins w:id="262" w:author="Author" w:date="2026-05-07T13:24:00Z"/>
+          <w:ins w:id="269" w:author="Author" w:date="2026-05-07T13:24:00Z"/>
           <w:rFonts w:ascii="Times New Roman" w:eastAsia="Times New Roman" w:hAnsi="Times New Roman" w:cs="Times New Roman"/>
           <w:bCs/>
           <w:sz w:val="24"/>
@@ -22081,7 +22114,7 @@
           <w:lang w:val="en-US"/>
         </w:rPr>
       </w:pPr>
-      <w:ins w:id="263" w:author="Author" w:date="2026-05-07T13:24:00Z">
+      <w:ins w:id="270" w:author="Author" w:date="2026-05-07T13:24:00Z">
         <w:r>
           <w:rPr>
             <w:rFonts w:ascii="Times New Roman" w:eastAsia="Times New Roman" w:hAnsi="Times New Roman" w:cs="Times New Roman"/>
@@ -22630,7 +22663,7 @@
         </w:rPr>
         <w:t xml:space="preserve">To conclude, the present study </w:t>
       </w:r>
-      <w:del w:id="264" w:author="Author" w:date="2026-05-07T13:24:00Z">
+      <w:del w:id="271" w:author="Author" w:date="2026-05-07T13:24:00Z">
         <w:r>
           <w:rPr>
             <w:rFonts w:ascii="Times New Roman" w:eastAsia="Times New Roman" w:hAnsi="Times New Roman" w:cs="Times New Roman"/>
@@ -22640,7 +22673,7 @@
           <w:delText>demonstrates</w:delText>
         </w:r>
       </w:del>
-      <w:ins w:id="265" w:author="Author" w:date="2026-05-07T13:24:00Z">
+      <w:ins w:id="272" w:author="Author" w:date="2026-05-07T13:24:00Z">
         <w:r>
           <w:rPr>
             <w:rFonts w:ascii="Times New Roman" w:eastAsia="Times New Roman" w:hAnsi="Times New Roman" w:cs="Times New Roman"/>
@@ -22666,7 +22699,7 @@
         </w:rPr>
         <w:t>the existence of fundamental limitations on epistasis detection due to genetic linkage</w:t>
       </w:r>
-      <w:del w:id="266" w:author="Author" w:date="2026-05-07T13:24:00Z">
+      <w:del w:id="273" w:author="Author" w:date="2026-05-07T13:24:00Z">
         <w:r>
           <w:rPr>
             <w:rFonts w:ascii="Times New Roman" w:eastAsia="Times New Roman" w:hAnsi="Times New Roman" w:cs="Times New Roman"/>
@@ -22674,132 +22707,6 @@
             <w:szCs w:val="24"/>
           </w:rPr>
           <w:delText xml:space="preserve"> that the mainstream QLE approximation ignores.</w:delText>
-        </w:r>
-      </w:del>
-      <w:ins w:id="267" w:author="Author" w:date="2026-05-07T13:24:00Z">
-        <w:r>
-          <w:rPr>
-            <w:rFonts w:ascii="Times New Roman" w:eastAsia="Times New Roman" w:hAnsi="Times New Roman" w:cs="Times New Roman"/>
-            <w:sz w:val="24"/>
-            <w:szCs w:val="24"/>
-          </w:rPr>
-          <w:t>.</w:t>
-        </w:r>
-      </w:ins>
-      <w:r>
-        <w:rPr>
-          <w:rFonts w:ascii="Times New Roman" w:eastAsia="Times New Roman" w:hAnsi="Times New Roman" w:cs="Times New Roman"/>
-          <w:sz w:val="24"/>
-          <w:szCs w:val="24"/>
-        </w:rPr>
-        <w:t xml:space="preserve"> Within this limitation, a </w:t>
-      </w:r>
-      <w:del w:id="268" w:author="Author" w:date="2026-05-07T13:24:00Z">
-        <w:r>
-          <w:rPr>
-            <w:rFonts w:ascii="Times New Roman" w:eastAsia="Times New Roman" w:hAnsi="Times New Roman" w:cs="Times New Roman"/>
-            <w:sz w:val="24"/>
-            <w:szCs w:val="24"/>
-          </w:rPr>
-          <w:delText>three-site</w:delText>
-        </w:r>
-      </w:del>
-      <w:ins w:id="269" w:author="Author" w:date="2026-05-07T13:24:00Z">
-        <w:r>
-          <w:rPr>
-            <w:rFonts w:ascii="Times New Roman" w:eastAsia="Times New Roman" w:hAnsi="Times New Roman" w:cs="Times New Roman"/>
-            <w:sz w:val="24"/>
-            <w:szCs w:val="24"/>
-          </w:rPr>
-          <w:t>conditional</w:t>
-        </w:r>
-      </w:ins>
-      <w:r>
-        <w:rPr>
-          <w:rFonts w:ascii="Times New Roman" w:eastAsia="Times New Roman" w:hAnsi="Times New Roman" w:cs="Times New Roman"/>
-          <w:sz w:val="24"/>
-          <w:szCs w:val="24"/>
-        </w:rPr>
-        <w:t xml:space="preserve"> correlation method combined with </w:t>
-      </w:r>
-      <w:del w:id="270" w:author="Author" w:date="2026-05-07T13:24:00Z">
-        <w:r>
-          <w:rPr>
-            <w:rFonts w:ascii="Times New Roman" w:eastAsia="Times New Roman" w:hAnsi="Times New Roman" w:cs="Times New Roman"/>
-            <w:sz w:val="24"/>
-            <w:szCs w:val="24"/>
-          </w:rPr>
-          <w:delText>equal</w:delText>
-        </w:r>
-      </w:del>
-      <w:ins w:id="271" w:author="Author" w:date="2026-05-07T13:24:00Z">
-        <w:r>
-          <w:rPr>
-            <w:rFonts w:ascii="Times New Roman" w:eastAsia="Times New Roman" w:hAnsi="Times New Roman" w:cs="Times New Roman"/>
-            <w:sz w:val="24"/>
-            <w:szCs w:val="24"/>
-          </w:rPr>
-          <w:t>balanced</w:t>
-        </w:r>
-      </w:ins>
-      <w:r>
-        <w:rPr>
-          <w:rFonts w:ascii="Times New Roman" w:eastAsia="Times New Roman" w:hAnsi="Times New Roman" w:cs="Times New Roman"/>
-          <w:sz w:val="24"/>
-          <w:szCs w:val="24"/>
-        </w:rPr>
-        <w:t xml:space="preserve"> </w:t>
-      </w:r>
-      <w:r>
-        <w:rPr>
-          <w:rFonts w:ascii="Times New Roman" w:eastAsia="Times New Roman" w:hAnsi="Times New Roman" w:cs="Times New Roman"/>
-          <w:sz w:val="24"/>
-          <w:szCs w:val="24"/>
-        </w:rPr>
-        <w:t xml:space="preserve">sampling from quasi-independent populations </w:t>
-      </w:r>
-      <w:ins w:id="272" w:author="Author" w:date="2026-05-07T13:24:00Z">
-        <w:r>
-          <w:rPr>
-            <w:rFonts w:ascii="Times New Roman" w:eastAsia="Times New Roman" w:hAnsi="Times New Roman" w:cs="Times New Roman"/>
-            <w:sz w:val="24"/>
-            <w:szCs w:val="24"/>
-          </w:rPr>
-          <w:t xml:space="preserve">and testing </w:t>
-        </w:r>
-        <w:r>
-          <w:rPr>
-            <w:rFonts w:ascii="Times New Roman" w:eastAsia="Times New Roman" w:hAnsi="Times New Roman" w:cs="Times New Roman"/>
-            <w:sz w:val="24"/>
-            <w:szCs w:val="24"/>
-          </w:rPr>
-          <w:t xml:space="preserve">the accuracy </w:t>
-        </w:r>
-        <w:r>
-          <w:rPr>
-            <w:rFonts w:ascii="Times New Roman" w:eastAsia="Times New Roman" w:hAnsi="Times New Roman" w:cs="Times New Roman"/>
-            <w:sz w:val="24"/>
-            <w:szCs w:val="24"/>
-          </w:rPr>
-          <w:t xml:space="preserve">in simulation </w:t>
-        </w:r>
-      </w:ins>
-      <w:r>
-        <w:rPr>
-          <w:rFonts w:ascii="Times New Roman" w:eastAsia="Times New Roman" w:hAnsi="Times New Roman" w:cs="Times New Roman"/>
-          <w:sz w:val="24"/>
-          <w:szCs w:val="24"/>
-        </w:rPr>
-        <w:t xml:space="preserve">allows </w:t>
-      </w:r>
-      <w:del w:id="273" w:author="Author" w:date="2026-05-07T13:24:00Z">
-        <w:r>
-          <w:rPr>
-            <w:rFonts w:ascii="Times New Roman" w:eastAsia="Times New Roman" w:hAnsi="Times New Roman" w:cs="Times New Roman"/>
-            <w:sz w:val="24"/>
-            <w:szCs w:val="24"/>
-          </w:rPr>
-          <w:delText>reliable</w:delText>
         </w:r>
       </w:del>
       <w:ins w:id="274" w:author="Author" w:date="2026-05-07T13:24:00Z">
@@ -22809,15 +22716,7 @@
             <w:sz w:val="24"/>
             <w:szCs w:val="24"/>
           </w:rPr>
-          <w:t xml:space="preserve">the </w:t>
-        </w:r>
-        <w:r>
-          <w:rPr>
-            <w:rFonts w:ascii="Times New Roman" w:eastAsia="Times New Roman" w:hAnsi="Times New Roman" w:cs="Times New Roman"/>
-            <w:sz w:val="24"/>
-            <w:szCs w:val="24"/>
-          </w:rPr>
-          <w:t>testable</w:t>
+          <w:t>.</w:t>
         </w:r>
       </w:ins>
       <w:r>
@@ -22826,15 +22725,7 @@
           <w:sz w:val="24"/>
           <w:szCs w:val="24"/>
         </w:rPr>
-        <w:t xml:space="preserve"> </w:t>
-      </w:r>
-      <w:r>
-        <w:rPr>
-          <w:rFonts w:ascii="Times New Roman" w:eastAsia="Times New Roman" w:hAnsi="Times New Roman" w:cs="Times New Roman"/>
-          <w:sz w:val="24"/>
-          <w:szCs w:val="24"/>
-        </w:rPr>
-        <w:t>detection of strong epistatic links</w:t>
+        <w:t xml:space="preserve"> Within this limitation, a </w:t>
       </w:r>
       <w:del w:id="275" w:author="Author" w:date="2026-05-07T13:24:00Z">
         <w:r>
@@ -22843,10 +22734,152 @@
             <w:sz w:val="24"/>
             <w:szCs w:val="24"/>
           </w:rPr>
-          <w:delText xml:space="preserve"> against the background noise of genetic linkage.</w:delText>
+          <w:delText>three-site</w:delText>
         </w:r>
       </w:del>
       <w:ins w:id="276" w:author="Author" w:date="2026-05-07T13:24:00Z">
+        <w:r>
+          <w:rPr>
+            <w:rFonts w:ascii="Times New Roman" w:eastAsia="Times New Roman" w:hAnsi="Times New Roman" w:cs="Times New Roman"/>
+            <w:sz w:val="24"/>
+            <w:szCs w:val="24"/>
+          </w:rPr>
+          <w:t>conditional</w:t>
+        </w:r>
+      </w:ins>
+      <w:r>
+        <w:rPr>
+          <w:rFonts w:ascii="Times New Roman" w:eastAsia="Times New Roman" w:hAnsi="Times New Roman" w:cs="Times New Roman"/>
+          <w:sz w:val="24"/>
+          <w:szCs w:val="24"/>
+        </w:rPr>
+        <w:t xml:space="preserve"> correlation method combined with </w:t>
+      </w:r>
+      <w:del w:id="277" w:author="Author" w:date="2026-05-07T13:24:00Z">
+        <w:r>
+          <w:rPr>
+            <w:rFonts w:ascii="Times New Roman" w:eastAsia="Times New Roman" w:hAnsi="Times New Roman" w:cs="Times New Roman"/>
+            <w:sz w:val="24"/>
+            <w:szCs w:val="24"/>
+          </w:rPr>
+          <w:delText>equal</w:delText>
+        </w:r>
+      </w:del>
+      <w:ins w:id="278" w:author="Author" w:date="2026-05-07T13:24:00Z">
+        <w:r>
+          <w:rPr>
+            <w:rFonts w:ascii="Times New Roman" w:eastAsia="Times New Roman" w:hAnsi="Times New Roman" w:cs="Times New Roman"/>
+            <w:sz w:val="24"/>
+            <w:szCs w:val="24"/>
+          </w:rPr>
+          <w:t>balanced</w:t>
+        </w:r>
+      </w:ins>
+      <w:r>
+        <w:rPr>
+          <w:rFonts w:ascii="Times New Roman" w:eastAsia="Times New Roman" w:hAnsi="Times New Roman" w:cs="Times New Roman"/>
+          <w:sz w:val="24"/>
+          <w:szCs w:val="24"/>
+        </w:rPr>
+        <w:t xml:space="preserve"> </w:t>
+      </w:r>
+      <w:r>
+        <w:rPr>
+          <w:rFonts w:ascii="Times New Roman" w:eastAsia="Times New Roman" w:hAnsi="Times New Roman" w:cs="Times New Roman"/>
+          <w:sz w:val="24"/>
+          <w:szCs w:val="24"/>
+        </w:rPr>
+        <w:t xml:space="preserve">sampling from quasi-independent populations </w:t>
+      </w:r>
+      <w:ins w:id="279" w:author="Author" w:date="2026-05-07T13:24:00Z">
+        <w:r>
+          <w:rPr>
+            <w:rFonts w:ascii="Times New Roman" w:eastAsia="Times New Roman" w:hAnsi="Times New Roman" w:cs="Times New Roman"/>
+            <w:sz w:val="24"/>
+            <w:szCs w:val="24"/>
+          </w:rPr>
+          <w:t xml:space="preserve">and testing </w:t>
+        </w:r>
+        <w:r>
+          <w:rPr>
+            <w:rFonts w:ascii="Times New Roman" w:eastAsia="Times New Roman" w:hAnsi="Times New Roman" w:cs="Times New Roman"/>
+            <w:sz w:val="24"/>
+            <w:szCs w:val="24"/>
+          </w:rPr>
+          <w:t xml:space="preserve">the accuracy </w:t>
+        </w:r>
+        <w:r>
+          <w:rPr>
+            <w:rFonts w:ascii="Times New Roman" w:eastAsia="Times New Roman" w:hAnsi="Times New Roman" w:cs="Times New Roman"/>
+            <w:sz w:val="24"/>
+            <w:szCs w:val="24"/>
+          </w:rPr>
+          <w:t xml:space="preserve">in simulation </w:t>
+        </w:r>
+      </w:ins>
+      <w:r>
+        <w:rPr>
+          <w:rFonts w:ascii="Times New Roman" w:eastAsia="Times New Roman" w:hAnsi="Times New Roman" w:cs="Times New Roman"/>
+          <w:sz w:val="24"/>
+          <w:szCs w:val="24"/>
+        </w:rPr>
+        <w:t xml:space="preserve">allows </w:t>
+      </w:r>
+      <w:del w:id="280" w:author="Author" w:date="2026-05-07T13:24:00Z">
+        <w:r>
+          <w:rPr>
+            <w:rFonts w:ascii="Times New Roman" w:eastAsia="Times New Roman" w:hAnsi="Times New Roman" w:cs="Times New Roman"/>
+            <w:sz w:val="24"/>
+            <w:szCs w:val="24"/>
+          </w:rPr>
+          <w:delText>reliable</w:delText>
+        </w:r>
+      </w:del>
+      <w:ins w:id="281" w:author="Author" w:date="2026-05-07T13:24:00Z">
+        <w:r>
+          <w:rPr>
+            <w:rFonts w:ascii="Times New Roman" w:eastAsia="Times New Roman" w:hAnsi="Times New Roman" w:cs="Times New Roman"/>
+            <w:sz w:val="24"/>
+            <w:szCs w:val="24"/>
+          </w:rPr>
+          <w:t xml:space="preserve">the </w:t>
+        </w:r>
+        <w:r>
+          <w:rPr>
+            <w:rFonts w:ascii="Times New Roman" w:eastAsia="Times New Roman" w:hAnsi="Times New Roman" w:cs="Times New Roman"/>
+            <w:sz w:val="24"/>
+            <w:szCs w:val="24"/>
+          </w:rPr>
+          <w:t>testable</w:t>
+        </w:r>
+      </w:ins>
+      <w:r>
+        <w:rPr>
+          <w:rFonts w:ascii="Times New Roman" w:eastAsia="Times New Roman" w:hAnsi="Times New Roman" w:cs="Times New Roman"/>
+          <w:sz w:val="24"/>
+          <w:szCs w:val="24"/>
+        </w:rPr>
+        <w:t xml:space="preserve"> </w:t>
+      </w:r>
+      <w:r>
+        <w:rPr>
+          <w:rFonts w:ascii="Times New Roman" w:eastAsia="Times New Roman" w:hAnsi="Times New Roman" w:cs="Times New Roman"/>
+          <w:sz w:val="24"/>
+          <w:szCs w:val="24"/>
+        </w:rPr>
+        <w:t>detection of strong epistatic links</w:t>
+      </w:r>
+      <w:del w:id="282" w:author="Author" w:date="2026-05-07T13:24:00Z">
+        <w:r>
+          <w:rPr>
+            <w:rFonts w:ascii="Times New Roman" w:eastAsia="Times New Roman" w:hAnsi="Times New Roman" w:cs="Times New Roman"/>
+            <w:sz w:val="24"/>
+            <w:szCs w:val="24"/>
+          </w:rPr>
+          <w:delText xml:space="preserve"> against the background noise of genetic linkage.</w:delText>
+        </w:r>
+      </w:del>
+      <w:ins w:id="283" w:author="Author" w:date="2026-05-07T13:24:00Z">
         <w:r>
           <w:rPr>
             <w:rFonts w:ascii="Times New Roman" w:eastAsia="Times New Roman" w:hAnsi="Times New Roman" w:cs="Times New Roman"/>
@@ -23211,16 +23244,7 @@
           <w:sz w:val="24"/>
           <w:szCs w:val="24"/>
         </w:rPr>
-        <w:t>,</w:t>
-      </w:r>
-      <w:r>
-        <w:rPr>
-          <w:rFonts w:ascii="Times New Roman" w:eastAsia="Times New Roman" w:hAnsi="Times New Roman" w:cs="Times New Roman"/>
-          <w:color w:val="000000"/>
-          <w:sz w:val="24"/>
-          <w:szCs w:val="24"/>
-        </w:rPr>
-        <w:t xml:space="preserve"> as follows. In an individual genome, each locus (site, nucleotide position, amino acid position) numbered </w:t>
+        <w:t xml:space="preserve">, as follows. In an individual genome, each locus (site, nucleotide position, amino acid position) numbered </w:t>
       </w:r>
       <m:oMath>
         <m:r>
@@ -24032,7 +24056,7 @@
         <w:t xml:space="preserve"> is the binary matrix that shows </w:t>
       </w:r>
       <w:proofErr w:type="spellStart"/>
-      <w:ins w:id="277" w:author="Author" w:date="2026-05-07T13:24:00Z">
+      <w:ins w:id="284" w:author="Author" w:date="2026-05-07T13:24:00Z">
         <w:r>
           <w:rPr>
             <w:rFonts w:ascii="Times New Roman" w:eastAsia="Times New Roman" w:hAnsi="Times New Roman" w:cs="Times New Roman"/>
@@ -24213,7 +24237,7 @@
         </w:rPr>
         <w:t>mutations</w:t>
       </w:r>
-      <w:del w:id="278" w:author="Author" w:date="2026-05-07T13:24:00Z">
+      <w:del w:id="285" w:author="Author" w:date="2026-05-07T13:24:00Z">
         <w:r>
           <w:rPr>
             <w:rFonts w:ascii="Times New Roman" w:eastAsia="Times New Roman" w:hAnsi="Times New Roman" w:cs="Times New Roman"/>
@@ -24272,7 +24296,7 @@
         </w:rPr>
         <w:t xml:space="preserve"> is the </w:t>
       </w:r>
-      <w:del w:id="279" w:author="Author" w:date="2026-05-07T13:24:00Z">
+      <w:del w:id="286" w:author="Author" w:date="2026-05-07T13:24:00Z">
         <w:r>
           <w:rPr>
             <w:rFonts w:ascii="Times New Roman" w:eastAsia="Times New Roman" w:hAnsi="Times New Roman" w:cs="Times New Roman"/>
@@ -24290,7 +24314,7 @@
         </w:rPr>
         <w:t xml:space="preserve">compensation </w:t>
       </w:r>
-      <w:del w:id="280" w:author="Author" w:date="2026-05-07T13:24:00Z">
+      <w:del w:id="287" w:author="Author" w:date="2026-05-07T13:24:00Z">
         <w:r>
           <w:rPr>
             <w:rFonts w:ascii="Times New Roman" w:eastAsia="Times New Roman" w:hAnsi="Times New Roman" w:cs="Times New Roman"/>
@@ -24300,7 +24324,7 @@
           <w:delText xml:space="preserve">of deleterious alleles </w:delText>
         </w:r>
       </w:del>
-      <w:ins w:id="281" w:author="Author" w:date="2026-05-07T13:24:00Z">
+      <w:ins w:id="288" w:author="Author" w:date="2026-05-07T13:24:00Z">
         <w:r>
           <w:rPr>
             <w:rFonts w:ascii="Times New Roman" w:eastAsia="Times New Roman" w:hAnsi="Times New Roman" w:cs="Times New Roman"/>
@@ -24363,7 +24387,7 @@
           <m:t>j.</m:t>
         </m:r>
       </m:oMath>
-      <w:del w:id="282" w:author="Author" w:date="2026-05-07T13:24:00Z">
+      <w:del w:id="289" w:author="Author" w:date="2026-05-07T13:24:00Z">
         <w:r>
           <w:rPr>
             <w:rFonts w:ascii="Times New Roman" w:eastAsia="Times New Roman" w:hAnsi="Times New Roman" w:cs="Times New Roman"/>
@@ -24375,7 +24399,7 @@
       </w:del>
       <m:oMath>
         <m:r>
-          <w:del w:id="283" w:author="Author" w:date="2026-05-07T13:24:00Z">
+          <w:del w:id="290" w:author="Author" w:date="2026-05-07T13:24:00Z">
             <w:rPr>
               <w:rFonts w:ascii="Cambria Math" w:eastAsia="Cambria Math" w:hAnsi="Cambria Math" w:cs="Cambria Math"/>
               <w:sz w:val="24"/>
@@ -24385,7 +24409,7 @@
           </w:del>
         </m:r>
       </m:oMath>
-      <w:del w:id="284" w:author="Author" w:date="2026-05-07T13:24:00Z">
+      <w:del w:id="291" w:author="Author" w:date="2026-05-07T13:24:00Z">
         <w:r>
           <w:rPr>
             <w:rFonts w:ascii="Times New Roman" w:eastAsia="Times New Roman" w:hAnsi="Times New Roman" w:cs="Times New Roman"/>
@@ -24397,7 +24421,7 @@
       </w:del>
       <m:oMath>
         <m:r>
-          <w:del w:id="285" w:author="Author" w:date="2026-05-07T13:24:00Z">
+          <w:del w:id="292" w:author="Author" w:date="2026-05-07T13:24:00Z">
             <w:rPr>
               <w:rFonts w:ascii="Cambria Math" w:eastAsia="Cambria Math" w:hAnsi="Cambria Math" w:cs="Cambria Math"/>
               <w:sz w:val="24"/>
@@ -24407,7 +24431,7 @@
           </w:del>
         </m:r>
       </m:oMath>
-      <w:del w:id="286" w:author="Author" w:date="2026-05-07T13:24:00Z">
+      <w:del w:id="293" w:author="Author" w:date="2026-05-07T13:24:00Z">
         <w:r>
           <w:rPr>
             <w:rFonts w:ascii="Times New Roman" w:eastAsia="Times New Roman" w:hAnsi="Times New Roman" w:cs="Times New Roman"/>
@@ -24455,7 +24479,7 @@
         <w:tab/>
         <w:t>In our simulation example in Fig</w:t>
       </w:r>
-      <w:ins w:id="287" w:author="Author" w:date="2026-05-07T13:24:00Z">
+      <w:ins w:id="294" w:author="Author" w:date="2026-05-07T13:24:00Z">
         <w:r>
           <w:rPr>
             <w:rFonts w:ascii="Times New Roman" w:eastAsia="Times New Roman" w:hAnsi="Times New Roman" w:cs="Times New Roman"/>
@@ -24493,7 +24517,7 @@
         </w:rPr>
         <w:t>alleles</w:t>
       </w:r>
-      <w:del w:id="288" w:author="Author" w:date="2026-05-07T13:24:00Z">
+      <w:del w:id="295" w:author="Author" w:date="2026-05-07T13:24:00Z">
         <w:r>
           <w:rPr>
             <w:rFonts w:ascii="Times New Roman" w:eastAsia="Times New Roman" w:hAnsi="Times New Roman" w:cs="Times New Roman"/>
@@ -24567,7 +24591,7 @@
         </w:rPr>
         <w:t xml:space="preserve"> mutation rate</w:t>
       </w:r>
-      <w:del w:id="289" w:author="Author" w:date="2026-05-07T13:24:00Z">
+      <w:del w:id="296" w:author="Author" w:date="2026-05-07T13:24:00Z">
         <w:r>
           <w:rPr>
             <w:rFonts w:ascii="Times New Roman" w:eastAsia="Times New Roman" w:hAnsi="Times New Roman" w:cs="Times New Roman"/>
@@ -24578,7 +24602,7 @@
           <w:delText>,</w:delText>
         </w:r>
       </w:del>
-      <w:ins w:id="290" w:author="Author" w:date="2026-05-07T13:24:00Z">
+      <w:ins w:id="297" w:author="Author" w:date="2026-05-07T13:24:00Z">
         <w:r>
           <w:rPr>
             <w:rFonts w:ascii="Times New Roman" w:eastAsia="Times New Roman" w:hAnsi="Times New Roman" w:cs="Times New Roman"/>
@@ -24636,7 +24660,7 @@
         </w:rPr>
         <w:t>fixed selection coefficient</w:t>
       </w:r>
-      <w:del w:id="291" w:author="Author" w:date="2026-05-07T13:24:00Z">
+      <w:del w:id="298" w:author="Author" w:date="2026-05-07T13:24:00Z">
         <w:r>
           <w:rPr>
             <w:rFonts w:ascii="Times New Roman" w:eastAsia="Times New Roman" w:hAnsi="Times New Roman" w:cs="Times New Roman"/>
@@ -24649,7 +24673,7 @@
       </w:del>
       <m:oMath>
         <m:r>
-          <w:del w:id="292" w:author="Author" w:date="2026-05-07T13:24:00Z">
+          <w:del w:id="299" w:author="Author" w:date="2026-05-07T13:24:00Z">
             <w:rPr>
               <w:rFonts w:ascii="Cambria Math" w:eastAsia="Cambria Math" w:hAnsi="Cambria Math" w:cs="Cambria Math"/>
               <w:color w:val="000000"/>
@@ -24660,7 +24684,7 @@
           </w:del>
         </m:r>
         <m:r>
-          <w:ins w:id="293" w:author="Author" w:date="2026-05-07T13:24:00Z">
+          <w:ins w:id="300" w:author="Author" w:date="2026-05-07T13:24:00Z">
             <w:rPr>
               <w:rFonts w:ascii="Cambria Math" w:eastAsia="Cambria Math" w:hAnsi="Cambria Math" w:cs="Cambria Math"/>
               <w:color w:val="000000"/>
@@ -24673,7 +24697,7 @@
         <m:sSub>
           <m:sSubPr>
             <m:ctrlPr>
-              <w:ins w:id="294" w:author="Author" w:date="2026-05-07T13:24:00Z">
+              <w:ins w:id="301" w:author="Author" w:date="2026-05-07T13:24:00Z">
                 <w:rPr>
                   <w:rFonts w:ascii="Cambria Math" w:eastAsia="Cambria Math" w:hAnsi="Cambria Math" w:cs="Cambria Math"/>
                 </w:rPr>
@@ -24682,7 +24706,7 @@
           </m:sSubPr>
           <m:e>
             <m:r>
-              <w:ins w:id="295" w:author="Author" w:date="2026-05-07T13:24:00Z">
+              <w:ins w:id="302" w:author="Author" w:date="2026-05-07T13:24:00Z">
                 <w:rPr>
                   <w:rFonts w:ascii="Cambria Math" w:eastAsia="Cambria Math" w:hAnsi="Cambria Math" w:cs="Cambria Math"/>
                 </w:rPr>
@@ -24692,7 +24716,7 @@
           </m:e>
           <m:sub>
             <m:r>
-              <w:ins w:id="296" w:author="Author" w:date="2026-05-07T13:24:00Z">
+              <w:ins w:id="303" w:author="Author" w:date="2026-05-07T13:24:00Z">
                 <w:rPr>
                   <w:rFonts w:ascii="Cambria Math" w:eastAsia="Cambria Math" w:hAnsi="Cambria Math" w:cs="Cambria Math"/>
                 </w:rPr>
@@ -24702,7 +24726,7 @@
           </m:sub>
         </m:sSub>
         <m:r>
-          <w:ins w:id="297" w:author="Author" w:date="2026-05-07T13:24:00Z">
+          <w:ins w:id="304" w:author="Author" w:date="2026-05-07T13:24:00Z">
             <w:rPr>
               <w:rFonts w:ascii="Cambria Math" w:eastAsia="Cambria Math" w:hAnsi="Cambria Math" w:cs="Cambria Math"/>
               <w:color w:val="000000"/>
@@ -24740,7 +24764,7 @@
         </w:rPr>
         <w:t xml:space="preserve"> </w:t>
       </w:r>
-      <w:del w:id="298" w:author="Author" w:date="2026-05-07T13:24:00Z">
+      <w:del w:id="305" w:author="Author" w:date="2026-05-07T13:24:00Z">
         <w:r>
           <w:rPr>
             <w:rFonts w:ascii="Times New Roman" w:eastAsia="Times New Roman" w:hAnsi="Times New Roman" w:cs="Times New Roman"/>
@@ -24753,7 +24777,7 @@
       </w:del>
       <m:oMath>
         <m:r>
-          <w:ins w:id="299" w:author="Author" w:date="2026-05-07T13:24:00Z">
+          <w:ins w:id="306" w:author="Author" w:date="2026-05-07T13:24:00Z">
             <m:rPr>
               <m:sty m:val="p"/>
             </m:rPr>
@@ -24785,7 +24809,7 @@
         </w:rPr>
         <w:t xml:space="preserve"> individuals</w:t>
       </w:r>
-      <w:del w:id="300" w:author="Author" w:date="2026-05-07T13:24:00Z">
+      <w:del w:id="307" w:author="Author" w:date="2026-05-07T13:24:00Z">
         <w:r>
           <w:rPr>
             <w:rFonts w:ascii="Times New Roman" w:eastAsia="Times New Roman" w:hAnsi="Times New Roman" w:cs="Times New Roman"/>
@@ -24798,7 +24822,7 @@
       </w:del>
       <m:oMath>
         <m:r>
-          <w:del w:id="301" w:author="Author" w:date="2026-05-07T13:24:00Z">
+          <w:del w:id="308" w:author="Author" w:date="2026-05-07T13:24:00Z">
             <w:rPr>
               <w:rFonts w:ascii="Cambria Math" w:eastAsia="Cambria Math" w:hAnsi="Cambria Math" w:cs="Cambria Math"/>
               <w:color w:val="000000"/>
@@ -24809,7 +24833,7 @@
           </w:del>
         </m:r>
       </m:oMath>
-      <w:ins w:id="302" w:author="Author" w:date="2026-05-07T13:24:00Z">
+      <w:ins w:id="309" w:author="Author" w:date="2026-05-07T13:24:00Z">
         <w:r>
           <w:rPr>
             <w:rFonts w:ascii="Times New Roman" w:eastAsia="Times New Roman" w:hAnsi="Times New Roman" w:cs="Times New Roman"/>
@@ -24867,7 +24891,7 @@
         </w:rPr>
         <w:t>sites</w:t>
       </w:r>
-      <w:del w:id="303" w:author="Author" w:date="2026-05-07T13:24:00Z">
+      <w:del w:id="310" w:author="Author" w:date="2026-05-07T13:24:00Z">
         <w:r>
           <w:rPr>
             <w:rFonts w:ascii="Times New Roman" w:eastAsia="Times New Roman" w:hAnsi="Times New Roman" w:cs="Times New Roman"/>
@@ -25316,16 +25340,7 @@
           <w:sz w:val="24"/>
           <w:szCs w:val="24"/>
         </w:rPr>
-        <w:t>The</w:t>
-      </w:r>
-      <w:r>
-        <w:rPr>
-          <w:rFonts w:ascii="Times New Roman" w:eastAsia="Times New Roman" w:hAnsi="Times New Roman" w:cs="Times New Roman"/>
-          <w:color w:val="000000"/>
-          <w:sz w:val="24"/>
-          <w:szCs w:val="24"/>
-        </w:rPr>
-        <w:t xml:space="preserve"> </w:t>
+        <w:t xml:space="preserve">The </w:t>
       </w:r>
       <w:r>
         <w:rPr>
@@ -25612,14 +25627,14 @@
             <w:pPr>
               <w:cnfStyle w:val="000000000000" w:firstRow="0" w:lastRow="0" w:firstColumn="0" w:lastColumn="0" w:oddVBand="0" w:evenVBand="0" w:oddHBand="0" w:evenHBand="0" w:firstRowFirstColumn="0" w:firstRowLastColumn="0" w:lastRowFirstColumn="0" w:lastRowLastColumn="0"/>
               <w:rPr>
-                <w:ins w:id="304" w:author="Author" w:date="2026-05-07T13:24:00Z"/>
+                <w:ins w:id="311" w:author="Author" w:date="2026-05-07T13:24:00Z"/>
                 <w:rFonts w:ascii="Times New Roman" w:eastAsia="Times New Roman" w:hAnsi="Times New Roman" w:cs="Times New Roman"/>
                 <w:sz w:val="20"/>
                 <w:szCs w:val="20"/>
               </w:rPr>
             </w:pPr>
             <w:proofErr w:type="gramStart"/>
-            <w:ins w:id="305" w:author="Author" w:date="2026-05-07T13:24:00Z">
+            <w:ins w:id="312" w:author="Author" w:date="2026-05-07T13:24:00Z">
               <w:r>
                 <w:rPr>
                   <w:rFonts w:ascii="Times New Roman" w:eastAsia="Times New Roman" w:hAnsi="Times New Roman" w:cs="Times New Roman"/>
@@ -25689,7 +25704,7 @@
               </w:rPr>
               <w:t>0.45</w:t>
             </w:r>
-            <w:ins w:id="306" w:author="Author" w:date="2026-05-07T13:24:00Z">
+            <w:ins w:id="313" w:author="Author" w:date="2026-05-07T13:24:00Z">
               <w:r>
                 <w:rPr>
                   <w:rFonts w:ascii="Times New Roman" w:eastAsia="Times New Roman" w:hAnsi="Times New Roman" w:cs="Times New Roman"/>
@@ -25889,7 +25904,7 @@
             <w:pPr>
               <w:cnfStyle w:val="000000000000" w:firstRow="0" w:lastRow="0" w:firstColumn="0" w:lastColumn="0" w:oddVBand="0" w:evenVBand="0" w:oddHBand="0" w:evenHBand="0" w:firstRowFirstColumn="0" w:firstRowLastColumn="0" w:lastRowFirstColumn="0" w:lastRowLastColumn="0"/>
               <w:rPr>
-                <w:ins w:id="307" w:author="Author" w:date="2026-05-07T13:24:00Z"/>
+                <w:ins w:id="314" w:author="Author" w:date="2026-05-07T13:24:00Z"/>
                 <w:rFonts w:ascii="Times New Roman" w:eastAsia="Times New Roman" w:hAnsi="Times New Roman" w:cs="Times New Roman"/>
                 <w:sz w:val="20"/>
                 <w:szCs w:val="20"/>
@@ -25904,7 +25919,7 @@
               </w:rPr>
               <w:t>0.07</w:t>
             </w:r>
-            <w:ins w:id="308" w:author="Author" w:date="2026-05-07T13:24:00Z">
+            <w:ins w:id="315" w:author="Author" w:date="2026-05-07T13:24:00Z">
               <w:r>
                 <w:rPr>
                   <w:rFonts w:ascii="Times New Roman" w:eastAsia="Times New Roman" w:hAnsi="Times New Roman" w:cs="Times New Roman"/>
@@ -25934,7 +25949,7 @@
               </w:rPr>
             </w:pPr>
             <w:proofErr w:type="gramStart"/>
-            <w:ins w:id="309" w:author="Author" w:date="2026-05-07T13:24:00Z">
+            <w:ins w:id="316" w:author="Author" w:date="2026-05-07T13:24:00Z">
               <w:r>
                 <w:rPr>
                   <w:rFonts w:ascii="Times New Roman" w:eastAsia="Times New Roman" w:hAnsi="Times New Roman" w:cs="Times New Roman"/>
@@ -26049,7 +26064,7 @@
             <w:pPr>
               <w:cnfStyle w:val="000000000000" w:firstRow="0" w:lastRow="0" w:firstColumn="0" w:lastColumn="0" w:oddVBand="0" w:evenVBand="0" w:oddHBand="0" w:evenHBand="0" w:firstRowFirstColumn="0" w:firstRowLastColumn="0" w:lastRowFirstColumn="0" w:lastRowLastColumn="0"/>
               <w:rPr>
-                <w:ins w:id="310" w:author="Author" w:date="2026-05-07T13:24:00Z"/>
+                <w:ins w:id="317" w:author="Author" w:date="2026-05-07T13:24:00Z"/>
                 <w:rFonts w:ascii="Times New Roman" w:eastAsia="Times New Roman" w:hAnsi="Times New Roman" w:cs="Times New Roman"/>
                 <w:sz w:val="20"/>
                 <w:szCs w:val="20"/>
@@ -26064,7 +26079,7 @@
               </w:rPr>
               <w:t>30</w:t>
             </w:r>
-            <w:ins w:id="311" w:author="Author" w:date="2026-05-07T13:24:00Z">
+            <w:ins w:id="318" w:author="Author" w:date="2026-05-07T13:24:00Z">
               <w:r>
                 <w:rPr>
                   <w:rFonts w:ascii="Times New Roman" w:eastAsia="Times New Roman" w:hAnsi="Times New Roman" w:cs="Times New Roman"/>
@@ -26094,7 +26109,7 @@
               </w:rPr>
             </w:pPr>
             <w:proofErr w:type="gramStart"/>
-            <w:ins w:id="312" w:author="Author" w:date="2026-05-07T13:24:00Z">
+            <w:ins w:id="319" w:author="Author" w:date="2026-05-07T13:24:00Z">
               <w:r>
                 <w:rPr>
                   <w:rFonts w:ascii="Times New Roman" w:eastAsia="Times New Roman" w:hAnsi="Times New Roman" w:cs="Times New Roman"/>
@@ -26328,7 +26343,7 @@
                 <w:szCs w:val="20"/>
               </w:rPr>
             </w:pPr>
-            <w:del w:id="313" w:author="Author" w:date="2026-05-07T13:24:00Z">
+            <w:del w:id="320" w:author="Author" w:date="2026-05-07T13:24:00Z">
               <w:r>
                 <w:rPr>
                   <w:rFonts w:ascii="Times New Roman" w:eastAsia="Times New Roman" w:hAnsi="Times New Roman" w:cs="Times New Roman"/>
@@ -26346,7 +26361,7 @@
               </w:rPr>
               <w:t>0,</w:t>
             </w:r>
-            <w:ins w:id="314" w:author="Author" w:date="2026-05-07T13:24:00Z">
+            <w:ins w:id="321" w:author="Author" w:date="2026-05-07T13:24:00Z">
               <w:r>
                 <w:rPr>
                   <w:rFonts w:ascii="Times New Roman" w:eastAsia="Times New Roman" w:hAnsi="Times New Roman" w:cs="Times New Roman"/>
@@ -26364,7 +26379,7 @@
               </w:rPr>
               <w:t>0.1,</w:t>
             </w:r>
-            <w:ins w:id="315" w:author="Author" w:date="2026-05-07T13:24:00Z">
+            <w:ins w:id="322" w:author="Author" w:date="2026-05-07T13:24:00Z">
               <w:r>
                 <w:rPr>
                   <w:rFonts w:ascii="Times New Roman" w:eastAsia="Times New Roman" w:hAnsi="Times New Roman" w:cs="Times New Roman"/>
@@ -26382,7 +26397,7 @@
               </w:rPr>
               <w:t>0.5,</w:t>
             </w:r>
-            <w:ins w:id="316" w:author="Author" w:date="2026-05-07T13:24:00Z">
+            <w:ins w:id="323" w:author="Author" w:date="2026-05-07T13:24:00Z">
               <w:r>
                 <w:rPr>
                   <w:rFonts w:ascii="Times New Roman" w:eastAsia="Times New Roman" w:hAnsi="Times New Roman" w:cs="Times New Roman"/>
@@ -26400,7 +26415,7 @@
               </w:rPr>
               <w:t>1</w:t>
             </w:r>
-            <w:del w:id="317" w:author="Author" w:date="2026-05-07T13:24:00Z">
+            <w:del w:id="324" w:author="Author" w:date="2026-05-07T13:24:00Z">
               <w:r>
                 <w:rPr>
                   <w:rFonts w:ascii="Times New Roman" w:eastAsia="Times New Roman" w:hAnsi="Times New Roman" w:cs="Times New Roman"/>
@@ -26495,7 +26510,7 @@
                 <w:szCs w:val="20"/>
               </w:rPr>
             </w:pPr>
-            <w:del w:id="318" w:author="Author" w:date="2026-05-07T13:24:00Z">
+            <w:del w:id="325" w:author="Author" w:date="2026-05-07T13:24:00Z">
               <w:r>
                 <w:rPr>
                   <w:rFonts w:ascii="Times New Roman" w:eastAsia="Times New Roman" w:hAnsi="Times New Roman" w:cs="Times New Roman"/>
@@ -26513,7 +26528,7 @@
               </w:rPr>
               <w:t>1,3,</w:t>
             </w:r>
-            <w:ins w:id="319" w:author="Author" w:date="2026-05-07T13:24:00Z">
+            <w:ins w:id="326" w:author="Author" w:date="2026-05-07T13:24:00Z">
               <w:r>
                 <w:rPr>
                   <w:rFonts w:ascii="Times New Roman" w:eastAsia="Times New Roman" w:hAnsi="Times New Roman" w:cs="Times New Roman"/>
@@ -26531,7 +26546,7 @@
               </w:rPr>
               <w:t>10</w:t>
             </w:r>
-            <w:del w:id="320" w:author="Author" w:date="2026-05-07T13:24:00Z">
+            <w:del w:id="327" w:author="Author" w:date="2026-05-07T13:24:00Z">
               <w:r>
                 <w:rPr>
                   <w:rFonts w:ascii="Times New Roman" w:eastAsia="Times New Roman" w:hAnsi="Times New Roman" w:cs="Times New Roman"/>
@@ -26621,13 +26636,13 @@
             <w:pPr>
               <w:cnfStyle w:val="000000000000" w:firstRow="0" w:lastRow="0" w:firstColumn="0" w:lastColumn="0" w:oddVBand="0" w:evenVBand="0" w:oddHBand="0" w:evenHBand="0" w:firstRowFirstColumn="0" w:firstRowLastColumn="0" w:lastRowFirstColumn="0" w:lastRowLastColumn="0"/>
               <w:rPr>
-                <w:ins w:id="321" w:author="Author" w:date="2026-05-07T13:24:00Z"/>
+                <w:ins w:id="328" w:author="Author" w:date="2026-05-07T13:24:00Z"/>
                 <w:rFonts w:ascii="Times New Roman" w:eastAsia="Times New Roman" w:hAnsi="Times New Roman" w:cs="Times New Roman"/>
                 <w:sz w:val="20"/>
                 <w:szCs w:val="20"/>
               </w:rPr>
             </w:pPr>
-            <w:del w:id="322" w:author="Author" w:date="2026-05-07T13:24:00Z">
+            <w:del w:id="329" w:author="Author" w:date="2026-05-07T13:24:00Z">
               <w:r>
                 <w:rPr>
                   <w:rFonts w:ascii="Times New Roman" w:eastAsia="Times New Roman" w:hAnsi="Times New Roman" w:cs="Times New Roman"/>
@@ -26645,7 +26660,7 @@
               </w:rPr>
               <w:t>0.4,0.5,0.6,0.75</w:t>
             </w:r>
-            <w:del w:id="323" w:author="Author" w:date="2026-05-07T13:24:00Z">
+            <w:del w:id="330" w:author="Author" w:date="2026-05-07T13:24:00Z">
               <w:r>
                 <w:rPr>
                   <w:rFonts w:ascii="Times New Roman" w:eastAsia="Times New Roman" w:hAnsi="Times New Roman" w:cs="Times New Roman"/>
@@ -26655,7 +26670,7 @@
                 <w:delText>]</w:delText>
               </w:r>
             </w:del>
-            <w:ins w:id="324" w:author="Author" w:date="2026-05-07T13:24:00Z">
+            <w:ins w:id="331" w:author="Author" w:date="2026-05-07T13:24:00Z">
               <w:r>
                 <w:rPr>
                   <w:rFonts w:ascii="Times New Roman" w:eastAsia="Times New Roman" w:hAnsi="Times New Roman" w:cs="Times New Roman"/>
@@ -26675,7 +26690,7 @@
                 <w:szCs w:val="20"/>
               </w:rPr>
             </w:pPr>
-            <w:ins w:id="325" w:author="Author" w:date="2026-05-07T13:24:00Z">
+            <w:ins w:id="332" w:author="Author" w:date="2026-05-07T13:24:00Z">
               <w:r>
                 <w:rPr>
                   <w:rFonts w:ascii="Times New Roman" w:eastAsia="Times New Roman" w:hAnsi="Times New Roman" w:cs="Times New Roman"/>
@@ -26804,7 +26819,7 @@
                 <w:szCs w:val="20"/>
               </w:rPr>
             </w:pPr>
-            <w:del w:id="326" w:author="Author" w:date="2026-05-07T13:24:00Z">
+            <w:del w:id="333" w:author="Author" w:date="2026-05-07T13:24:00Z">
               <w:r>
                 <w:rPr>
                   <w:rFonts w:ascii="Times New Roman" w:eastAsia="Times New Roman" w:hAnsi="Times New Roman" w:cs="Times New Roman"/>
@@ -26822,7 +26837,7 @@
               </w:rPr>
               <w:t>6,20,50</w:t>
             </w:r>
-            <w:del w:id="327" w:author="Author" w:date="2026-05-07T13:24:00Z">
+            <w:del w:id="334" w:author="Author" w:date="2026-05-07T13:24:00Z">
               <w:r>
                 <w:rPr>
                   <w:rFonts w:ascii="Times New Roman" w:eastAsia="Times New Roman" w:hAnsi="Times New Roman" w:cs="Times New Roman"/>
@@ -26832,7 +26847,7 @@
                 <w:delText>,</w:delText>
               </w:r>
             </w:del>
-            <w:ins w:id="328" w:author="Author" w:date="2026-05-07T13:24:00Z">
+            <w:ins w:id="335" w:author="Author" w:date="2026-05-07T13:24:00Z">
               <w:r>
                 <w:rPr>
                   <w:rFonts w:ascii="Times New Roman" w:eastAsia="Times New Roman" w:hAnsi="Times New Roman" w:cs="Times New Roman"/>
@@ -26850,7 +26865,7 @@
               </w:rPr>
               <w:t>200</w:t>
             </w:r>
-            <w:del w:id="329" w:author="Author" w:date="2026-05-07T13:24:00Z">
+            <w:del w:id="336" w:author="Author" w:date="2026-05-07T13:24:00Z">
               <w:r>
                 <w:rPr>
                   <w:rFonts w:ascii="Times New Roman" w:eastAsia="Times New Roman" w:hAnsi="Times New Roman" w:cs="Times New Roman"/>
@@ -26968,7 +26983,7 @@
                 <w:szCs w:val="20"/>
               </w:rPr>
             </w:pPr>
-            <w:del w:id="330" w:author="Author" w:date="2026-05-07T13:24:00Z">
+            <w:del w:id="337" w:author="Author" w:date="2026-05-07T13:24:00Z">
               <w:r>
                 <w:rPr>
                   <w:rFonts w:ascii="Times New Roman" w:eastAsia="Times New Roman" w:hAnsi="Times New Roman" w:cs="Times New Roman"/>
@@ -26986,7 +27001,7 @@
               </w:rPr>
               <w:t>20,40,100</w:t>
             </w:r>
-            <w:del w:id="331" w:author="Author" w:date="2026-05-07T13:24:00Z">
+            <w:del w:id="338" w:author="Author" w:date="2026-05-07T13:24:00Z">
               <w:r>
                 <w:rPr>
                   <w:rFonts w:ascii="Times New Roman" w:eastAsia="Times New Roman" w:hAnsi="Times New Roman" w:cs="Times New Roman"/>
@@ -26996,7 +27011,7 @@
                 <w:delText>,</w:delText>
               </w:r>
             </w:del>
-            <w:ins w:id="332" w:author="Author" w:date="2026-05-07T13:24:00Z">
+            <w:ins w:id="339" w:author="Author" w:date="2026-05-07T13:24:00Z">
               <w:r>
                 <w:rPr>
                   <w:rFonts w:ascii="Times New Roman" w:eastAsia="Times New Roman" w:hAnsi="Times New Roman" w:cs="Times New Roman"/>
@@ -27014,7 +27029,7 @@
               </w:rPr>
               <w:t>200</w:t>
             </w:r>
-            <w:del w:id="333" w:author="Author" w:date="2026-05-07T13:24:00Z">
+            <w:del w:id="340" w:author="Author" w:date="2026-05-07T13:24:00Z">
               <w:r>
                 <w:rPr>
                   <w:rFonts w:ascii="Times New Roman" w:eastAsia="Times New Roman" w:hAnsi="Times New Roman" w:cs="Times New Roman"/>
@@ -27099,7 +27114,7 @@
                 <w:szCs w:val="20"/>
               </w:rPr>
             </w:pPr>
-            <w:del w:id="334" w:author="Author" w:date="2026-05-07T13:24:00Z">
+            <w:del w:id="341" w:author="Author" w:date="2026-05-07T13:24:00Z">
               <w:r>
                 <w:rPr>
                   <w:rFonts w:ascii="Times New Roman" w:eastAsia="Times New Roman" w:hAnsi="Times New Roman" w:cs="Times New Roman"/>
@@ -27117,7 +27132,7 @@
               </w:rPr>
               <w:t>0.7</w:t>
             </w:r>
-            <w:del w:id="335" w:author="Author" w:date="2026-05-07T13:24:00Z">
+            <w:del w:id="342" w:author="Author" w:date="2026-05-07T13:24:00Z">
               <w:r>
                 <w:rPr>
                   <w:rFonts w:ascii="Times New Roman" w:eastAsia="Times New Roman" w:hAnsi="Times New Roman" w:cs="Times New Roman"/>
@@ -27222,7 +27237,7 @@
                 <w:szCs w:val="20"/>
               </w:rPr>
             </w:pPr>
-            <w:del w:id="336" w:author="Author" w:date="2026-05-07T13:24:00Z">
+            <w:del w:id="343" w:author="Author" w:date="2026-05-07T13:24:00Z">
               <w:r>
                 <w:rPr>
                   <w:rFonts w:ascii="Times New Roman" w:eastAsia="Times New Roman" w:hAnsi="Times New Roman" w:cs="Times New Roman"/>
@@ -27240,7 +27255,7 @@
               </w:rPr>
               <w:t>0.5</w:t>
             </w:r>
-            <w:del w:id="337" w:author="Author" w:date="2026-05-07T13:24:00Z">
+            <w:del w:id="344" w:author="Author" w:date="2026-05-07T13:24:00Z">
               <w:r>
                 <w:rPr>
                   <w:rFonts w:ascii="Times New Roman" w:eastAsia="Times New Roman" w:hAnsi="Times New Roman" w:cs="Times New Roman"/>
@@ -27345,7 +27360,7 @@
                 <w:szCs w:val="20"/>
               </w:rPr>
             </w:pPr>
-            <w:del w:id="338" w:author="Author" w:date="2026-05-07T13:24:00Z">
+            <w:del w:id="345" w:author="Author" w:date="2026-05-07T13:24:00Z">
               <w:r>
                 <w:rPr>
                   <w:rFonts w:ascii="Times New Roman" w:eastAsia="Times New Roman" w:hAnsi="Times New Roman" w:cs="Times New Roman"/>
@@ -27363,7 +27378,7 @@
               </w:rPr>
               <w:t>0.8</w:t>
             </w:r>
-            <w:del w:id="339" w:author="Author" w:date="2026-05-07T13:24:00Z">
+            <w:del w:id="346" w:author="Author" w:date="2026-05-07T13:24:00Z">
               <w:r>
                 <w:rPr>
                   <w:rFonts w:ascii="Times New Roman" w:eastAsia="Times New Roman" w:hAnsi="Times New Roman" w:cs="Times New Roman"/>
@@ -27373,7 +27388,7 @@
                 <w:delText>,</w:delText>
               </w:r>
             </w:del>
-            <w:ins w:id="340" w:author="Author" w:date="2026-05-07T13:24:00Z">
+            <w:ins w:id="347" w:author="Author" w:date="2026-05-07T13:24:00Z">
               <w:r>
                 <w:rPr>
                   <w:rFonts w:ascii="Times New Roman" w:eastAsia="Times New Roman" w:hAnsi="Times New Roman" w:cs="Times New Roman"/>
@@ -27391,7 +27406,7 @@
               </w:rPr>
               <w:t>0.95</w:t>
             </w:r>
-            <w:del w:id="341" w:author="Author" w:date="2026-05-07T13:24:00Z">
+            <w:del w:id="348" w:author="Author" w:date="2026-05-07T13:24:00Z">
               <w:r>
                 <w:rPr>
                   <w:rFonts w:ascii="Times New Roman" w:eastAsia="Times New Roman" w:hAnsi="Times New Roman" w:cs="Times New Roman"/>
@@ -27519,7 +27534,7 @@
         </w:rPr>
         <w:t xml:space="preserve">, </w:t>
       </w:r>
-      <w:del w:id="342" w:author="Author" w:date="2026-05-07T13:24:00Z">
+      <w:del w:id="349" w:author="Author" w:date="2026-05-07T13:24:00Z">
         <w:r>
           <w:rPr>
             <w:rFonts w:ascii="Times New Roman" w:eastAsia="Times New Roman" w:hAnsi="Times New Roman" w:cs="Times New Roman"/>
@@ -27537,7 +27552,7 @@
         </w:rPr>
         <w:t xml:space="preserve">we used 20,000 random sequences from the NCBI Virus database for the </w:t>
       </w:r>
-      <w:ins w:id="343" w:author="Author" w:date="2026-05-07T13:24:00Z">
+      <w:ins w:id="350" w:author="Author" w:date="2026-05-07T13:24:00Z">
         <w:r>
           <w:rPr>
             <w:rFonts w:ascii="Times New Roman" w:eastAsia="Times New Roman" w:hAnsi="Times New Roman" w:cs="Times New Roman"/>
@@ -27555,7 +27570,7 @@
         </w:rPr>
         <w:t xml:space="preserve">period </w:t>
       </w:r>
-      <w:del w:id="344" w:author="Author" w:date="2026-05-07T13:24:00Z">
+      <w:del w:id="351" w:author="Author" w:date="2026-05-07T13:24:00Z">
         <w:r>
           <w:rPr>
             <w:rFonts w:ascii="Times New Roman" w:eastAsia="Times New Roman" w:hAnsi="Times New Roman" w:cs="Times New Roman"/>
@@ -27565,7 +27580,7 @@
           <w:delText xml:space="preserve">from 09/24/2020 to 09/25/2021. </w:delText>
         </w:r>
       </w:del>
-      <w:ins w:id="345" w:author="Author" w:date="2026-05-07T13:24:00Z">
+      <w:ins w:id="352" w:author="Author" w:date="2026-05-07T13:24:00Z">
         <w:r>
           <w:rPr>
             <w:rFonts w:ascii="Times New Roman" w:eastAsia="Times New Roman" w:hAnsi="Times New Roman" w:cs="Times New Roman"/>
@@ -27582,14 +27597,14 @@
         <w:ind w:firstLine="709"/>
         <w:jc w:val="both"/>
         <w:rPr>
-          <w:ins w:id="346" w:author="Author" w:date="2026-05-07T13:24:00Z"/>
+          <w:ins w:id="353" w:author="Author" w:date="2026-05-07T13:24:00Z"/>
           <w:rFonts w:ascii="Times New Roman" w:eastAsia="Times New Roman" w:hAnsi="Times New Roman" w:cs="Times New Roman"/>
           <w:sz w:val="24"/>
           <w:szCs w:val="24"/>
           <w:lang w:val="en-US"/>
         </w:rPr>
       </w:pPr>
-      <w:ins w:id="347" w:author="Author" w:date="2026-05-07T13:24:00Z">
+      <w:ins w:id="354" w:author="Author" w:date="2026-05-07T13:24:00Z">
         <w:r>
           <w:rPr>
             <w:rFonts w:ascii="Times New Roman" w:eastAsia="Times New Roman" w:hAnsi="Times New Roman" w:cs="Times New Roman"/>
@@ -27864,7 +27879,7 @@
         </w:rPr>
         <w:t>. Multiple alignment was performed in MAFT online, using the "Fast calculation of full-length MSA of closely related viral genomes</w:t>
       </w:r>
-      <w:ins w:id="348" w:author="Author" w:date="2026-05-07T13:24:00Z">
+      <w:ins w:id="355" w:author="Author" w:date="2026-05-07T13:24:00Z">
         <w:r>
           <w:rPr>
             <w:rFonts w:ascii="Times New Roman" w:eastAsia="Times New Roman" w:hAnsi="Times New Roman" w:cs="Times New Roman"/>
@@ -28026,7 +28041,7 @@
         </w:rPr>
         <w:t xml:space="preserve"> are removed. </w:t>
       </w:r>
-      <w:ins w:id="349" w:author="Author" w:date="2026-05-07T13:24:00Z">
+      <w:ins w:id="356" w:author="Author" w:date="2026-05-07T13:24:00Z">
         <w:r>
           <w:rPr>
             <w:rFonts w:ascii="Times New Roman" w:eastAsia="Times New Roman" w:hAnsi="Times New Roman" w:cs="Times New Roman"/>
@@ -28085,7 +28100,7 @@
         </w:rPr>
         <w:t xml:space="preserve">The sequence data are binarized: the </w:t>
       </w:r>
-      <w:ins w:id="350" w:author="Author" w:date="2026-05-07T13:24:00Z">
+      <w:ins w:id="357" w:author="Author" w:date="2026-05-07T13:24:00Z">
         <w:r>
           <w:rPr>
             <w:rFonts w:ascii="Times New Roman" w:eastAsia="Times New Roman" w:hAnsi="Times New Roman" w:cs="Times New Roman"/>
@@ -28111,7 +28126,7 @@
         </w:rPr>
         <w:t>consensus</w:t>
       </w:r>
-      <w:ins w:id="351" w:author="Author" w:date="2026-05-07T13:24:00Z">
+      <w:ins w:id="358" w:author="Author" w:date="2026-05-07T13:24:00Z">
         <w:r>
           <w:rPr>
             <w:rFonts w:ascii="Times New Roman" w:eastAsia="Times New Roman" w:hAnsi="Times New Roman" w:cs="Times New Roman"/>
@@ -28206,7 +28221,7 @@
           <w:szCs w:val="24"/>
         </w:rPr>
       </w:pPr>
-      <w:del w:id="352" w:author="Author" w:date="2026-05-07T13:24:00Z">
+      <w:del w:id="359" w:author="Author" w:date="2026-05-07T13:24:00Z">
         <w:r>
           <w:rPr>
             <w:rFonts w:ascii="Times New Roman" w:eastAsia="Times New Roman" w:hAnsi="Times New Roman" w:cs="Times New Roman"/>
@@ -28272,7 +28287,7 @@
         </w:rPr>
         <w:t xml:space="preserve"> (</w:t>
       </w:r>
-      <w:del w:id="353" w:author="Author" w:date="2026-05-07T13:24:00Z">
+      <w:del w:id="360" w:author="Author" w:date="2026-05-07T13:24:00Z">
         <w:r>
           <w:rPr>
             <w:rFonts w:ascii="Times New Roman" w:eastAsia="Times New Roman" w:hAnsi="Times New Roman" w:cs="Times New Roman"/>
@@ -28283,7 +28298,7 @@
           <w:delText>Fig. 2).</w:delText>
         </w:r>
       </w:del>
-      <w:ins w:id="354" w:author="Author" w:date="2026-05-07T13:24:00Z">
+      <w:ins w:id="361" w:author="Author" w:date="2026-05-07T13:24:00Z">
         <w:r>
           <w:rPr>
             <w:rFonts w:ascii="Times New Roman" w:eastAsia="Times New Roman" w:hAnsi="Times New Roman" w:cs="Times New Roman"/>
@@ -28348,7 +28363,7 @@
         </w:rPr>
         <w:t xml:space="preserve"> is formed by random sampling from two chosen groups, with the possibility of repetition</w:t>
       </w:r>
-      <w:del w:id="355" w:author="Author" w:date="2026-05-07T13:24:00Z">
+      <w:del w:id="362" w:author="Author" w:date="2026-05-07T13:24:00Z">
         <w:r>
           <w:rPr>
             <w:rFonts w:ascii="Times New Roman" w:eastAsia="Times New Roman" w:hAnsi="Times New Roman" w:cs="Times New Roman"/>
@@ -28359,7 +28374,7 @@
           <w:delText>. Averaging is performed over 200 random samples.</w:delText>
         </w:r>
       </w:del>
-      <w:ins w:id="356" w:author="Author" w:date="2026-05-07T13:24:00Z">
+      <w:ins w:id="363" w:author="Author" w:date="2026-05-07T13:24:00Z">
         <w:r>
           <w:rPr>
             <w:rFonts w:ascii="Times New Roman" w:eastAsia="Times New Roman" w:hAnsi="Times New Roman" w:cs="Times New Roman"/>
@@ -28379,7 +28394,7 @@
         </w:rPr>
         <w:t xml:space="preserve"> The dependence of the predicted number of epistatic links on the sample size </w:t>
       </w:r>
-      <w:del w:id="357" w:author="Author" w:date="2026-05-07T13:24:00Z">
+      <w:del w:id="364" w:author="Author" w:date="2026-05-07T13:24:00Z">
         <w:r>
           <w:rPr>
             <w:rFonts w:ascii="Times New Roman" w:eastAsia="Times New Roman" w:hAnsi="Times New Roman" w:cs="Times New Roman"/>
@@ -28390,7 +28405,7 @@
           <w:delText>of each group</w:delText>
         </w:r>
       </w:del>
-      <w:ins w:id="358" w:author="Author" w:date="2026-05-07T13:24:00Z">
+      <w:ins w:id="365" w:author="Author" w:date="2026-05-07T13:24:00Z">
         <w:r>
           <w:rPr>
             <w:rFonts w:ascii="Times New Roman" w:eastAsia="Times New Roman" w:hAnsi="Times New Roman" w:cs="Times New Roman"/>
@@ -28410,7 +28425,7 @@
         </w:rPr>
         <w:t xml:space="preserve"> is shown </w:t>
       </w:r>
-      <w:del w:id="359" w:author="Author" w:date="2026-05-07T13:24:00Z">
+      <w:del w:id="366" w:author="Author" w:date="2026-05-07T13:24:00Z">
         <w:r>
           <w:rPr>
             <w:rFonts w:ascii="Times New Roman" w:eastAsia="Times New Roman" w:hAnsi="Times New Roman" w:cs="Times New Roman"/>
@@ -28430,7 +28445,7 @@
         </w:rPr>
         <w:t xml:space="preserve">in </w:t>
       </w:r>
-      <w:del w:id="360" w:author="Author" w:date="2026-05-07T13:24:00Z">
+      <w:del w:id="367" w:author="Author" w:date="2026-05-07T13:24:00Z">
         <w:r>
           <w:rPr>
             <w:rFonts w:ascii="Times New Roman" w:eastAsia="Times New Roman" w:hAnsi="Times New Roman" w:cs="Times New Roman"/>
@@ -28468,7 +28483,7 @@
         </w:rPr>
         <w:t xml:space="preserve">. </w:t>
       </w:r>
-      <w:del w:id="361" w:author="Author" w:date="2026-05-07T13:24:00Z">
+      <w:del w:id="368" w:author="Author" w:date="2026-05-07T13:24:00Z">
         <w:r>
           <w:rPr>
             <w:rFonts w:ascii="Times New Roman" w:eastAsia="Times New Roman" w:hAnsi="Times New Roman" w:cs="Times New Roman"/>
@@ -28479,7 +28494,7 @@
           <w:delText>3</w:delText>
         </w:r>
       </w:del>
-      <w:ins w:id="362" w:author="Author" w:date="2026-05-07T13:24:00Z">
+      <w:ins w:id="369" w:author="Author" w:date="2026-05-07T13:24:00Z">
         <w:r>
           <w:rPr>
             <w:rFonts w:ascii="Times New Roman" w:eastAsia="Times New Roman" w:hAnsi="Times New Roman" w:cs="Times New Roman"/>
@@ -28583,7 +28598,7 @@
         </w:rPr>
         <w:t xml:space="preserve"> obtained as described above, </w:t>
       </w:r>
-      <w:del w:id="363" w:author="Author" w:date="2026-05-07T13:24:00Z">
+      <w:del w:id="370" w:author="Author" w:date="2026-05-07T13:24:00Z">
         <w:r>
           <w:rPr>
             <w:rFonts w:ascii="Times New Roman" w:eastAsia="Times New Roman" w:hAnsi="Times New Roman" w:cs="Times New Roman"/>
@@ -28594,7 +28609,7 @@
           <w:delText>Universal Footprint</w:delText>
         </w:r>
       </w:del>
-      <w:ins w:id="364" w:author="Author" w:date="2026-05-07T13:24:00Z">
+      <w:ins w:id="371" w:author="Author" w:date="2026-05-07T13:24:00Z">
         <w:r>
           <w:rPr>
             <w:rFonts w:ascii="Times New Roman" w:eastAsia="Times New Roman" w:hAnsi="Times New Roman" w:cs="Times New Roman"/>
@@ -28623,7 +28638,7 @@
         </w:rPr>
         <w:t xml:space="preserve"> of </w:t>
       </w:r>
-      <w:del w:id="365" w:author="Author" w:date="2026-05-07T13:24:00Z">
+      <w:del w:id="372" w:author="Author" w:date="2026-05-07T13:24:00Z">
         <w:r>
           <w:rPr>
             <w:rFonts w:ascii="Times New Roman" w:eastAsia="Times New Roman" w:hAnsi="Times New Roman" w:cs="Times New Roman"/>
@@ -28648,7 +28663,7 @@
           <w:delText>(35)</w:delText>
         </w:r>
       </w:del>
-      <w:ins w:id="366" w:author="Author" w:date="2026-05-07T13:24:00Z">
+      <w:ins w:id="373" w:author="Author" w:date="2026-05-07T13:24:00Z">
         <w:r>
           <w:rPr>
             <w:rFonts w:ascii="Times New Roman" w:eastAsia="Times New Roman" w:hAnsi="Times New Roman" w:cs="Times New Roman"/>
@@ -28807,7 +28822,7 @@
           <m:t>i,j</m:t>
         </m:r>
       </m:oMath>
-      <w:del w:id="367" w:author="Author" w:date="2026-05-07T13:24:00Z">
+      <w:del w:id="374" w:author="Author" w:date="2026-05-07T13:24:00Z">
         <w:r>
           <w:rPr>
             <w:rFonts w:ascii="Times New Roman" w:eastAsia="Times New Roman" w:hAnsi="Times New Roman" w:cs="Times New Roman"/>
@@ -28818,7 +28833,7 @@
           <w:delText>.</w:delText>
         </w:r>
       </w:del>
-      <w:ins w:id="368" w:author="Author" w:date="2026-05-07T13:24:00Z">
+      <w:ins w:id="375" w:author="Author" w:date="2026-05-07T13:24:00Z">
         <w:r>
           <w:rPr>
             <w:rFonts w:ascii="Times New Roman" w:eastAsia="Times New Roman" w:hAnsi="Times New Roman" w:cs="Times New Roman"/>
@@ -28831,7 +28846,7 @@
       </w:ins>
       <m:oMath>
         <m:r>
-          <w:ins w:id="369" w:author="Author" w:date="2026-05-07T13:24:00Z">
+          <w:ins w:id="376" w:author="Author" w:date="2026-05-07T13:24:00Z">
             <w:rPr>
               <w:rFonts w:ascii="Cambria Math" w:eastAsia="Cambria Math" w:hAnsi="Cambria Math" w:cs="Cambria Math"/>
               <w:color w:val="000000"/>
@@ -28844,7 +28859,7 @@
         <m:sSub>
           <m:sSubPr>
             <m:ctrlPr>
-              <w:ins w:id="370" w:author="Author" w:date="2026-05-07T13:24:00Z">
+              <w:ins w:id="377" w:author="Author" w:date="2026-05-07T13:24:00Z">
                 <w:rPr>
                   <w:rFonts w:ascii="Cambria Math" w:eastAsia="Cambria Math" w:hAnsi="Cambria Math" w:cs="Cambria Math"/>
                   <w:color w:val="000000"/>
@@ -28856,7 +28871,7 @@
           </m:sSubPr>
           <m:e>
             <m:r>
-              <w:ins w:id="371" w:author="Author" w:date="2026-05-07T13:24:00Z">
+              <w:ins w:id="378" w:author="Author" w:date="2026-05-07T13:24:00Z">
                 <w:rPr>
                   <w:rFonts w:ascii="Cambria Math" w:eastAsia="Cambria Math" w:hAnsi="Cambria Math" w:cs="Cambria Math"/>
                   <w:color w:val="000000"/>
@@ -28869,7 +28884,7 @@
           </m:e>
           <m:sub>
             <m:r>
-              <w:ins w:id="372" w:author="Author" w:date="2026-05-07T13:24:00Z">
+              <w:ins w:id="379" w:author="Author" w:date="2026-05-07T13:24:00Z">
                 <w:rPr>
                   <w:rFonts w:ascii="Cambria Math" w:eastAsia="Cambria Math" w:hAnsi="Cambria Math" w:cs="Cambria Math"/>
                   <w:color w:val="000000"/>
@@ -28882,7 +28897,7 @@
           </m:sub>
         </m:sSub>
         <m:r>
-          <w:ins w:id="373" w:author="Author" w:date="2026-05-07T13:24:00Z">
+          <w:ins w:id="380" w:author="Author" w:date="2026-05-07T13:24:00Z">
             <w:rPr>
               <w:rFonts w:ascii="Cambria Math" w:eastAsia="Times New Roman" w:hAnsi="Cambria Math" w:cs="Times New Roman"/>
               <w:color w:val="000000"/>
@@ -28893,7 +28908,7 @@
           </w:ins>
         </m:r>
         <m:r>
-          <w:ins w:id="374" w:author="Author" w:date="2026-05-07T13:24:00Z">
+          <w:ins w:id="381" w:author="Author" w:date="2026-05-07T13:24:00Z">
             <m:rPr>
               <m:sty m:val="p"/>
             </m:rPr>
@@ -28909,7 +28924,7 @@
         <m:d>
           <m:dPr>
             <m:ctrlPr>
-              <w:ins w:id="375" w:author="Author" w:date="2026-05-07T13:24:00Z">
+              <w:ins w:id="382" w:author="Author" w:date="2026-05-07T13:24:00Z">
                 <w:rPr>
                   <w:rFonts w:ascii="Cambria Math" w:eastAsia="Times New Roman" w:hAnsi="Cambria Math" w:cs="Times New Roman"/>
                   <w:i/>
@@ -28924,7 +28939,7 @@
             <m:f>
               <m:fPr>
                 <m:ctrlPr>
-                  <w:ins w:id="376" w:author="Author" w:date="2026-05-07T13:24:00Z">
+                  <w:ins w:id="383" w:author="Author" w:date="2026-05-07T13:24:00Z">
                     <w:rPr>
                       <w:rFonts w:ascii="Cambria Math" w:eastAsia="Times New Roman" w:hAnsi="Cambria Math" w:cs="Times New Roman"/>
                       <w:i/>
@@ -28939,7 +28954,7 @@
                 <m:sSub>
                   <m:sSubPr>
                     <m:ctrlPr>
-                      <w:ins w:id="377" w:author="Author" w:date="2026-05-07T13:24:00Z">
+                      <w:ins w:id="384" w:author="Author" w:date="2026-05-07T13:24:00Z">
                         <w:rPr>
                           <w:rFonts w:ascii="Cambria Math" w:eastAsia="Times New Roman" w:hAnsi="Cambria Math" w:cs="Times New Roman"/>
                           <w:i/>
@@ -28952,7 +28967,7 @@
                   </m:sSubPr>
                   <m:e>
                     <m:r>
-                      <w:ins w:id="378" w:author="Author" w:date="2026-05-07T13:24:00Z">
+                      <w:ins w:id="385" w:author="Author" w:date="2026-05-07T13:24:00Z">
                         <w:rPr>
                           <w:rFonts w:ascii="Cambria Math" w:eastAsia="Times New Roman" w:hAnsi="Cambria Math" w:cs="Times New Roman"/>
                           <w:color w:val="000000"/>
@@ -28965,7 +28980,7 @@
                   </m:e>
                   <m:sub>
                     <m:r>
-                      <w:ins w:id="379" w:author="Author" w:date="2026-05-07T13:24:00Z">
+                      <w:ins w:id="386" w:author="Author" w:date="2026-05-07T13:24:00Z">
                         <w:rPr>
                           <w:rFonts w:ascii="Cambria Math" w:eastAsia="Times New Roman" w:hAnsi="Cambria Math" w:cs="Times New Roman"/>
                           <w:color w:val="000000"/>
@@ -28979,106 +28994,6 @@
                 </m:sSub>
               </m:num>
               <m:den>
-                <m:sSub>
-                  <m:sSubPr>
-                    <m:ctrlPr>
-                      <w:ins w:id="380" w:author="Author" w:date="2026-05-07T13:24:00Z">
-                        <w:rPr>
-                          <w:rFonts w:ascii="Cambria Math" w:eastAsia="Times New Roman" w:hAnsi="Cambria Math" w:cs="Times New Roman"/>
-                          <w:i/>
-                          <w:color w:val="000000"/>
-                          <w:sz w:val="24"/>
-                          <w:szCs w:val="24"/>
-                        </w:rPr>
-                      </w:ins>
-                    </m:ctrlPr>
-                  </m:sSubPr>
-                  <m:e>
-                    <m:r>
-                      <w:ins w:id="381" w:author="Author" w:date="2026-05-07T13:24:00Z">
-                        <w:rPr>
-                          <w:rFonts w:ascii="Cambria Math" w:eastAsia="Times New Roman" w:hAnsi="Cambria Math" w:cs="Times New Roman"/>
-                          <w:color w:val="000000"/>
-                          <w:sz w:val="24"/>
-                          <w:szCs w:val="24"/>
-                        </w:rPr>
-                        <m:t>f</m:t>
-                      </w:ins>
-                    </m:r>
-                  </m:e>
-                  <m:sub>
-                    <m:r>
-                      <w:ins w:id="382" w:author="Author" w:date="2026-05-07T13:24:00Z">
-                        <w:rPr>
-                          <w:rFonts w:ascii="Cambria Math" w:eastAsia="Times New Roman" w:hAnsi="Cambria Math" w:cs="Times New Roman"/>
-                          <w:color w:val="000000"/>
-                          <w:sz w:val="24"/>
-                          <w:szCs w:val="24"/>
-                        </w:rPr>
-                        <m:t>00</m:t>
-                      </w:ins>
-                    </m:r>
-                  </m:sub>
-                </m:sSub>
-              </m:den>
-            </m:f>
-          </m:e>
-        </m:d>
-        <m:r>
-          <w:ins w:id="383" w:author="Author" w:date="2026-05-07T13:24:00Z">
-            <w:rPr>
-              <w:rFonts w:ascii="Cambria Math" w:eastAsia="Times New Roman" w:hAnsi="Cambria Math" w:cs="Times New Roman"/>
-              <w:color w:val="000000"/>
-              <w:sz w:val="24"/>
-              <w:szCs w:val="24"/>
-            </w:rPr>
-            <m:t>/</m:t>
-          </w:ins>
-        </m:r>
-        <m:r>
-          <w:ins w:id="384" w:author="Author" w:date="2026-05-07T13:24:00Z">
-            <m:rPr>
-              <m:sty m:val="p"/>
-            </m:rPr>
-            <w:rPr>
-              <w:rFonts w:ascii="Cambria Math" w:eastAsia="Times New Roman" w:hAnsi="Cambria Math" w:cs="Times New Roman"/>
-              <w:color w:val="000000"/>
-              <w:sz w:val="24"/>
-              <w:szCs w:val="24"/>
-            </w:rPr>
-            <m:t>log</m:t>
-          </w:ins>
-        </m:r>
-        <m:d>
-          <m:dPr>
-            <m:ctrlPr>
-              <w:ins w:id="385" w:author="Author" w:date="2026-05-07T13:24:00Z">
-                <w:rPr>
-                  <w:rFonts w:ascii="Cambria Math" w:eastAsia="Times New Roman" w:hAnsi="Cambria Math" w:cs="Times New Roman"/>
-                  <w:i/>
-                  <w:color w:val="000000"/>
-                  <w:sz w:val="24"/>
-                  <w:szCs w:val="24"/>
-                </w:rPr>
-              </w:ins>
-            </m:ctrlPr>
-          </m:dPr>
-          <m:e>
-            <m:f>
-              <m:fPr>
-                <m:ctrlPr>
-                  <w:ins w:id="386" w:author="Author" w:date="2026-05-07T13:24:00Z">
-                    <w:rPr>
-                      <w:rFonts w:ascii="Cambria Math" w:eastAsia="Times New Roman" w:hAnsi="Cambria Math" w:cs="Times New Roman"/>
-                      <w:i/>
-                      <w:color w:val="000000"/>
-                      <w:sz w:val="24"/>
-                      <w:szCs w:val="24"/>
-                    </w:rPr>
-                  </w:ins>
-                </m:ctrlPr>
-              </m:fPr>
-              <m:num>
                 <m:sSub>
                   <m:sSubPr>
                     <m:ctrlPr>
@@ -29115,15 +29030,74 @@
                           <w:sz w:val="24"/>
                           <w:szCs w:val="24"/>
                         </w:rPr>
-                        <m:t>01</m:t>
+                        <m:t>00</m:t>
                       </w:ins>
                     </m:r>
                   </m:sub>
                 </m:sSub>
+              </m:den>
+            </m:f>
+          </m:e>
+        </m:d>
+        <m:r>
+          <w:ins w:id="390" w:author="Author" w:date="2026-05-07T13:24:00Z">
+            <w:rPr>
+              <w:rFonts w:ascii="Cambria Math" w:eastAsia="Times New Roman" w:hAnsi="Cambria Math" w:cs="Times New Roman"/>
+              <w:color w:val="000000"/>
+              <w:sz w:val="24"/>
+              <w:szCs w:val="24"/>
+            </w:rPr>
+            <m:t>/</m:t>
+          </w:ins>
+        </m:r>
+        <m:r>
+          <w:ins w:id="391" w:author="Author" w:date="2026-05-07T13:24:00Z">
+            <m:rPr>
+              <m:sty m:val="p"/>
+            </m:rPr>
+            <w:rPr>
+              <w:rFonts w:ascii="Cambria Math" w:eastAsia="Times New Roman" w:hAnsi="Cambria Math" w:cs="Times New Roman"/>
+              <w:color w:val="000000"/>
+              <w:sz w:val="24"/>
+              <w:szCs w:val="24"/>
+            </w:rPr>
+            <m:t>log</m:t>
+          </w:ins>
+        </m:r>
+        <m:d>
+          <m:dPr>
+            <m:ctrlPr>
+              <w:ins w:id="392" w:author="Author" w:date="2026-05-07T13:24:00Z">
+                <w:rPr>
+                  <w:rFonts w:ascii="Cambria Math" w:eastAsia="Times New Roman" w:hAnsi="Cambria Math" w:cs="Times New Roman"/>
+                  <w:i/>
+                  <w:color w:val="000000"/>
+                  <w:sz w:val="24"/>
+                  <w:szCs w:val="24"/>
+                </w:rPr>
+              </w:ins>
+            </m:ctrlPr>
+          </m:dPr>
+          <m:e>
+            <m:f>
+              <m:fPr>
+                <m:ctrlPr>
+                  <w:ins w:id="393" w:author="Author" w:date="2026-05-07T13:24:00Z">
+                    <w:rPr>
+                      <w:rFonts w:ascii="Cambria Math" w:eastAsia="Times New Roman" w:hAnsi="Cambria Math" w:cs="Times New Roman"/>
+                      <w:i/>
+                      <w:color w:val="000000"/>
+                      <w:sz w:val="24"/>
+                      <w:szCs w:val="24"/>
+                    </w:rPr>
+                  </w:ins>
+                </m:ctrlPr>
+              </m:fPr>
+              <m:num>
                 <m:sSub>
                   <m:sSubPr>
                     <m:ctrlPr>
-                      <w:ins w:id="390" w:author="Author" w:date="2026-05-07T13:24:00Z">
+                      <w:ins w:id="394" w:author="Author" w:date="2026-05-07T13:24:00Z">
                         <w:rPr>
                           <w:rFonts w:ascii="Cambria Math" w:eastAsia="Times New Roman" w:hAnsi="Cambria Math" w:cs="Times New Roman"/>
                           <w:i/>
@@ -29136,7 +29110,7 @@
                   </m:sSubPr>
                   <m:e>
                     <m:r>
-                      <w:ins w:id="391" w:author="Author" w:date="2026-05-07T13:24:00Z">
+                      <w:ins w:id="395" w:author="Author" w:date="2026-05-07T13:24:00Z">
                         <w:rPr>
                           <w:rFonts w:ascii="Cambria Math" w:eastAsia="Times New Roman" w:hAnsi="Cambria Math" w:cs="Times New Roman"/>
                           <w:color w:val="000000"/>
@@ -29149,7 +29123,48 @@
                   </m:e>
                   <m:sub>
                     <m:r>
-                      <w:ins w:id="392" w:author="Author" w:date="2026-05-07T13:24:00Z">
+                      <w:ins w:id="396" w:author="Author" w:date="2026-05-07T13:24:00Z">
+                        <w:rPr>
+                          <w:rFonts w:ascii="Cambria Math" w:eastAsia="Times New Roman" w:hAnsi="Cambria Math" w:cs="Times New Roman"/>
+                          <w:color w:val="000000"/>
+                          <w:sz w:val="24"/>
+                          <w:szCs w:val="24"/>
+                        </w:rPr>
+                        <m:t>01</m:t>
+                      </w:ins>
+                    </m:r>
+                  </m:sub>
+                </m:sSub>
+                <m:sSub>
+                  <m:sSubPr>
+                    <m:ctrlPr>
+                      <w:ins w:id="397" w:author="Author" w:date="2026-05-07T13:24:00Z">
+                        <w:rPr>
+                          <w:rFonts w:ascii="Cambria Math" w:eastAsia="Times New Roman" w:hAnsi="Cambria Math" w:cs="Times New Roman"/>
+                          <w:i/>
+                          <w:color w:val="000000"/>
+                          <w:sz w:val="24"/>
+                          <w:szCs w:val="24"/>
+                        </w:rPr>
+                      </w:ins>
+                    </m:ctrlPr>
+                  </m:sSubPr>
+                  <m:e>
+                    <m:r>
+                      <w:ins w:id="398" w:author="Author" w:date="2026-05-07T13:24:00Z">
+                        <w:rPr>
+                          <w:rFonts w:ascii="Cambria Math" w:eastAsia="Times New Roman" w:hAnsi="Cambria Math" w:cs="Times New Roman"/>
+                          <w:color w:val="000000"/>
+                          <w:sz w:val="24"/>
+                          <w:szCs w:val="24"/>
+                        </w:rPr>
+                        <m:t>f</m:t>
+                      </w:ins>
+                    </m:r>
+                  </m:e>
+                  <m:sub>
+                    <m:r>
+                      <w:ins w:id="399" w:author="Author" w:date="2026-05-07T13:24:00Z">
                         <w:rPr>
                           <w:rFonts w:ascii="Cambria Math" w:eastAsia="Times New Roman" w:hAnsi="Cambria Math" w:cs="Times New Roman"/>
                           <w:color w:val="000000"/>
@@ -29166,7 +29181,7 @@
                 <m:sSubSup>
                   <m:sSubSupPr>
                     <m:ctrlPr>
-                      <w:ins w:id="393" w:author="Author" w:date="2026-05-07T13:24:00Z">
+                      <w:ins w:id="400" w:author="Author" w:date="2026-05-07T13:24:00Z">
                         <w:rPr>
                           <w:rFonts w:ascii="Cambria Math" w:eastAsia="Times New Roman" w:hAnsi="Cambria Math" w:cs="Times New Roman"/>
                           <w:i/>
@@ -29179,7 +29194,7 @@
                   </m:sSubSupPr>
                   <m:e>
                     <m:r>
-                      <w:ins w:id="394" w:author="Author" w:date="2026-05-07T13:24:00Z">
+                      <w:ins w:id="401" w:author="Author" w:date="2026-05-07T13:24:00Z">
                         <w:rPr>
                           <w:rFonts w:ascii="Cambria Math" w:eastAsia="Times New Roman" w:hAnsi="Cambria Math" w:cs="Times New Roman"/>
                           <w:color w:val="000000"/>
@@ -29192,7 +29207,7 @@
                   </m:e>
                   <m:sub>
                     <m:r>
-                      <w:ins w:id="395" w:author="Author" w:date="2026-05-07T13:24:00Z">
+                      <w:ins w:id="402" w:author="Author" w:date="2026-05-07T13:24:00Z">
                         <w:rPr>
                           <w:rFonts w:ascii="Cambria Math" w:eastAsia="Times New Roman" w:hAnsi="Cambria Math" w:cs="Times New Roman"/>
                           <w:color w:val="000000"/>
@@ -29205,7 +29220,7 @@
                   </m:sub>
                   <m:sup>
                     <m:r>
-                      <w:ins w:id="396" w:author="Author" w:date="2026-05-07T13:24:00Z">
+                      <w:ins w:id="403" w:author="Author" w:date="2026-05-07T13:24:00Z">
                         <w:rPr>
                           <w:rFonts w:ascii="Cambria Math" w:eastAsia="Times New Roman" w:hAnsi="Cambria Math" w:cs="Times New Roman"/>
                           <w:color w:val="000000"/>
@@ -29222,7 +29237,7 @@
           </m:e>
         </m:d>
         <m:r>
-          <w:ins w:id="397" w:author="Author" w:date="2026-05-07T13:24:00Z">
+          <w:ins w:id="404" w:author="Author" w:date="2026-05-07T13:24:00Z">
             <w:rPr>
               <w:rFonts w:ascii="Cambria Math" w:eastAsia="Times New Roman" w:hAnsi="Cambria Math" w:cs="Times New Roman"/>
               <w:color w:val="000000"/>
@@ -29305,7 +29320,7 @@
         </w:rPr>
         <w:t xml:space="preserve"> is </w:t>
       </w:r>
-      <w:ins w:id="398" w:author="Author" w:date="2026-05-07T13:24:00Z">
+      <w:ins w:id="405" w:author="Author" w:date="2026-05-07T13:24:00Z">
         <w:r>
           <w:rPr>
             <w:rFonts w:ascii="Times New Roman" w:eastAsia="Times New Roman" w:hAnsi="Times New Roman" w:cs="Times New Roman"/>
@@ -29325,7 +29340,7 @@
         </w:rPr>
         <w:t xml:space="preserve">calculated for each locus pair </w:t>
       </w:r>
-      <w:del w:id="399" w:author="Author" w:date="2026-05-07T13:24:00Z">
+      <w:del w:id="406" w:author="Author" w:date="2026-05-07T13:24:00Z">
         <w:r>
           <w:rPr>
             <w:rFonts w:ascii="Times New Roman" w:eastAsia="Times New Roman" w:hAnsi="Times New Roman" w:cs="Times New Roman"/>
@@ -29344,7 +29359,7 @@
           <w:delText>, as follows.</w:delText>
         </w:r>
       </w:del>
-      <w:ins w:id="400" w:author="Author" w:date="2026-05-07T13:24:00Z">
+      <w:ins w:id="407" w:author="Author" w:date="2026-05-07T13:24:00Z">
         <w:r>
           <w:rPr>
             <w:rFonts w:ascii="Times New Roman" w:hAnsi="Times New Roman" w:cs="Times New Roman"/>
@@ -29577,7 +29592,7 @@
         </w:rPr>
         <w:t xml:space="preserve">  is equal to or greater than 0.5, are considered “true pairs”, while the remaining pairs are excluded. Results are displayed in the form of circular diagrams (Figs</w:t>
       </w:r>
-      <w:del w:id="401" w:author="Author" w:date="2026-05-07T13:24:00Z">
+      <w:del w:id="408" w:author="Author" w:date="2026-05-07T13:24:00Z">
         <w:r>
           <w:rPr>
             <w:rFonts w:ascii="Times New Roman" w:eastAsia="Times New Roman" w:hAnsi="Times New Roman" w:cs="Times New Roman"/>
@@ -29588,7 +29603,7 @@
           <w:delText xml:space="preserve"> 3</w:delText>
         </w:r>
       </w:del>
-      <w:ins w:id="402" w:author="Author" w:date="2026-05-07T13:24:00Z">
+      <w:ins w:id="409" w:author="Author" w:date="2026-05-07T13:24:00Z">
         <w:r>
           <w:rPr>
             <w:rFonts w:ascii="Times New Roman" w:eastAsia="Times New Roman" w:hAnsi="Times New Roman" w:cs="Times New Roman"/>
@@ -29635,7 +29650,7 @@
         </w:rPr>
         <w:t xml:space="preserve"> </w:t>
       </w:r>
-      <w:del w:id="403" w:author="Author" w:date="2026-05-07T13:24:00Z">
+      <w:del w:id="410" w:author="Author" w:date="2026-05-07T13:24:00Z">
         <w:r>
           <w:rPr>
             <w:rFonts w:ascii="Times New Roman" w:eastAsia="Times New Roman" w:hAnsi="Times New Roman" w:cs="Times New Roman"/>
@@ -29646,7 +29661,7 @@
           <w:delText>4</w:delText>
         </w:r>
       </w:del>
-      <w:ins w:id="404" w:author="Author" w:date="2026-05-07T13:24:00Z">
+      <w:ins w:id="411" w:author="Author" w:date="2026-05-07T13:24:00Z">
         <w:r>
           <w:rPr>
             <w:rFonts w:ascii="Times New Roman" w:eastAsia="Times New Roman" w:hAnsi="Times New Roman" w:cs="Times New Roman"/>
@@ -29760,7 +29775,7 @@
         </w:rPr>
         <w:t xml:space="preserve"> </w:t>
       </w:r>
-      <w:ins w:id="405" w:author="Author" w:date="2026-05-07T13:24:00Z">
+      <w:ins w:id="412" w:author="Author" w:date="2026-05-07T13:24:00Z">
         <w:r>
           <w:rPr>
             <w:rFonts w:ascii="Times New Roman" w:eastAsia="Times New Roman" w:hAnsi="Times New Roman" w:cs="Times New Roman"/>
@@ -29915,7 +29930,7 @@
         </w:rPr>
         <w:t>divided by the total number of true pairs</w:t>
       </w:r>
-      <w:del w:id="406" w:author="Author" w:date="2026-05-07T13:24:00Z">
+      <w:del w:id="413" w:author="Author" w:date="2026-05-07T13:24:00Z">
         <w:r>
           <w:rPr>
             <w:rFonts w:ascii="Times New Roman" w:eastAsia="Times New Roman" w:hAnsi="Times New Roman" w:cs="Times New Roman"/>
@@ -29926,7 +29941,7 @@
           <w:delText>.</w:delText>
         </w:r>
       </w:del>
-      <w:ins w:id="407" w:author="Author" w:date="2026-05-07T13:24:00Z">
+      <w:ins w:id="414" w:author="Author" w:date="2026-05-07T13:24:00Z">
         <w:r>
           <w:rPr>
             <w:rFonts w:ascii="Times New Roman" w:eastAsia="Times New Roman" w:hAnsi="Times New Roman" w:cs="Times New Roman"/>
@@ -30005,14 +30020,14 @@
         <w:ind w:firstLine="709"/>
         <w:jc w:val="both"/>
         <w:rPr>
-          <w:ins w:id="408" w:author="Author" w:date="2026-05-07T13:24:00Z"/>
+          <w:ins w:id="415" w:author="Author" w:date="2026-05-07T13:24:00Z"/>
           <w:rFonts w:ascii="Times New Roman" w:eastAsia="Times New Roman" w:hAnsi="Times New Roman" w:cs="Times New Roman"/>
           <w:color w:val="000000"/>
           <w:sz w:val="24"/>
           <w:szCs w:val="24"/>
         </w:rPr>
       </w:pPr>
-      <w:ins w:id="409" w:author="Author" w:date="2026-05-07T13:24:00Z">
+      <w:ins w:id="416" w:author="Author" w:date="2026-05-07T13:24:00Z">
         <w:r>
           <w:rPr>
             <w:rFonts w:ascii="Times New Roman" w:eastAsia="Times New Roman" w:hAnsi="Times New Roman" w:cs="Times New Roman"/>
@@ -30081,7 +30096,7 @@
       </w:ins>
       <m:oMath>
         <m:r>
-          <w:ins w:id="410" w:author="Author" w:date="2026-05-07T13:24:00Z">
+          <w:ins w:id="417" w:author="Author" w:date="2026-05-07T13:24:00Z">
             <m:rPr>
               <m:sty m:val="p"/>
             </m:rPr>
@@ -30095,7 +30110,7 @@
           </w:ins>
         </m:r>
         <m:r>
-          <w:ins w:id="411" w:author="Author" w:date="2026-05-07T13:24:00Z">
+          <w:ins w:id="418" w:author="Author" w:date="2026-05-07T13:24:00Z">
             <w:rPr>
               <w:rFonts w:ascii="Cambria Math" w:eastAsia="Times New Roman" w:hAnsi="Cambria Math" w:cs="Times New Roman"/>
               <w:color w:val="000000"/>
@@ -30106,7 +30121,7 @@
           </w:ins>
         </m:r>
         <m:r>
-          <w:ins w:id="412" w:author="Author" w:date="2026-05-07T13:24:00Z">
+          <w:ins w:id="419" w:author="Author" w:date="2026-05-07T13:24:00Z">
             <m:rPr>
               <m:sty m:val="p"/>
             </m:rPr>
@@ -30120,7 +30135,7 @@
           </w:ins>
         </m:r>
         <m:r>
-          <w:ins w:id="413" w:author="Author" w:date="2026-05-07T13:24:00Z">
+          <w:ins w:id="420" w:author="Author" w:date="2026-05-07T13:24:00Z">
             <m:rPr>
               <m:sty m:val="p"/>
             </m:rPr>
@@ -30134,7 +30149,7 @@
           </w:ins>
         </m:r>
         <m:r>
-          <w:ins w:id="414" w:author="Author" w:date="2026-05-07T13:24:00Z">
+          <w:ins w:id="421" w:author="Author" w:date="2026-05-07T13:24:00Z">
             <m:rPr>
               <m:sty m:val="p"/>
             </m:rPr>
@@ -30148,7 +30163,7 @@
           </w:ins>
         </m:r>
         <m:r>
-          <w:ins w:id="415" w:author="Author" w:date="2026-05-07T13:24:00Z">
+          <w:ins w:id="422" w:author="Author" w:date="2026-05-07T13:24:00Z">
             <m:rPr>
               <m:sty m:val="p"/>
             </m:rPr>
@@ -30162,7 +30177,7 @@
           </w:ins>
         </m:r>
         <m:r>
-          <w:ins w:id="416" w:author="Author" w:date="2026-05-07T13:24:00Z">
+          <w:ins w:id="423" w:author="Author" w:date="2026-05-07T13:24:00Z">
             <w:rPr>
               <w:rFonts w:ascii="Cambria Math" w:eastAsia="Times New Roman" w:hAnsi="Cambria Math" w:cs="Times New Roman"/>
               <w:color w:val="000000"/>
@@ -30173,7 +30188,7 @@
           </w:ins>
         </m:r>
         <m:r>
-          <w:ins w:id="417" w:author="Author" w:date="2026-05-07T13:24:00Z">
+          <w:ins w:id="424" w:author="Author" w:date="2026-05-07T13:24:00Z">
             <m:rPr>
               <m:sty m:val="p"/>
             </m:rPr>
@@ -30187,7 +30202,7 @@
           </w:ins>
         </m:r>
         <m:r>
-          <w:ins w:id="418" w:author="Author" w:date="2026-05-07T13:24:00Z">
+          <w:ins w:id="425" w:author="Author" w:date="2026-05-07T13:24:00Z">
             <m:rPr>
               <m:sty m:val="p"/>
             </m:rPr>
@@ -30201,7 +30216,7 @@
           </w:ins>
         </m:r>
         <m:r>
-          <w:ins w:id="419" w:author="Author" w:date="2026-05-07T13:24:00Z">
+          <w:ins w:id="426" w:author="Author" w:date="2026-05-07T13:24:00Z">
             <m:rPr>
               <m:sty m:val="p"/>
             </m:rPr>
@@ -30215,7 +30230,7 @@
           </w:ins>
         </m:r>
       </m:oMath>
-      <w:ins w:id="420" w:author="Author" w:date="2026-05-07T13:24:00Z">
+      <w:ins w:id="427" w:author="Author" w:date="2026-05-07T13:24:00Z">
         <w:r>
           <w:rPr>
             <w:rFonts w:ascii="Times New Roman" w:eastAsia="Times New Roman" w:hAnsi="Times New Roman" w:cs="Times New Roman"/>
@@ -30228,7 +30243,7 @@
       </w:ins>
       <m:oMath>
         <m:r>
-          <w:ins w:id="421" w:author="Author" w:date="2026-05-07T13:24:00Z">
+          <w:ins w:id="428" w:author="Author" w:date="2026-05-07T13:24:00Z">
             <w:rPr>
               <w:rFonts w:ascii="Cambria Math" w:eastAsia="Times New Roman" w:hAnsi="Cambria Math" w:cs="Times New Roman"/>
               <w:color w:val="000000"/>
@@ -30239,7 +30254,7 @@
           </w:ins>
         </m:r>
         <m:r>
-          <w:ins w:id="422" w:author="Author" w:date="2026-05-07T13:24:00Z">
+          <w:ins w:id="429" w:author="Author" w:date="2026-05-07T13:24:00Z">
             <m:rPr>
               <m:sty m:val="p"/>
             </m:rPr>
@@ -30253,7 +30268,7 @@
           </w:ins>
         </m:r>
       </m:oMath>
-      <w:ins w:id="423" w:author="Author" w:date="2026-05-07T13:24:00Z">
+      <w:ins w:id="430" w:author="Author" w:date="2026-05-07T13:24:00Z">
         <w:r>
           <w:rPr>
             <w:rFonts w:ascii="Times New Roman" w:eastAsia="Times New Roman" w:hAnsi="Times New Roman" w:cs="Times New Roman"/>
@@ -30266,7 +30281,7 @@
       </w:ins>
       <m:oMath>
         <m:r>
-          <w:ins w:id="424" w:author="Author" w:date="2026-05-07T13:24:00Z">
+          <w:ins w:id="431" w:author="Author" w:date="2026-05-07T13:24:00Z">
             <w:rPr>
               <w:rFonts w:ascii="Cambria Math" w:eastAsia="Times New Roman" w:hAnsi="Cambria Math" w:cs="Times New Roman"/>
               <w:color w:val="000000"/>
@@ -30277,7 +30292,7 @@
           </w:ins>
         </m:r>
       </m:oMath>
-      <w:ins w:id="425" w:author="Author" w:date="2026-05-07T13:24:00Z">
+      <w:ins w:id="432" w:author="Author" w:date="2026-05-07T13:24:00Z">
         <w:r>
           <w:rPr>
             <w:rFonts w:ascii="Times New Roman" w:eastAsia="Times New Roman" w:hAnsi="Times New Roman" w:cs="Times New Roman"/>
@@ -30302,7 +30317,7 @@
         <w:ind w:firstLine="709"/>
         <w:jc w:val="both"/>
         <w:rPr>
-          <w:ins w:id="426" w:author="Author" w:date="2026-05-07T13:24:00Z"/>
+          <w:ins w:id="433" w:author="Author" w:date="2026-05-07T13:24:00Z"/>
           <w:rFonts w:ascii="Times New Roman" w:eastAsia="Times New Roman" w:hAnsi="Times New Roman" w:cs="Times New Roman"/>
           <w:color w:val="000000"/>
           <w:sz w:val="24"/>
@@ -30310,7 +30325,7 @@
           <w:lang w:val="en-US"/>
         </w:rPr>
       </w:pPr>
-      <w:ins w:id="427" w:author="Author" w:date="2026-05-07T13:24:00Z">
+      <w:ins w:id="434" w:author="Author" w:date="2026-05-07T13:24:00Z">
         <w:r>
           <w:rPr>
             <w:rFonts w:ascii="Times New Roman" w:eastAsia="Times New Roman" w:hAnsi="Times New Roman" w:cs="Times New Roman"/>
@@ -30467,7 +30482,7 @@
         <w:ind w:firstLine="709"/>
         <w:jc w:val="both"/>
         <w:rPr>
-          <w:ins w:id="428" w:author="Author" w:date="2026-05-07T13:24:00Z"/>
+          <w:ins w:id="435" w:author="Author" w:date="2026-05-07T13:24:00Z"/>
           <w:rFonts w:ascii="Times New Roman" w:hAnsi="Times New Roman" w:cs="Times New Roman"/>
           <w:color w:val="000000"/>
           <w:sz w:val="20"/>
@@ -30475,7 +30490,7 @@
           <w:lang w:val="en-US"/>
         </w:rPr>
       </w:pPr>
-      <w:ins w:id="429" w:author="Author" w:date="2026-05-07T13:24:00Z">
+      <w:ins w:id="436" w:author="Author" w:date="2026-05-07T13:24:00Z">
         <w:r>
           <w:rPr>
             <w:rFonts w:ascii="Times New Roman" w:eastAsia="Times New Roman" w:hAnsi="Times New Roman" w:cs="Times New Roman"/>
@@ -31183,14 +31198,14 @@
         <w:ind w:firstLine="709"/>
         <w:jc w:val="both"/>
         <w:rPr>
-          <w:ins w:id="430" w:author="Author" w:date="2026-05-07T13:24:00Z"/>
+          <w:ins w:id="437" w:author="Author" w:date="2026-05-07T13:24:00Z"/>
           <w:rFonts w:ascii="Times New Roman" w:eastAsia="Times New Roman" w:hAnsi="Times New Roman" w:cs="Times New Roman"/>
           <w:color w:val="000000"/>
           <w:sz w:val="24"/>
           <w:szCs w:val="24"/>
         </w:rPr>
       </w:pPr>
-      <w:ins w:id="431" w:author="Author" w:date="2026-05-07T13:24:00Z">
+      <w:ins w:id="438" w:author="Author" w:date="2026-05-07T13:24:00Z">
         <w:r>
           <w:rPr>
             <w:rFonts w:ascii="Times New Roman" w:eastAsia="Times New Roman" w:hAnsi="Times New Roman" w:cs="Times New Roman"/>
@@ -31514,7 +31529,7 @@
         </w:rPr>
         <w:t xml:space="preserve">Acknowledgements. </w:t>
       </w:r>
-      <w:ins w:id="432" w:author="Author" w:date="2026-05-07T13:24:00Z">
+      <w:ins w:id="439" w:author="Author" w:date="2026-05-07T13:24:00Z">
         <w:r>
           <w:rPr>
             <w:rFonts w:ascii="Times New Roman" w:eastAsia="Times New Roman" w:hAnsi="Times New Roman" w:cs="Times New Roman"/>
@@ -31600,7 +31615,7 @@
         </w:rPr>
         <w:t xml:space="preserve"> and S.V. Lagunov for technical help and discussion. We are grateful to </w:t>
       </w:r>
-      <w:ins w:id="433" w:author="Author" w:date="2026-05-07T13:24:00Z">
+      <w:ins w:id="440" w:author="Author" w:date="2026-05-07T13:24:00Z">
         <w:r>
           <w:rPr>
             <w:rFonts w:ascii="Times New Roman" w:eastAsia="Times New Roman" w:hAnsi="Times New Roman" w:cs="Times New Roman"/>
@@ -31618,7 +31633,7 @@
         </w:rPr>
         <w:t xml:space="preserve">A. </w:t>
       </w:r>
-      <w:ins w:id="434" w:author="Author" w:date="2026-05-07T13:24:00Z">
+      <w:ins w:id="441" w:author="Author" w:date="2026-05-07T13:24:00Z">
         <w:r>
           <w:rPr>
             <w:rFonts w:ascii="Times New Roman" w:eastAsia="Times New Roman" w:hAnsi="Times New Roman" w:cs="Times New Roman"/>
@@ -31680,7 +31695,7 @@
         <w:t>Stroganova</w:t>
       </w:r>
       <w:proofErr w:type="spellEnd"/>
-      <w:ins w:id="435" w:author="Author" w:date="2026-05-07T13:24:00Z">
+      <w:ins w:id="442" w:author="Author" w:date="2026-05-07T13:24:00Z">
         <w:r>
           <w:rPr>
             <w:rFonts w:ascii="Times New Roman" w:eastAsia="Times New Roman" w:hAnsi="Times New Roman" w:cs="Times New Roman"/>
@@ -31855,11 +31870,11 @@
     <w:p>
       <w:pPr>
         <w:rPr>
-          <w:del w:id="436" w:author="Author" w:date="2026-05-07T13:24:00Z"/>
+          <w:del w:id="443" w:author="Author" w:date="2026-05-07T13:24:00Z"/>
           <w:rFonts w:ascii="Times New Roman" w:eastAsia="Times New Roman" w:hAnsi="Times New Roman" w:cs="Times New Roman"/>
         </w:rPr>
       </w:pPr>
-      <w:del w:id="437" w:author="Author" w:date="2026-05-07T13:24:00Z">
+      <w:del w:id="444" w:author="Author" w:date="2026-05-07T13:24:00Z">
         <w:r>
           <w:rPr>
             <w:rFonts w:ascii="Times New Roman" w:eastAsia="Times New Roman" w:hAnsi="Times New Roman" w:cs="Times New Roman"/>
@@ -31872,11 +31887,11 @@
     <w:p>
       <w:pPr>
         <w:rPr>
-          <w:del w:id="438" w:author="Author" w:date="2026-05-07T13:24:00Z"/>
+          <w:del w:id="445" w:author="Author" w:date="2026-05-07T13:24:00Z"/>
           <w:rFonts w:ascii="Times New Roman" w:eastAsia="Times New Roman" w:hAnsi="Times New Roman" w:cs="Times New Roman"/>
         </w:rPr>
       </w:pPr>
-      <w:del w:id="439" w:author="Author" w:date="2026-05-07T13:24:00Z">
+      <w:del w:id="446" w:author="Author" w:date="2026-05-07T13:24:00Z">
         <w:r>
           <w:rPr>
             <w:rFonts w:ascii="Times New Roman" w:eastAsia="Times New Roman" w:hAnsi="Times New Roman" w:cs="Times New Roman"/>
@@ -31954,11 +31969,11 @@
     <w:p>
       <w:pPr>
         <w:rPr>
-          <w:del w:id="440" w:author="Author" w:date="2026-05-07T13:24:00Z"/>
+          <w:del w:id="447" w:author="Author" w:date="2026-05-07T13:24:00Z"/>
           <w:rFonts w:ascii="Times New Roman" w:eastAsia="Times New Roman" w:hAnsi="Times New Roman" w:cs="Times New Roman"/>
         </w:rPr>
       </w:pPr>
-      <w:del w:id="441" w:author="Author" w:date="2026-05-07T13:24:00Z">
+      <w:del w:id="448" w:author="Author" w:date="2026-05-07T13:24:00Z">
         <w:r>
           <w:rPr>
             <w:rFonts w:ascii="Times New Roman" w:eastAsia="Times New Roman" w:hAnsi="Times New Roman" w:cs="Times New Roman"/>
@@ -31970,11 +31985,11 @@
     <w:p>
       <w:pPr>
         <w:rPr>
-          <w:ins w:id="442" w:author="Author" w:date="2026-05-07T13:24:00Z"/>
+          <w:ins w:id="449" w:author="Author" w:date="2026-05-07T13:24:00Z"/>
           <w:rFonts w:ascii="Times New Roman" w:eastAsia="Times New Roman" w:hAnsi="Times New Roman" w:cs="Times New Roman"/>
         </w:rPr>
       </w:pPr>
-      <w:ins w:id="443" w:author="Author" w:date="2026-05-07T13:24:00Z">
+      <w:ins w:id="450" w:author="Author" w:date="2026-05-07T13:24:00Z">
         <w:r>
           <w:rPr>
             <w:rFonts w:ascii="Times New Roman" w:eastAsia="Times New Roman" w:hAnsi="Times New Roman" w:cs="Times New Roman"/>
@@ -32059,11 +32074,11 @@
     <w:p>
       <w:pPr>
         <w:rPr>
-          <w:del w:id="444" w:author="Author" w:date="2026-05-07T13:24:00Z"/>
+          <w:del w:id="451" w:author="Author" w:date="2026-05-07T13:24:00Z"/>
           <w:rFonts w:ascii="Times New Roman" w:eastAsia="Times New Roman" w:hAnsi="Times New Roman" w:cs="Times New Roman"/>
         </w:rPr>
       </w:pPr>
-      <w:del w:id="445" w:author="Author" w:date="2026-05-07T13:24:00Z">
+      <w:del w:id="452" w:author="Author" w:date="2026-05-07T13:24:00Z">
         <w:r>
           <w:rPr>
             <w:rFonts w:ascii="Times New Roman" w:eastAsia="Times New Roman" w:hAnsi="Times New Roman" w:cs="Times New Roman"/>
@@ -32075,13 +32090,13 @@
     <w:p>
       <w:pPr>
         <w:rPr>
-          <w:del w:id="446" w:author="Author" w:date="2026-05-07T13:24:00Z"/>
+          <w:del w:id="453" w:author="Author" w:date="2026-05-07T13:24:00Z"/>
           <w:rFonts w:ascii="Times New Roman" w:eastAsia="Times New Roman" w:hAnsi="Times New Roman" w:cs="Times New Roman"/>
           <w:sz w:val="24"/>
           <w:szCs w:val="24"/>
         </w:rPr>
       </w:pPr>
-      <w:del w:id="447" w:author="Author" w:date="2026-05-07T13:24:00Z">
+      <w:del w:id="454" w:author="Author" w:date="2026-05-07T13:24:00Z">
         <w:r>
           <w:br w:type="page"/>
         </w:r>
@@ -32090,7 +32105,7 @@
     <w:p>
       <w:pPr>
         <w:rPr>
-          <w:del w:id="448" w:author="Author" w:date="2026-05-07T13:24:00Z"/>
+          <w:del w:id="455" w:author="Author" w:date="2026-05-07T13:24:00Z"/>
           <w:rFonts w:ascii="Times New Roman" w:eastAsia="Times New Roman" w:hAnsi="Times New Roman" w:cs="Times New Roman"/>
           <w:sz w:val="24"/>
           <w:szCs w:val="24"/>
@@ -32100,13 +32115,13 @@
     <w:p>
       <w:pPr>
         <w:rPr>
-          <w:ins w:id="449" w:author="Author" w:date="2026-05-07T13:24:00Z"/>
+          <w:ins w:id="456" w:author="Author" w:date="2026-05-07T13:24:00Z"/>
           <w:rFonts w:ascii="Times New Roman" w:eastAsia="Times New Roman" w:hAnsi="Times New Roman" w:cs="Times New Roman"/>
           <w:sz w:val="24"/>
           <w:szCs w:val="24"/>
         </w:rPr>
       </w:pPr>
-      <w:ins w:id="450" w:author="Author" w:date="2026-05-07T13:24:00Z">
+      <w:ins w:id="457" w:author="Author" w:date="2026-05-07T13:24:00Z">
         <w:r>
           <w:br w:type="page"/>
         </w:r>
@@ -32142,7 +32157,7 @@
         <w:spacing w:after="0" w:line="240" w:lineRule="auto"/>
         <w:ind w:left="720" w:hanging="720"/>
         <w:rPr>
-          <w:del w:id="451" w:author="Author" w:date="2026-05-07T13:24:00Z"/>
+          <w:del w:id="458" w:author="Author" w:date="2026-05-07T13:24:00Z"/>
           <w:color w:val="000000"/>
         </w:rPr>
       </w:pPr>
@@ -32159,11 +32174,11 @@
         <w:spacing w:after="0" w:line="240" w:lineRule="auto"/>
         <w:ind w:left="720" w:hanging="720"/>
         <w:rPr>
-          <w:del w:id="452" w:author="Author" w:date="2026-05-07T13:24:00Z"/>
+          <w:del w:id="459" w:author="Author" w:date="2026-05-07T13:24:00Z"/>
           <w:color w:val="000000"/>
         </w:rPr>
       </w:pPr>
-      <w:del w:id="453" w:author="Author" w:date="2026-05-07T13:24:00Z">
+      <w:del w:id="460" w:author="Author" w:date="2026-05-07T13:24:00Z">
         <w:r>
           <w:rPr>
             <w:color w:val="000000"/>
@@ -32217,11 +32232,11 @@
         <w:spacing w:after="0" w:line="240" w:lineRule="auto"/>
         <w:ind w:left="720" w:hanging="720"/>
         <w:rPr>
-          <w:del w:id="454" w:author="Author" w:date="2026-05-07T13:24:00Z"/>
+          <w:del w:id="461" w:author="Author" w:date="2026-05-07T13:24:00Z"/>
           <w:color w:val="000000"/>
         </w:rPr>
       </w:pPr>
-      <w:del w:id="455" w:author="Author" w:date="2026-05-07T13:24:00Z">
+      <w:del w:id="462" w:author="Author" w:date="2026-05-07T13:24:00Z">
         <w:r>
           <w:rPr>
             <w:color w:val="000000"/>
@@ -32275,11 +32290,11 @@
         <w:spacing w:after="0" w:line="240" w:lineRule="auto"/>
         <w:ind w:left="720" w:hanging="720"/>
         <w:rPr>
-          <w:del w:id="456" w:author="Author" w:date="2026-05-07T13:24:00Z"/>
+          <w:del w:id="463" w:author="Author" w:date="2026-05-07T13:24:00Z"/>
           <w:color w:val="000000"/>
         </w:rPr>
       </w:pPr>
-      <w:del w:id="457" w:author="Author" w:date="2026-05-07T13:24:00Z">
+      <w:del w:id="464" w:author="Author" w:date="2026-05-07T13:24:00Z">
         <w:r>
           <w:rPr>
             <w:color w:val="000000"/>
@@ -32333,11 +32348,11 @@
         <w:spacing w:after="0" w:line="240" w:lineRule="auto"/>
         <w:ind w:left="720" w:hanging="720"/>
         <w:rPr>
-          <w:del w:id="458" w:author="Author" w:date="2026-05-07T13:24:00Z"/>
+          <w:del w:id="465" w:author="Author" w:date="2026-05-07T13:24:00Z"/>
           <w:color w:val="000000"/>
         </w:rPr>
       </w:pPr>
-      <w:del w:id="459" w:author="Author" w:date="2026-05-07T13:24:00Z">
+      <w:del w:id="466" w:author="Author" w:date="2026-05-07T13:24:00Z">
         <w:r>
           <w:rPr>
             <w:color w:val="000000"/>
@@ -32391,11 +32406,11 @@
         <w:spacing w:after="0" w:line="240" w:lineRule="auto"/>
         <w:ind w:left="720" w:hanging="720"/>
         <w:rPr>
-          <w:del w:id="460" w:author="Author" w:date="2026-05-07T13:24:00Z"/>
+          <w:del w:id="467" w:author="Author" w:date="2026-05-07T13:24:00Z"/>
           <w:color w:val="000000"/>
         </w:rPr>
       </w:pPr>
-      <w:del w:id="461" w:author="Author" w:date="2026-05-07T13:24:00Z">
+      <w:del w:id="468" w:author="Author" w:date="2026-05-07T13:24:00Z">
         <w:r>
           <w:rPr>
             <w:color w:val="000000"/>
@@ -32449,11 +32464,11 @@
         <w:spacing w:after="0" w:line="240" w:lineRule="auto"/>
         <w:ind w:left="720" w:hanging="720"/>
         <w:rPr>
-          <w:del w:id="462" w:author="Author" w:date="2026-05-07T13:24:00Z"/>
+          <w:del w:id="469" w:author="Author" w:date="2026-05-07T13:24:00Z"/>
           <w:color w:val="000000"/>
         </w:rPr>
       </w:pPr>
-      <w:del w:id="463" w:author="Author" w:date="2026-05-07T13:24:00Z">
+      <w:del w:id="470" w:author="Author" w:date="2026-05-07T13:24:00Z">
         <w:r>
           <w:rPr>
             <w:color w:val="000000"/>
@@ -32507,11 +32522,11 @@
         <w:spacing w:after="0" w:line="240" w:lineRule="auto"/>
         <w:ind w:left="720" w:hanging="720"/>
         <w:rPr>
-          <w:del w:id="464" w:author="Author" w:date="2026-05-07T13:24:00Z"/>
+          <w:del w:id="471" w:author="Author" w:date="2026-05-07T13:24:00Z"/>
           <w:color w:val="000000"/>
         </w:rPr>
       </w:pPr>
-      <w:del w:id="465" w:author="Author" w:date="2026-05-07T13:24:00Z">
+      <w:del w:id="472" w:author="Author" w:date="2026-05-07T13:24:00Z">
         <w:r>
           <w:rPr>
             <w:color w:val="000000"/>
@@ -32578,11 +32593,11 @@
         <w:spacing w:after="0" w:line="240" w:lineRule="auto"/>
         <w:ind w:left="720" w:hanging="720"/>
         <w:rPr>
-          <w:del w:id="466" w:author="Author" w:date="2026-05-07T13:24:00Z"/>
+          <w:del w:id="473" w:author="Author" w:date="2026-05-07T13:24:00Z"/>
           <w:color w:val="000000"/>
         </w:rPr>
       </w:pPr>
-      <w:del w:id="467" w:author="Author" w:date="2026-05-07T13:24:00Z">
+      <w:del w:id="474" w:author="Author" w:date="2026-05-07T13:24:00Z">
         <w:r>
           <w:rPr>
             <w:color w:val="000000"/>
@@ -32636,11 +32651,11 @@
         <w:spacing w:after="0" w:line="240" w:lineRule="auto"/>
         <w:ind w:left="720" w:hanging="720"/>
         <w:rPr>
-          <w:del w:id="468" w:author="Author" w:date="2026-05-07T13:24:00Z"/>
+          <w:del w:id="475" w:author="Author" w:date="2026-05-07T13:24:00Z"/>
           <w:color w:val="000000"/>
         </w:rPr>
       </w:pPr>
-      <w:del w:id="469" w:author="Author" w:date="2026-05-07T13:24:00Z">
+      <w:del w:id="476" w:author="Author" w:date="2026-05-07T13:24:00Z">
         <w:r>
           <w:rPr>
             <w:color w:val="000000"/>
@@ -32707,11 +32722,11 @@
         <w:spacing w:after="0" w:line="240" w:lineRule="auto"/>
         <w:ind w:left="720" w:hanging="720"/>
         <w:rPr>
-          <w:del w:id="470" w:author="Author" w:date="2026-05-07T13:24:00Z"/>
+          <w:del w:id="477" w:author="Author" w:date="2026-05-07T13:24:00Z"/>
           <w:color w:val="000000"/>
         </w:rPr>
       </w:pPr>
-      <w:del w:id="471" w:author="Author" w:date="2026-05-07T13:24:00Z">
+      <w:del w:id="478" w:author="Author" w:date="2026-05-07T13:24:00Z">
         <w:r>
           <w:rPr>
             <w:color w:val="000000"/>
@@ -32778,11 +32793,11 @@
         <w:spacing w:after="0" w:line="240" w:lineRule="auto"/>
         <w:ind w:left="720" w:hanging="720"/>
         <w:rPr>
-          <w:del w:id="472" w:author="Author" w:date="2026-05-07T13:24:00Z"/>
+          <w:del w:id="479" w:author="Author" w:date="2026-05-07T13:24:00Z"/>
           <w:color w:val="000000"/>
         </w:rPr>
       </w:pPr>
-      <w:del w:id="473" w:author="Author" w:date="2026-05-07T13:24:00Z">
+      <w:del w:id="480" w:author="Author" w:date="2026-05-07T13:24:00Z">
         <w:r>
           <w:rPr>
             <w:color w:val="000000"/>
@@ -32849,11 +32864,11 @@
         <w:spacing w:after="0" w:line="240" w:lineRule="auto"/>
         <w:ind w:left="720" w:hanging="720"/>
         <w:rPr>
-          <w:del w:id="474" w:author="Author" w:date="2026-05-07T13:24:00Z"/>
+          <w:del w:id="481" w:author="Author" w:date="2026-05-07T13:24:00Z"/>
           <w:color w:val="000000"/>
         </w:rPr>
       </w:pPr>
-      <w:del w:id="475" w:author="Author" w:date="2026-05-07T13:24:00Z">
+      <w:del w:id="482" w:author="Author" w:date="2026-05-07T13:24:00Z">
         <w:r>
           <w:rPr>
             <w:color w:val="000000"/>
@@ -32920,11 +32935,11 @@
         <w:spacing w:after="0" w:line="240" w:lineRule="auto"/>
         <w:ind w:left="720" w:hanging="720"/>
         <w:rPr>
-          <w:del w:id="476" w:author="Author" w:date="2026-05-07T13:24:00Z"/>
+          <w:del w:id="483" w:author="Author" w:date="2026-05-07T13:24:00Z"/>
           <w:color w:val="000000"/>
         </w:rPr>
       </w:pPr>
-      <w:del w:id="477" w:author="Author" w:date="2026-05-07T13:24:00Z">
+      <w:del w:id="484" w:author="Author" w:date="2026-05-07T13:24:00Z">
         <w:r>
           <w:rPr>
             <w:color w:val="000000"/>
@@ -32978,11 +32993,11 @@
         <w:spacing w:after="0" w:line="240" w:lineRule="auto"/>
         <w:ind w:left="720" w:hanging="720"/>
         <w:rPr>
-          <w:del w:id="478" w:author="Author" w:date="2026-05-07T13:24:00Z"/>
+          <w:del w:id="485" w:author="Author" w:date="2026-05-07T13:24:00Z"/>
           <w:color w:val="000000"/>
         </w:rPr>
       </w:pPr>
-      <w:del w:id="479" w:author="Author" w:date="2026-05-07T13:24:00Z">
+      <w:del w:id="486" w:author="Author" w:date="2026-05-07T13:24:00Z">
         <w:r>
           <w:rPr>
             <w:color w:val="000000"/>
@@ -33036,11 +33051,11 @@
         <w:spacing w:after="0" w:line="240" w:lineRule="auto"/>
         <w:ind w:left="720" w:hanging="720"/>
         <w:rPr>
-          <w:del w:id="480" w:author="Author" w:date="2026-05-07T13:24:00Z"/>
+          <w:del w:id="487" w:author="Author" w:date="2026-05-07T13:24:00Z"/>
           <w:color w:val="000000"/>
         </w:rPr>
       </w:pPr>
-      <w:del w:id="481" w:author="Author" w:date="2026-05-07T13:24:00Z">
+      <w:del w:id="488" w:author="Author" w:date="2026-05-07T13:24:00Z">
         <w:r>
           <w:rPr>
             <w:color w:val="000000"/>
@@ -33107,11 +33122,11 @@
         <w:spacing w:after="0" w:line="240" w:lineRule="auto"/>
         <w:ind w:left="720" w:hanging="720"/>
         <w:rPr>
-          <w:del w:id="482" w:author="Author" w:date="2026-05-07T13:24:00Z"/>
+          <w:del w:id="489" w:author="Author" w:date="2026-05-07T13:24:00Z"/>
           <w:color w:val="000000"/>
         </w:rPr>
       </w:pPr>
-      <w:del w:id="483" w:author="Author" w:date="2026-05-07T13:24:00Z">
+      <w:del w:id="490" w:author="Author" w:date="2026-05-07T13:24:00Z">
         <w:r>
           <w:rPr>
             <w:color w:val="000000"/>
@@ -33165,11 +33180,11 @@
         <w:spacing w:after="0" w:line="240" w:lineRule="auto"/>
         <w:ind w:left="720" w:hanging="720"/>
         <w:rPr>
-          <w:del w:id="484" w:author="Author" w:date="2026-05-07T13:24:00Z"/>
+          <w:del w:id="491" w:author="Author" w:date="2026-05-07T13:24:00Z"/>
           <w:color w:val="000000"/>
         </w:rPr>
       </w:pPr>
-      <w:del w:id="485" w:author="Author" w:date="2026-05-07T13:24:00Z">
+      <w:del w:id="492" w:author="Author" w:date="2026-05-07T13:24:00Z">
         <w:r>
           <w:rPr>
             <w:color w:val="000000"/>
@@ -33223,11 +33238,11 @@
         <w:spacing w:after="0" w:line="240" w:lineRule="auto"/>
         <w:ind w:left="720" w:hanging="720"/>
         <w:rPr>
-          <w:del w:id="486" w:author="Author" w:date="2026-05-07T13:24:00Z"/>
+          <w:del w:id="493" w:author="Author" w:date="2026-05-07T13:24:00Z"/>
           <w:color w:val="000000"/>
         </w:rPr>
       </w:pPr>
-      <w:del w:id="487" w:author="Author" w:date="2026-05-07T13:24:00Z">
+      <w:del w:id="494" w:author="Author" w:date="2026-05-07T13:24:00Z">
         <w:r>
           <w:rPr>
             <w:color w:val="000000"/>
@@ -33281,11 +33296,11 @@
         <w:spacing w:after="0" w:line="240" w:lineRule="auto"/>
         <w:ind w:left="720" w:hanging="720"/>
         <w:rPr>
-          <w:del w:id="488" w:author="Author" w:date="2026-05-07T13:24:00Z"/>
+          <w:del w:id="495" w:author="Author" w:date="2026-05-07T13:24:00Z"/>
           <w:color w:val="000000"/>
         </w:rPr>
       </w:pPr>
-      <w:del w:id="489" w:author="Author" w:date="2026-05-07T13:24:00Z">
+      <w:del w:id="496" w:author="Author" w:date="2026-05-07T13:24:00Z">
         <w:r>
           <w:rPr>
             <w:color w:val="000000"/>
@@ -33339,11 +33354,11 @@
         <w:spacing w:after="0" w:line="240" w:lineRule="auto"/>
         <w:ind w:left="720" w:hanging="720"/>
         <w:rPr>
-          <w:del w:id="490" w:author="Author" w:date="2026-05-07T13:24:00Z"/>
+          <w:del w:id="497" w:author="Author" w:date="2026-05-07T13:24:00Z"/>
           <w:color w:val="000000"/>
         </w:rPr>
       </w:pPr>
-      <w:del w:id="491" w:author="Author" w:date="2026-05-07T13:24:00Z">
+      <w:del w:id="498" w:author="Author" w:date="2026-05-07T13:24:00Z">
         <w:r>
           <w:rPr>
             <w:color w:val="000000"/>
@@ -33410,11 +33425,11 @@
         <w:spacing w:after="0" w:line="240" w:lineRule="auto"/>
         <w:ind w:left="720" w:hanging="720"/>
         <w:rPr>
-          <w:del w:id="492" w:author="Author" w:date="2026-05-07T13:24:00Z"/>
+          <w:del w:id="499" w:author="Author" w:date="2026-05-07T13:24:00Z"/>
           <w:color w:val="000000"/>
         </w:rPr>
       </w:pPr>
-      <w:del w:id="493" w:author="Author" w:date="2026-05-07T13:24:00Z">
+      <w:del w:id="500" w:author="Author" w:date="2026-05-07T13:24:00Z">
         <w:r>
           <w:rPr>
             <w:color w:val="000000"/>
@@ -33481,11 +33496,11 @@
         <w:spacing w:after="0" w:line="240" w:lineRule="auto"/>
         <w:ind w:left="720" w:hanging="720"/>
         <w:rPr>
-          <w:del w:id="494" w:author="Author" w:date="2026-05-07T13:24:00Z"/>
+          <w:del w:id="501" w:author="Author" w:date="2026-05-07T13:24:00Z"/>
           <w:color w:val="000000"/>
         </w:rPr>
       </w:pPr>
-      <w:del w:id="495" w:author="Author" w:date="2026-05-07T13:24:00Z">
+      <w:del w:id="502" w:author="Author" w:date="2026-05-07T13:24:00Z">
         <w:r>
           <w:rPr>
             <w:color w:val="000000"/>
@@ -33552,11 +33567,11 @@
         <w:spacing w:after="0" w:line="240" w:lineRule="auto"/>
         <w:ind w:left="720" w:hanging="720"/>
         <w:rPr>
-          <w:del w:id="496" w:author="Author" w:date="2026-05-07T13:24:00Z"/>
+          <w:del w:id="503" w:author="Author" w:date="2026-05-07T13:24:00Z"/>
           <w:color w:val="000000"/>
         </w:rPr>
       </w:pPr>
-      <w:del w:id="497" w:author="Author" w:date="2026-05-07T13:24:00Z">
+      <w:del w:id="504" w:author="Author" w:date="2026-05-07T13:24:00Z">
         <w:r>
           <w:rPr>
             <w:color w:val="000000"/>
@@ -33623,11 +33638,11 @@
         <w:spacing w:after="0" w:line="240" w:lineRule="auto"/>
         <w:ind w:left="720" w:hanging="720"/>
         <w:rPr>
-          <w:del w:id="498" w:author="Author" w:date="2026-05-07T13:24:00Z"/>
+          <w:del w:id="505" w:author="Author" w:date="2026-05-07T13:24:00Z"/>
           <w:color w:val="000000"/>
         </w:rPr>
       </w:pPr>
-      <w:del w:id="499" w:author="Author" w:date="2026-05-07T13:24:00Z">
+      <w:del w:id="506" w:author="Author" w:date="2026-05-07T13:24:00Z">
         <w:r>
           <w:rPr>
             <w:color w:val="000000"/>
@@ -33681,11 +33696,11 @@
         <w:spacing w:after="0" w:line="240" w:lineRule="auto"/>
         <w:ind w:left="720" w:hanging="720"/>
         <w:rPr>
-          <w:del w:id="500" w:author="Author" w:date="2026-05-07T13:24:00Z"/>
+          <w:del w:id="507" w:author="Author" w:date="2026-05-07T13:24:00Z"/>
           <w:color w:val="000000"/>
         </w:rPr>
       </w:pPr>
-      <w:del w:id="501" w:author="Author" w:date="2026-05-07T13:24:00Z">
+      <w:del w:id="508" w:author="Author" w:date="2026-05-07T13:24:00Z">
         <w:r>
           <w:rPr>
             <w:color w:val="000000"/>
@@ -33739,11 +33754,11 @@
         <w:spacing w:after="0" w:line="240" w:lineRule="auto"/>
         <w:ind w:left="720" w:hanging="720"/>
         <w:rPr>
-          <w:del w:id="502" w:author="Author" w:date="2026-05-07T13:24:00Z"/>
+          <w:del w:id="509" w:author="Author" w:date="2026-05-07T13:24:00Z"/>
           <w:color w:val="000000"/>
         </w:rPr>
       </w:pPr>
-      <w:del w:id="503" w:author="Author" w:date="2026-05-07T13:24:00Z">
+      <w:del w:id="510" w:author="Author" w:date="2026-05-07T13:24:00Z">
         <w:r>
           <w:rPr>
             <w:color w:val="000000"/>
@@ -33810,11 +33825,11 @@
         <w:spacing w:after="0" w:line="240" w:lineRule="auto"/>
         <w:ind w:left="720" w:hanging="720"/>
         <w:rPr>
-          <w:del w:id="504" w:author="Author" w:date="2026-05-07T13:24:00Z"/>
+          <w:del w:id="511" w:author="Author" w:date="2026-05-07T13:24:00Z"/>
           <w:color w:val="000000"/>
         </w:rPr>
       </w:pPr>
-      <w:del w:id="505" w:author="Author" w:date="2026-05-07T13:24:00Z">
+      <w:del w:id="512" w:author="Author" w:date="2026-05-07T13:24:00Z">
         <w:r>
           <w:rPr>
             <w:color w:val="000000"/>
@@ -33868,11 +33883,11 @@
         <w:spacing w:after="0" w:line="240" w:lineRule="auto"/>
         <w:ind w:left="720" w:hanging="720"/>
         <w:rPr>
-          <w:del w:id="506" w:author="Author" w:date="2026-05-07T13:24:00Z"/>
+          <w:del w:id="513" w:author="Author" w:date="2026-05-07T13:24:00Z"/>
           <w:color w:val="000000"/>
         </w:rPr>
       </w:pPr>
-      <w:del w:id="507" w:author="Author" w:date="2026-05-07T13:24:00Z">
+      <w:del w:id="514" w:author="Author" w:date="2026-05-07T13:24:00Z">
         <w:r>
           <w:rPr>
             <w:color w:val="000000"/>
@@ -33926,11 +33941,11 @@
         <w:spacing w:after="0" w:line="240" w:lineRule="auto"/>
         <w:ind w:left="720" w:hanging="720"/>
         <w:rPr>
-          <w:del w:id="508" w:author="Author" w:date="2026-05-07T13:24:00Z"/>
+          <w:del w:id="515" w:author="Author" w:date="2026-05-07T13:24:00Z"/>
           <w:color w:val="000000"/>
         </w:rPr>
       </w:pPr>
-      <w:del w:id="509" w:author="Author" w:date="2026-05-07T13:24:00Z">
+      <w:del w:id="516" w:author="Author" w:date="2026-05-07T13:24:00Z">
         <w:r>
           <w:rPr>
             <w:color w:val="000000"/>
@@ -33984,11 +33999,11 @@
         <w:spacing w:after="0" w:line="240" w:lineRule="auto"/>
         <w:ind w:left="720" w:hanging="720"/>
         <w:rPr>
-          <w:del w:id="510" w:author="Author" w:date="2026-05-07T13:24:00Z"/>
+          <w:del w:id="517" w:author="Author" w:date="2026-05-07T13:24:00Z"/>
           <w:color w:val="000000"/>
         </w:rPr>
       </w:pPr>
-      <w:del w:id="511" w:author="Author" w:date="2026-05-07T13:24:00Z">
+      <w:del w:id="518" w:author="Author" w:date="2026-05-07T13:24:00Z">
         <w:r>
           <w:rPr>
             <w:color w:val="000000"/>
@@ -34042,11 +34057,11 @@
         <w:spacing w:after="0" w:line="240" w:lineRule="auto"/>
         <w:ind w:left="720" w:hanging="720"/>
         <w:rPr>
-          <w:del w:id="512" w:author="Author" w:date="2026-05-07T13:24:00Z"/>
+          <w:del w:id="519" w:author="Author" w:date="2026-05-07T13:24:00Z"/>
           <w:color w:val="000000"/>
         </w:rPr>
       </w:pPr>
-      <w:del w:id="513" w:author="Author" w:date="2026-05-07T13:24:00Z">
+      <w:del w:id="520" w:author="Author" w:date="2026-05-07T13:24:00Z">
         <w:r>
           <w:rPr>
             <w:color w:val="000000"/>
@@ -34100,11 +34115,11 @@
         <w:spacing w:after="0" w:line="240" w:lineRule="auto"/>
         <w:ind w:left="720" w:hanging="720"/>
         <w:rPr>
-          <w:del w:id="514" w:author="Author" w:date="2026-05-07T13:24:00Z"/>
+          <w:del w:id="521" w:author="Author" w:date="2026-05-07T13:24:00Z"/>
           <w:color w:val="000000"/>
         </w:rPr>
       </w:pPr>
-      <w:del w:id="515" w:author="Author" w:date="2026-05-07T13:24:00Z">
+      <w:del w:id="522" w:author="Author" w:date="2026-05-07T13:24:00Z">
         <w:r>
           <w:rPr>
             <w:color w:val="000000"/>
@@ -34158,11 +34173,11 @@
         <w:spacing w:after="0" w:line="240" w:lineRule="auto"/>
         <w:ind w:left="720" w:hanging="720"/>
         <w:rPr>
-          <w:del w:id="516" w:author="Author" w:date="2026-05-07T13:24:00Z"/>
+          <w:del w:id="523" w:author="Author" w:date="2026-05-07T13:24:00Z"/>
           <w:color w:val="000000"/>
         </w:rPr>
       </w:pPr>
-      <w:del w:id="517" w:author="Author" w:date="2026-05-07T13:24:00Z">
+      <w:del w:id="524" w:author="Author" w:date="2026-05-07T13:24:00Z">
         <w:r>
           <w:rPr>
             <w:color w:val="000000"/>
@@ -34216,11 +34231,11 @@
         <w:spacing w:after="0" w:line="240" w:lineRule="auto"/>
         <w:ind w:left="720" w:hanging="720"/>
         <w:rPr>
-          <w:del w:id="518" w:author="Author" w:date="2026-05-07T13:24:00Z"/>
+          <w:del w:id="525" w:author="Author" w:date="2026-05-07T13:24:00Z"/>
           <w:color w:val="000000"/>
         </w:rPr>
       </w:pPr>
-      <w:del w:id="519" w:author="Author" w:date="2026-05-07T13:24:00Z">
+      <w:del w:id="526" w:author="Author" w:date="2026-05-07T13:24:00Z">
         <w:r>
           <w:rPr>
             <w:color w:val="000000"/>
@@ -34274,11 +34289,11 @@
         <w:spacing w:after="0" w:line="240" w:lineRule="auto"/>
         <w:ind w:left="720" w:hanging="720"/>
         <w:rPr>
-          <w:del w:id="520" w:author="Author" w:date="2026-05-07T13:24:00Z"/>
+          <w:del w:id="527" w:author="Author" w:date="2026-05-07T13:24:00Z"/>
           <w:color w:val="000000"/>
         </w:rPr>
       </w:pPr>
-      <w:del w:id="521" w:author="Author" w:date="2026-05-07T13:24:00Z">
+      <w:del w:id="528" w:author="Author" w:date="2026-05-07T13:24:00Z">
         <w:r>
           <w:rPr>
             <w:color w:val="000000"/>
@@ -34332,11 +34347,11 @@
         <w:spacing w:after="0" w:line="240" w:lineRule="auto"/>
         <w:ind w:left="720" w:hanging="720"/>
         <w:rPr>
-          <w:del w:id="522" w:author="Author" w:date="2026-05-07T13:24:00Z"/>
+          <w:del w:id="529" w:author="Author" w:date="2026-05-07T13:24:00Z"/>
           <w:color w:val="000000"/>
         </w:rPr>
       </w:pPr>
-      <w:del w:id="523" w:author="Author" w:date="2026-05-07T13:24:00Z">
+      <w:del w:id="530" w:author="Author" w:date="2026-05-07T13:24:00Z">
         <w:r>
           <w:rPr>
             <w:color w:val="000000"/>
@@ -34390,11 +34405,11 @@
         <w:spacing w:after="0" w:line="240" w:lineRule="auto"/>
         <w:ind w:left="720" w:hanging="720"/>
         <w:rPr>
-          <w:del w:id="524" w:author="Author" w:date="2026-05-07T13:24:00Z"/>
+          <w:del w:id="531" w:author="Author" w:date="2026-05-07T13:24:00Z"/>
           <w:color w:val="000000"/>
         </w:rPr>
       </w:pPr>
-      <w:del w:id="525" w:author="Author" w:date="2026-05-07T13:24:00Z">
+      <w:del w:id="532" w:author="Author" w:date="2026-05-07T13:24:00Z">
         <w:r>
           <w:rPr>
             <w:color w:val="000000"/>
@@ -34435,11 +34450,11 @@
         <w:spacing w:after="0" w:line="240" w:lineRule="auto"/>
         <w:ind w:left="720" w:hanging="720"/>
         <w:rPr>
-          <w:del w:id="526" w:author="Author" w:date="2026-05-07T13:24:00Z"/>
+          <w:del w:id="533" w:author="Author" w:date="2026-05-07T13:24:00Z"/>
           <w:color w:val="000000"/>
         </w:rPr>
       </w:pPr>
-      <w:del w:id="527" w:author="Author" w:date="2026-05-07T13:24:00Z">
+      <w:del w:id="534" w:author="Author" w:date="2026-05-07T13:24:00Z">
         <w:r>
           <w:rPr>
             <w:color w:val="000000"/>
@@ -34493,11 +34508,11 @@
         <w:spacing w:after="0" w:line="240" w:lineRule="auto"/>
         <w:ind w:left="720" w:hanging="720"/>
         <w:rPr>
-          <w:del w:id="528" w:author="Author" w:date="2026-05-07T13:24:00Z"/>
+          <w:del w:id="535" w:author="Author" w:date="2026-05-07T13:24:00Z"/>
           <w:color w:val="000000"/>
         </w:rPr>
       </w:pPr>
-      <w:del w:id="529" w:author="Author" w:date="2026-05-07T13:24:00Z">
+      <w:del w:id="536" w:author="Author" w:date="2026-05-07T13:24:00Z">
         <w:r>
           <w:rPr>
             <w:color w:val="000000"/>
@@ -34551,11 +34566,11 @@
         <w:spacing w:after="0" w:line="240" w:lineRule="auto"/>
         <w:ind w:left="720" w:hanging="720"/>
         <w:rPr>
-          <w:del w:id="530" w:author="Author" w:date="2026-05-07T13:24:00Z"/>
+          <w:del w:id="537" w:author="Author" w:date="2026-05-07T13:24:00Z"/>
           <w:color w:val="000000"/>
         </w:rPr>
       </w:pPr>
-      <w:del w:id="531" w:author="Author" w:date="2026-05-07T13:24:00Z">
+      <w:del w:id="538" w:author="Author" w:date="2026-05-07T13:24:00Z">
         <w:r>
           <w:rPr>
             <w:color w:val="000000"/>
@@ -34622,11 +34637,11 @@
         <w:spacing w:after="0" w:line="240" w:lineRule="auto"/>
         <w:ind w:left="720" w:hanging="720"/>
         <w:rPr>
-          <w:del w:id="532" w:author="Author" w:date="2026-05-07T13:24:00Z"/>
+          <w:del w:id="539" w:author="Author" w:date="2026-05-07T13:24:00Z"/>
           <w:color w:val="000000"/>
         </w:rPr>
       </w:pPr>
-      <w:del w:id="533" w:author="Author" w:date="2026-05-07T13:24:00Z">
+      <w:del w:id="540" w:author="Author" w:date="2026-05-07T13:24:00Z">
         <w:r>
           <w:rPr>
             <w:color w:val="000000"/>
@@ -34680,11 +34695,11 @@
         <w:spacing w:after="0" w:line="240" w:lineRule="auto"/>
         <w:ind w:left="720" w:hanging="720"/>
         <w:rPr>
-          <w:del w:id="534" w:author="Author" w:date="2026-05-07T13:24:00Z"/>
+          <w:del w:id="541" w:author="Author" w:date="2026-05-07T13:24:00Z"/>
           <w:color w:val="000000"/>
         </w:rPr>
       </w:pPr>
-      <w:del w:id="535" w:author="Author" w:date="2026-05-07T13:24:00Z">
+      <w:del w:id="542" w:author="Author" w:date="2026-05-07T13:24:00Z">
         <w:r>
           <w:rPr>
             <w:color w:val="000000"/>
@@ -34751,11 +34766,11 @@
         <w:spacing w:after="0" w:line="240" w:lineRule="auto"/>
         <w:ind w:left="720" w:hanging="720"/>
         <w:rPr>
-          <w:del w:id="536" w:author="Author" w:date="2026-05-07T13:24:00Z"/>
+          <w:del w:id="543" w:author="Author" w:date="2026-05-07T13:24:00Z"/>
           <w:color w:val="000000"/>
         </w:rPr>
       </w:pPr>
-      <w:del w:id="537" w:author="Author" w:date="2026-05-07T13:24:00Z">
+      <w:del w:id="544" w:author="Author" w:date="2026-05-07T13:24:00Z">
         <w:r>
           <w:rPr>
             <w:color w:val="000000"/>
@@ -34809,11 +34824,11 @@
         <w:spacing w:after="0" w:line="240" w:lineRule="auto"/>
         <w:ind w:left="720" w:hanging="720"/>
         <w:rPr>
-          <w:del w:id="538" w:author="Author" w:date="2026-05-07T13:24:00Z"/>
+          <w:del w:id="545" w:author="Author" w:date="2026-05-07T13:24:00Z"/>
           <w:color w:val="000000"/>
         </w:rPr>
       </w:pPr>
-      <w:del w:id="539" w:author="Author" w:date="2026-05-07T13:24:00Z">
+      <w:del w:id="546" w:author="Author" w:date="2026-05-07T13:24:00Z">
         <w:r>
           <w:rPr>
             <w:color w:val="000000"/>
@@ -34867,11 +34882,11 @@
         <w:spacing w:after="0" w:line="240" w:lineRule="auto"/>
         <w:ind w:left="720" w:hanging="720"/>
         <w:rPr>
-          <w:del w:id="540" w:author="Author" w:date="2026-05-07T13:24:00Z"/>
+          <w:del w:id="547" w:author="Author" w:date="2026-05-07T13:24:00Z"/>
           <w:color w:val="000000"/>
         </w:rPr>
       </w:pPr>
-      <w:del w:id="541" w:author="Author" w:date="2026-05-07T13:24:00Z">
+      <w:del w:id="548" w:author="Author" w:date="2026-05-07T13:24:00Z">
         <w:r>
           <w:rPr>
             <w:color w:val="000000"/>
@@ -34925,11 +34940,11 @@
         <w:spacing w:after="0" w:line="240" w:lineRule="auto"/>
         <w:ind w:left="720" w:hanging="720"/>
         <w:rPr>
-          <w:del w:id="542" w:author="Author" w:date="2026-05-07T13:24:00Z"/>
+          <w:del w:id="549" w:author="Author" w:date="2026-05-07T13:24:00Z"/>
           <w:color w:val="000000"/>
         </w:rPr>
       </w:pPr>
-      <w:del w:id="543" w:author="Author" w:date="2026-05-07T13:24:00Z">
+      <w:del w:id="550" w:author="Author" w:date="2026-05-07T13:24:00Z">
         <w:r>
           <w:rPr>
             <w:color w:val="000000"/>
@@ -34983,11 +34998,11 @@
         <w:spacing w:after="0" w:line="240" w:lineRule="auto"/>
         <w:ind w:left="720" w:hanging="720"/>
         <w:rPr>
-          <w:del w:id="544" w:author="Author" w:date="2026-05-07T13:24:00Z"/>
+          <w:del w:id="551" w:author="Author" w:date="2026-05-07T13:24:00Z"/>
           <w:color w:val="000000"/>
         </w:rPr>
       </w:pPr>
-      <w:del w:id="545" w:author="Author" w:date="2026-05-07T13:24:00Z">
+      <w:del w:id="552" w:author="Author" w:date="2026-05-07T13:24:00Z">
         <w:r>
           <w:rPr>
             <w:color w:val="000000"/>
@@ -35028,11 +35043,11 @@
         <w:spacing w:after="0" w:line="240" w:lineRule="auto"/>
         <w:ind w:left="720" w:hanging="720"/>
         <w:rPr>
-          <w:del w:id="546" w:author="Author" w:date="2026-05-07T13:24:00Z"/>
+          <w:del w:id="553" w:author="Author" w:date="2026-05-07T13:24:00Z"/>
           <w:color w:val="000000"/>
         </w:rPr>
       </w:pPr>
-      <w:del w:id="547" w:author="Author" w:date="2026-05-07T13:24:00Z">
+      <w:del w:id="554" w:author="Author" w:date="2026-05-07T13:24:00Z">
         <w:r>
           <w:rPr>
             <w:color w:val="000000"/>
@@ -35120,11 +35135,11 @@
         <w:spacing w:after="0" w:line="240" w:lineRule="auto"/>
         <w:ind w:left="720" w:hanging="720"/>
         <w:rPr>
-          <w:del w:id="548" w:author="Author" w:date="2026-05-07T13:24:00Z"/>
+          <w:del w:id="555" w:author="Author" w:date="2026-05-07T13:24:00Z"/>
           <w:color w:val="000000"/>
         </w:rPr>
       </w:pPr>
-      <w:del w:id="549" w:author="Author" w:date="2026-05-07T13:24:00Z">
+      <w:del w:id="556" w:author="Author" w:date="2026-05-07T13:24:00Z">
         <w:r>
           <w:rPr>
             <w:color w:val="000000"/>
@@ -35178,11 +35193,11 @@
         <w:spacing w:after="0" w:line="240" w:lineRule="auto"/>
         <w:ind w:left="720" w:hanging="720"/>
         <w:rPr>
-          <w:del w:id="550" w:author="Author" w:date="2026-05-07T13:24:00Z"/>
+          <w:del w:id="557" w:author="Author" w:date="2026-05-07T13:24:00Z"/>
           <w:color w:val="000000"/>
         </w:rPr>
       </w:pPr>
-      <w:del w:id="551" w:author="Author" w:date="2026-05-07T13:24:00Z">
+      <w:del w:id="558" w:author="Author" w:date="2026-05-07T13:24:00Z">
         <w:r>
           <w:rPr>
             <w:color w:val="000000"/>
@@ -35236,11 +35251,11 @@
         <w:spacing w:after="0" w:line="240" w:lineRule="auto"/>
         <w:ind w:left="720" w:hanging="720"/>
         <w:rPr>
-          <w:del w:id="552" w:author="Author" w:date="2026-05-07T13:24:00Z"/>
+          <w:del w:id="559" w:author="Author" w:date="2026-05-07T13:24:00Z"/>
           <w:color w:val="000000"/>
         </w:rPr>
       </w:pPr>
-      <w:del w:id="553" w:author="Author" w:date="2026-05-07T13:24:00Z">
+      <w:del w:id="560" w:author="Author" w:date="2026-05-07T13:24:00Z">
         <w:r>
           <w:rPr>
             <w:color w:val="000000"/>
@@ -35294,11 +35309,11 @@
         <w:spacing w:after="0" w:line="240" w:lineRule="auto"/>
         <w:ind w:left="720" w:hanging="720"/>
         <w:rPr>
-          <w:del w:id="554" w:author="Author" w:date="2026-05-07T13:24:00Z"/>
+          <w:del w:id="561" w:author="Author" w:date="2026-05-07T13:24:00Z"/>
           <w:color w:val="000000"/>
         </w:rPr>
       </w:pPr>
-      <w:del w:id="555" w:author="Author" w:date="2026-05-07T13:24:00Z">
+      <w:del w:id="562" w:author="Author" w:date="2026-05-07T13:24:00Z">
         <w:r>
           <w:rPr>
             <w:color w:val="000000"/>
@@ -35346,11 +35361,11 @@
         <w:spacing w:after="0" w:line="240" w:lineRule="auto"/>
         <w:ind w:left="720" w:hanging="720"/>
         <w:rPr>
-          <w:del w:id="556" w:author="Author" w:date="2026-05-07T13:24:00Z"/>
+          <w:del w:id="563" w:author="Author" w:date="2026-05-07T13:24:00Z"/>
           <w:color w:val="000000"/>
         </w:rPr>
       </w:pPr>
-      <w:del w:id="557" w:author="Author" w:date="2026-05-07T13:24:00Z">
+      <w:del w:id="564" w:author="Author" w:date="2026-05-07T13:24:00Z">
         <w:r>
           <w:rPr>
             <w:color w:val="000000"/>
@@ -35391,11 +35406,11 @@
         <w:spacing w:after="0" w:line="240" w:lineRule="auto"/>
         <w:ind w:left="720" w:hanging="720"/>
         <w:rPr>
-          <w:del w:id="558" w:author="Author" w:date="2026-05-07T13:24:00Z"/>
+          <w:del w:id="565" w:author="Author" w:date="2026-05-07T13:24:00Z"/>
           <w:color w:val="000000"/>
         </w:rPr>
       </w:pPr>
-      <w:del w:id="559" w:author="Author" w:date="2026-05-07T13:24:00Z">
+      <w:del w:id="566" w:author="Author" w:date="2026-05-07T13:24:00Z">
         <w:r>
           <w:rPr>
             <w:color w:val="000000"/>
@@ -35449,11 +35464,11 @@
         <w:spacing w:after="0" w:line="240" w:lineRule="auto"/>
         <w:ind w:left="720" w:hanging="720"/>
         <w:rPr>
-          <w:del w:id="560" w:author="Author" w:date="2026-05-07T13:24:00Z"/>
+          <w:del w:id="567" w:author="Author" w:date="2026-05-07T13:24:00Z"/>
           <w:color w:val="000000"/>
         </w:rPr>
       </w:pPr>
-      <w:del w:id="561" w:author="Author" w:date="2026-05-07T13:24:00Z">
+      <w:del w:id="568" w:author="Author" w:date="2026-05-07T13:24:00Z">
         <w:r>
           <w:rPr>
             <w:color w:val="000000"/>
@@ -35507,11 +35522,11 @@
         <w:spacing w:after="0" w:line="240" w:lineRule="auto"/>
         <w:ind w:left="720" w:hanging="720"/>
         <w:rPr>
-          <w:del w:id="562" w:author="Author" w:date="2026-05-07T13:24:00Z"/>
+          <w:del w:id="569" w:author="Author" w:date="2026-05-07T13:24:00Z"/>
           <w:color w:val="000000"/>
         </w:rPr>
       </w:pPr>
-      <w:del w:id="563" w:author="Author" w:date="2026-05-07T13:24:00Z">
+      <w:del w:id="570" w:author="Author" w:date="2026-05-07T13:24:00Z">
         <w:r>
           <w:rPr>
             <w:color w:val="000000"/>
@@ -35565,11 +35580,11 @@
         <w:spacing w:after="0" w:line="240" w:lineRule="auto"/>
         <w:ind w:left="720" w:hanging="720"/>
         <w:rPr>
-          <w:del w:id="564" w:author="Author" w:date="2026-05-07T13:24:00Z"/>
+          <w:del w:id="571" w:author="Author" w:date="2026-05-07T13:24:00Z"/>
           <w:color w:val="000000"/>
         </w:rPr>
       </w:pPr>
-      <w:del w:id="565" w:author="Author" w:date="2026-05-07T13:24:00Z">
+      <w:del w:id="572" w:author="Author" w:date="2026-05-07T13:24:00Z">
         <w:r>
           <w:rPr>
             <w:color w:val="000000"/>
@@ -35623,11 +35638,11 @@
         <w:spacing w:after="0" w:line="240" w:lineRule="auto"/>
         <w:ind w:left="720" w:hanging="720"/>
         <w:rPr>
-          <w:del w:id="566" w:author="Author" w:date="2026-05-07T13:24:00Z"/>
+          <w:del w:id="573" w:author="Author" w:date="2026-05-07T13:24:00Z"/>
           <w:color w:val="000000"/>
         </w:rPr>
       </w:pPr>
-      <w:del w:id="567" w:author="Author" w:date="2026-05-07T13:24:00Z">
+      <w:del w:id="574" w:author="Author" w:date="2026-05-07T13:24:00Z">
         <w:r>
           <w:rPr>
             <w:color w:val="000000"/>
@@ -35681,11 +35696,11 @@
         <w:spacing w:after="0" w:line="240" w:lineRule="auto"/>
         <w:ind w:left="720" w:hanging="720"/>
         <w:rPr>
-          <w:del w:id="568" w:author="Author" w:date="2026-05-07T13:24:00Z"/>
+          <w:del w:id="575" w:author="Author" w:date="2026-05-07T13:24:00Z"/>
           <w:color w:val="000000"/>
         </w:rPr>
       </w:pPr>
-      <w:del w:id="569" w:author="Author" w:date="2026-05-07T13:24:00Z">
+      <w:del w:id="576" w:author="Author" w:date="2026-05-07T13:24:00Z">
         <w:r>
           <w:rPr>
             <w:color w:val="000000"/>
@@ -35739,11 +35754,11 @@
         <w:spacing w:after="0" w:line="240" w:lineRule="auto"/>
         <w:ind w:left="720" w:hanging="720"/>
         <w:rPr>
-          <w:del w:id="570" w:author="Author" w:date="2026-05-07T13:24:00Z"/>
+          <w:del w:id="577" w:author="Author" w:date="2026-05-07T13:24:00Z"/>
           <w:color w:val="000000"/>
         </w:rPr>
       </w:pPr>
-      <w:del w:id="571" w:author="Author" w:date="2026-05-07T13:24:00Z">
+      <w:del w:id="578" w:author="Author" w:date="2026-05-07T13:24:00Z">
         <w:r>
           <w:rPr>
             <w:color w:val="000000"/>
@@ -35810,11 +35825,11 @@
         <w:spacing w:line="240" w:lineRule="auto"/>
         <w:ind w:left="720" w:hanging="720"/>
         <w:rPr>
-          <w:del w:id="572" w:author="Author" w:date="2026-05-07T13:24:00Z"/>
+          <w:del w:id="579" w:author="Author" w:date="2026-05-07T13:24:00Z"/>
           <w:color w:val="000000"/>
         </w:rPr>
       </w:pPr>
-      <w:del w:id="573" w:author="Author" w:date="2026-05-07T13:24:00Z">
+      <w:del w:id="580" w:author="Author" w:date="2026-05-07T13:24:00Z">
         <w:r>
           <w:rPr>
             <w:color w:val="000000"/>
@@ -35861,11 +35876,11 @@
         <w:pStyle w:val="EndNoteBibliography"/>
         <w:spacing w:after="0"/>
         <w:rPr>
-          <w:ins w:id="574" w:author="Author" w:date="2026-05-07T13:24:00Z"/>
+          <w:ins w:id="581" w:author="Author" w:date="2026-05-07T13:24:00Z"/>
           <w:noProof/>
         </w:rPr>
       </w:pPr>
-      <w:ins w:id="575" w:author="Author" w:date="2026-05-07T13:24:00Z">
+      <w:ins w:id="582" w:author="Author" w:date="2026-05-07T13:24:00Z">
         <w:r>
           <w:rPr>
             <w:rFonts w:ascii="Times New Roman" w:eastAsia="Times New Roman" w:hAnsi="Times New Roman" w:cs="Times New Roman"/>
@@ -35907,11 +35922,11 @@
         <w:pStyle w:val="EndNoteBibliography"/>
         <w:spacing w:after="0"/>
         <w:rPr>
-          <w:ins w:id="576" w:author="Author" w:date="2026-05-07T13:24:00Z"/>
+          <w:ins w:id="583" w:author="Author" w:date="2026-05-07T13:24:00Z"/>
           <w:noProof/>
         </w:rPr>
       </w:pPr>
-      <w:ins w:id="577" w:author="Author" w:date="2026-05-07T13:24:00Z">
+      <w:ins w:id="584" w:author="Author" w:date="2026-05-07T13:24:00Z">
         <w:r>
           <w:rPr>
             <w:noProof/>
@@ -35932,11 +35947,11 @@
         <w:pStyle w:val="EndNoteBibliography"/>
         <w:spacing w:after="0"/>
         <w:rPr>
-          <w:ins w:id="578" w:author="Author" w:date="2026-05-07T13:24:00Z"/>
+          <w:ins w:id="585" w:author="Author" w:date="2026-05-07T13:24:00Z"/>
           <w:noProof/>
         </w:rPr>
       </w:pPr>
-      <w:ins w:id="579" w:author="Author" w:date="2026-05-07T13:24:00Z">
+      <w:ins w:id="586" w:author="Author" w:date="2026-05-07T13:24:00Z">
         <w:r>
           <w:rPr>
             <w:noProof/>
@@ -35957,11 +35972,11 @@
         <w:pStyle w:val="EndNoteBibliography"/>
         <w:spacing w:after="0"/>
         <w:rPr>
-          <w:ins w:id="580" w:author="Author" w:date="2026-05-07T13:24:00Z"/>
+          <w:ins w:id="587" w:author="Author" w:date="2026-05-07T13:24:00Z"/>
           <w:noProof/>
         </w:rPr>
       </w:pPr>
-      <w:ins w:id="581" w:author="Author" w:date="2026-05-07T13:24:00Z">
+      <w:ins w:id="588" w:author="Author" w:date="2026-05-07T13:24:00Z">
         <w:r>
           <w:rPr>
             <w:noProof/>
@@ -35982,11 +35997,11 @@
         <w:pStyle w:val="EndNoteBibliography"/>
         <w:spacing w:after="0"/>
         <w:rPr>
-          <w:ins w:id="582" w:author="Author" w:date="2026-05-07T13:24:00Z"/>
+          <w:ins w:id="589" w:author="Author" w:date="2026-05-07T13:24:00Z"/>
           <w:noProof/>
         </w:rPr>
       </w:pPr>
-      <w:ins w:id="583" w:author="Author" w:date="2026-05-07T13:24:00Z">
+      <w:ins w:id="590" w:author="Author" w:date="2026-05-07T13:24:00Z">
         <w:r>
           <w:rPr>
             <w:noProof/>
@@ -36007,11 +36022,11 @@
         <w:pStyle w:val="EndNoteBibliography"/>
         <w:spacing w:after="0"/>
         <w:rPr>
-          <w:ins w:id="584" w:author="Author" w:date="2026-05-07T13:24:00Z"/>
+          <w:ins w:id="591" w:author="Author" w:date="2026-05-07T13:24:00Z"/>
           <w:noProof/>
         </w:rPr>
       </w:pPr>
-      <w:ins w:id="585" w:author="Author" w:date="2026-05-07T13:24:00Z">
+      <w:ins w:id="592" w:author="Author" w:date="2026-05-07T13:24:00Z">
         <w:r>
           <w:rPr>
             <w:noProof/>
@@ -36032,11 +36047,11 @@
         <w:pStyle w:val="EndNoteBibliography"/>
         <w:spacing w:after="0"/>
         <w:rPr>
-          <w:ins w:id="586" w:author="Author" w:date="2026-05-07T13:24:00Z"/>
+          <w:ins w:id="593" w:author="Author" w:date="2026-05-07T13:24:00Z"/>
           <w:noProof/>
         </w:rPr>
       </w:pPr>
-      <w:ins w:id="587" w:author="Author" w:date="2026-05-07T13:24:00Z">
+      <w:ins w:id="594" w:author="Author" w:date="2026-05-07T13:24:00Z">
         <w:r>
           <w:rPr>
             <w:noProof/>
@@ -36057,11 +36072,11 @@
         <w:pStyle w:val="EndNoteBibliography"/>
         <w:spacing w:after="0"/>
         <w:rPr>
-          <w:ins w:id="588" w:author="Author" w:date="2026-05-07T13:24:00Z"/>
+          <w:ins w:id="595" w:author="Author" w:date="2026-05-07T13:24:00Z"/>
           <w:noProof/>
         </w:rPr>
       </w:pPr>
-      <w:ins w:id="589" w:author="Author" w:date="2026-05-07T13:24:00Z">
+      <w:ins w:id="596" w:author="Author" w:date="2026-05-07T13:24:00Z">
         <w:r>
           <w:rPr>
             <w:noProof/>
@@ -36082,11 +36097,11 @@
         <w:pStyle w:val="EndNoteBibliography"/>
         <w:spacing w:after="0"/>
         <w:rPr>
-          <w:ins w:id="590" w:author="Author" w:date="2026-05-07T13:24:00Z"/>
+          <w:ins w:id="597" w:author="Author" w:date="2026-05-07T13:24:00Z"/>
           <w:noProof/>
         </w:rPr>
       </w:pPr>
-      <w:ins w:id="591" w:author="Author" w:date="2026-05-07T13:24:00Z">
+      <w:ins w:id="598" w:author="Author" w:date="2026-05-07T13:24:00Z">
         <w:r>
           <w:rPr>
             <w:noProof/>
@@ -36115,11 +36130,11 @@
         <w:pStyle w:val="EndNoteBibliography"/>
         <w:spacing w:after="0"/>
         <w:rPr>
-          <w:ins w:id="592" w:author="Author" w:date="2026-05-07T13:24:00Z"/>
+          <w:ins w:id="599" w:author="Author" w:date="2026-05-07T13:24:00Z"/>
           <w:noProof/>
         </w:rPr>
       </w:pPr>
-      <w:ins w:id="593" w:author="Author" w:date="2026-05-07T13:24:00Z">
+      <w:ins w:id="600" w:author="Author" w:date="2026-05-07T13:24:00Z">
         <w:r>
           <w:rPr>
             <w:noProof/>
@@ -36140,11 +36155,11 @@
         <w:pStyle w:val="EndNoteBibliography"/>
         <w:spacing w:after="0"/>
         <w:rPr>
-          <w:ins w:id="594" w:author="Author" w:date="2026-05-07T13:24:00Z"/>
+          <w:ins w:id="601" w:author="Author" w:date="2026-05-07T13:24:00Z"/>
           <w:noProof/>
         </w:rPr>
       </w:pPr>
-      <w:ins w:id="595" w:author="Author" w:date="2026-05-07T13:24:00Z">
+      <w:ins w:id="602" w:author="Author" w:date="2026-05-07T13:24:00Z">
         <w:r>
           <w:rPr>
             <w:noProof/>
@@ -36173,11 +36188,11 @@
         <w:pStyle w:val="EndNoteBibliography"/>
         <w:spacing w:after="0"/>
         <w:rPr>
-          <w:ins w:id="596" w:author="Author" w:date="2026-05-07T13:24:00Z"/>
+          <w:ins w:id="603" w:author="Author" w:date="2026-05-07T13:24:00Z"/>
           <w:noProof/>
         </w:rPr>
       </w:pPr>
-      <w:ins w:id="597" w:author="Author" w:date="2026-05-07T13:24:00Z">
+      <w:ins w:id="604" w:author="Author" w:date="2026-05-07T13:24:00Z">
         <w:r>
           <w:rPr>
             <w:noProof/>
@@ -36198,11 +36213,11 @@
         <w:pStyle w:val="EndNoteBibliography"/>
         <w:spacing w:after="0"/>
         <w:rPr>
-          <w:ins w:id="598" w:author="Author" w:date="2026-05-07T13:24:00Z"/>
+          <w:ins w:id="605" w:author="Author" w:date="2026-05-07T13:24:00Z"/>
           <w:noProof/>
         </w:rPr>
       </w:pPr>
-      <w:ins w:id="599" w:author="Author" w:date="2026-05-07T13:24:00Z">
+      <w:ins w:id="606" w:author="Author" w:date="2026-05-07T13:24:00Z">
         <w:r>
           <w:rPr>
             <w:noProof/>
@@ -36223,11 +36238,11 @@
         <w:pStyle w:val="EndNoteBibliography"/>
         <w:spacing w:after="0"/>
         <w:rPr>
-          <w:ins w:id="600" w:author="Author" w:date="2026-05-07T13:24:00Z"/>
+          <w:ins w:id="607" w:author="Author" w:date="2026-05-07T13:24:00Z"/>
           <w:noProof/>
         </w:rPr>
       </w:pPr>
-      <w:ins w:id="601" w:author="Author" w:date="2026-05-07T13:24:00Z">
+      <w:ins w:id="608" w:author="Author" w:date="2026-05-07T13:24:00Z">
         <w:r>
           <w:rPr>
             <w:noProof/>
@@ -36248,11 +36263,11 @@
         <w:pStyle w:val="EndNoteBibliography"/>
         <w:spacing w:after="0"/>
         <w:rPr>
-          <w:ins w:id="602" w:author="Author" w:date="2026-05-07T13:24:00Z"/>
+          <w:ins w:id="609" w:author="Author" w:date="2026-05-07T13:24:00Z"/>
           <w:noProof/>
         </w:rPr>
       </w:pPr>
-      <w:ins w:id="603" w:author="Author" w:date="2026-05-07T13:24:00Z">
+      <w:ins w:id="610" w:author="Author" w:date="2026-05-07T13:24:00Z">
         <w:r>
           <w:rPr>
             <w:noProof/>
@@ -36273,11 +36288,11 @@
         <w:pStyle w:val="EndNoteBibliography"/>
         <w:spacing w:after="0"/>
         <w:rPr>
-          <w:ins w:id="604" w:author="Author" w:date="2026-05-07T13:24:00Z"/>
+          <w:ins w:id="611" w:author="Author" w:date="2026-05-07T13:24:00Z"/>
           <w:noProof/>
         </w:rPr>
       </w:pPr>
-      <w:ins w:id="605" w:author="Author" w:date="2026-05-07T13:24:00Z">
+      <w:ins w:id="612" w:author="Author" w:date="2026-05-07T13:24:00Z">
         <w:r>
           <w:rPr>
             <w:noProof/>
@@ -36298,11 +36313,11 @@
         <w:pStyle w:val="EndNoteBibliography"/>
         <w:spacing w:after="0"/>
         <w:rPr>
-          <w:ins w:id="606" w:author="Author" w:date="2026-05-07T13:24:00Z"/>
+          <w:ins w:id="613" w:author="Author" w:date="2026-05-07T13:24:00Z"/>
           <w:noProof/>
         </w:rPr>
       </w:pPr>
-      <w:ins w:id="607" w:author="Author" w:date="2026-05-07T13:24:00Z">
+      <w:ins w:id="614" w:author="Author" w:date="2026-05-07T13:24:00Z">
         <w:r>
           <w:rPr>
             <w:noProof/>
@@ -36324,11 +36339,11 @@
         <w:pStyle w:val="EndNoteBibliography"/>
         <w:spacing w:after="0"/>
         <w:rPr>
-          <w:ins w:id="608" w:author="Author" w:date="2026-05-07T13:24:00Z"/>
+          <w:ins w:id="615" w:author="Author" w:date="2026-05-07T13:24:00Z"/>
           <w:noProof/>
         </w:rPr>
       </w:pPr>
-      <w:ins w:id="609" w:author="Author" w:date="2026-05-07T13:24:00Z">
+      <w:ins w:id="616" w:author="Author" w:date="2026-05-07T13:24:00Z">
         <w:r>
           <w:rPr>
             <w:noProof/>
@@ -36349,11 +36364,11 @@
         <w:pStyle w:val="EndNoteBibliography"/>
         <w:spacing w:after="0"/>
         <w:rPr>
-          <w:ins w:id="610" w:author="Author" w:date="2026-05-07T13:24:00Z"/>
+          <w:ins w:id="617" w:author="Author" w:date="2026-05-07T13:24:00Z"/>
           <w:noProof/>
         </w:rPr>
       </w:pPr>
-      <w:ins w:id="611" w:author="Author" w:date="2026-05-07T13:24:00Z">
+      <w:ins w:id="618" w:author="Author" w:date="2026-05-07T13:24:00Z">
         <w:r>
           <w:rPr>
             <w:noProof/>
@@ -36374,11 +36389,11 @@
         <w:pStyle w:val="EndNoteBibliography"/>
         <w:spacing w:after="0"/>
         <w:rPr>
-          <w:ins w:id="612" w:author="Author" w:date="2026-05-07T13:24:00Z"/>
+          <w:ins w:id="619" w:author="Author" w:date="2026-05-07T13:24:00Z"/>
           <w:noProof/>
         </w:rPr>
       </w:pPr>
-      <w:ins w:id="613" w:author="Author" w:date="2026-05-07T13:24:00Z">
+      <w:ins w:id="620" w:author="Author" w:date="2026-05-07T13:24:00Z">
         <w:r>
           <w:rPr>
             <w:noProof/>
@@ -36399,11 +36414,11 @@
         <w:pStyle w:val="EndNoteBibliography"/>
         <w:spacing w:after="0"/>
         <w:rPr>
-          <w:ins w:id="614" w:author="Author" w:date="2026-05-07T13:24:00Z"/>
+          <w:ins w:id="621" w:author="Author" w:date="2026-05-07T13:24:00Z"/>
           <w:noProof/>
         </w:rPr>
       </w:pPr>
-      <w:ins w:id="615" w:author="Author" w:date="2026-05-07T13:24:00Z">
+      <w:ins w:id="622" w:author="Author" w:date="2026-05-07T13:24:00Z">
         <w:r>
           <w:rPr>
             <w:noProof/>
@@ -36424,11 +36439,11 @@
         <w:pStyle w:val="EndNoteBibliography"/>
         <w:spacing w:after="0"/>
         <w:rPr>
-          <w:ins w:id="616" w:author="Author" w:date="2026-05-07T13:24:00Z"/>
+          <w:ins w:id="623" w:author="Author" w:date="2026-05-07T13:24:00Z"/>
           <w:noProof/>
         </w:rPr>
       </w:pPr>
-      <w:ins w:id="617" w:author="Author" w:date="2026-05-07T13:24:00Z">
+      <w:ins w:id="624" w:author="Author" w:date="2026-05-07T13:24:00Z">
         <w:r>
           <w:rPr>
             <w:noProof/>
@@ -36457,11 +36472,11 @@
         <w:pStyle w:val="EndNoteBibliography"/>
         <w:spacing w:after="0"/>
         <w:rPr>
-          <w:ins w:id="618" w:author="Author" w:date="2026-05-07T13:24:00Z"/>
+          <w:ins w:id="625" w:author="Author" w:date="2026-05-07T13:24:00Z"/>
           <w:noProof/>
         </w:rPr>
       </w:pPr>
-      <w:ins w:id="619" w:author="Author" w:date="2026-05-07T13:24:00Z">
+      <w:ins w:id="626" w:author="Author" w:date="2026-05-07T13:24:00Z">
         <w:r>
           <w:rPr>
             <w:noProof/>
@@ -36482,11 +36497,11 @@
         <w:pStyle w:val="EndNoteBibliography"/>
         <w:spacing w:after="0"/>
         <w:rPr>
-          <w:ins w:id="620" w:author="Author" w:date="2026-05-07T13:24:00Z"/>
+          <w:ins w:id="627" w:author="Author" w:date="2026-05-07T13:24:00Z"/>
           <w:noProof/>
         </w:rPr>
       </w:pPr>
-      <w:ins w:id="621" w:author="Author" w:date="2026-05-07T13:24:00Z">
+      <w:ins w:id="628" w:author="Author" w:date="2026-05-07T13:24:00Z">
         <w:r>
           <w:rPr>
             <w:noProof/>
@@ -36507,11 +36522,11 @@
         <w:pStyle w:val="EndNoteBibliography"/>
         <w:spacing w:after="0"/>
         <w:rPr>
-          <w:ins w:id="622" w:author="Author" w:date="2026-05-07T13:24:00Z"/>
+          <w:ins w:id="629" w:author="Author" w:date="2026-05-07T13:24:00Z"/>
           <w:noProof/>
         </w:rPr>
       </w:pPr>
-      <w:ins w:id="623" w:author="Author" w:date="2026-05-07T13:24:00Z">
+      <w:ins w:id="630" w:author="Author" w:date="2026-05-07T13:24:00Z">
         <w:r>
           <w:rPr>
             <w:noProof/>
@@ -36532,11 +36547,11 @@
         <w:pStyle w:val="EndNoteBibliography"/>
         <w:spacing w:after="0"/>
         <w:rPr>
-          <w:ins w:id="624" w:author="Author" w:date="2026-05-07T13:24:00Z"/>
+          <w:ins w:id="631" w:author="Author" w:date="2026-05-07T13:24:00Z"/>
           <w:noProof/>
         </w:rPr>
       </w:pPr>
-      <w:ins w:id="625" w:author="Author" w:date="2026-05-07T13:24:00Z">
+      <w:ins w:id="632" w:author="Author" w:date="2026-05-07T13:24:00Z">
         <w:r>
           <w:rPr>
             <w:noProof/>
@@ -36557,11 +36572,11 @@
         <w:pStyle w:val="EndNoteBibliography"/>
         <w:spacing w:after="0"/>
         <w:rPr>
-          <w:ins w:id="626" w:author="Author" w:date="2026-05-07T13:24:00Z"/>
+          <w:ins w:id="633" w:author="Author" w:date="2026-05-07T13:24:00Z"/>
           <w:noProof/>
         </w:rPr>
       </w:pPr>
-      <w:ins w:id="627" w:author="Author" w:date="2026-05-07T13:24:00Z">
+      <w:ins w:id="634" w:author="Author" w:date="2026-05-07T13:24:00Z">
         <w:r>
           <w:rPr>
             <w:noProof/>
@@ -36582,11 +36597,11 @@
         <w:pStyle w:val="EndNoteBibliography"/>
         <w:spacing w:after="0"/>
         <w:rPr>
-          <w:ins w:id="628" w:author="Author" w:date="2026-05-07T13:24:00Z"/>
+          <w:ins w:id="635" w:author="Author" w:date="2026-05-07T13:24:00Z"/>
           <w:noProof/>
         </w:rPr>
       </w:pPr>
-      <w:ins w:id="629" w:author="Author" w:date="2026-05-07T13:24:00Z">
+      <w:ins w:id="636" w:author="Author" w:date="2026-05-07T13:24:00Z">
         <w:r>
           <w:rPr>
             <w:noProof/>
@@ -36607,11 +36622,11 @@
         <w:pStyle w:val="EndNoteBibliography"/>
         <w:spacing w:after="0"/>
         <w:rPr>
-          <w:ins w:id="630" w:author="Author" w:date="2026-05-07T13:24:00Z"/>
+          <w:ins w:id="637" w:author="Author" w:date="2026-05-07T13:24:00Z"/>
           <w:noProof/>
         </w:rPr>
       </w:pPr>
-      <w:ins w:id="631" w:author="Author" w:date="2026-05-07T13:24:00Z">
+      <w:ins w:id="638" w:author="Author" w:date="2026-05-07T13:24:00Z">
         <w:r>
           <w:rPr>
             <w:noProof/>
@@ -36632,11 +36647,11 @@
         <w:pStyle w:val="EndNoteBibliography"/>
         <w:spacing w:after="0"/>
         <w:rPr>
-          <w:ins w:id="632" w:author="Author" w:date="2026-05-07T13:24:00Z"/>
+          <w:ins w:id="639" w:author="Author" w:date="2026-05-07T13:24:00Z"/>
           <w:noProof/>
         </w:rPr>
       </w:pPr>
-      <w:ins w:id="633" w:author="Author" w:date="2026-05-07T13:24:00Z">
+      <w:ins w:id="640" w:author="Author" w:date="2026-05-07T13:24:00Z">
         <w:r>
           <w:rPr>
             <w:noProof/>
@@ -36657,11 +36672,11 @@
         <w:pStyle w:val="EndNoteBibliography"/>
         <w:spacing w:after="0"/>
         <w:rPr>
-          <w:ins w:id="634" w:author="Author" w:date="2026-05-07T13:24:00Z"/>
+          <w:ins w:id="641" w:author="Author" w:date="2026-05-07T13:24:00Z"/>
           <w:noProof/>
         </w:rPr>
       </w:pPr>
-      <w:ins w:id="635" w:author="Author" w:date="2026-05-07T13:24:00Z">
+      <w:ins w:id="642" w:author="Author" w:date="2026-05-07T13:24:00Z">
         <w:r>
           <w:rPr>
             <w:noProof/>
@@ -36681,11 +36696,11 @@
       <w:pPr>
         <w:pStyle w:val="EndNoteBibliography"/>
         <w:rPr>
-          <w:ins w:id="636" w:author="Author" w:date="2026-05-07T13:24:00Z"/>
+          <w:ins w:id="643" w:author="Author" w:date="2026-05-07T13:24:00Z"/>
           <w:noProof/>
         </w:rPr>
       </w:pPr>
-      <w:ins w:id="637" w:author="Author" w:date="2026-05-07T13:24:00Z">
+      <w:ins w:id="644" w:author="Author" w:date="2026-05-07T13:24:00Z">
         <w:r>
           <w:rPr>
             <w:noProof/>
@@ -36706,11 +36721,11 @@
         <w:pStyle w:val="EndNoteBibliography"/>
         <w:spacing w:after="0"/>
         <w:rPr>
-          <w:ins w:id="638" w:author="Author" w:date="2026-05-07T13:24:00Z"/>
+          <w:ins w:id="645" w:author="Author" w:date="2026-05-07T13:24:00Z"/>
           <w:noProof/>
         </w:rPr>
       </w:pPr>
-      <w:ins w:id="639" w:author="Author" w:date="2026-05-07T13:24:00Z">
+      <w:ins w:id="646" w:author="Author" w:date="2026-05-07T13:24:00Z">
         <w:r>
           <w:rPr>
             <w:rStyle w:val="Hyperlink"/>
@@ -36765,11 +36780,11 @@
         <w:pStyle w:val="EndNoteBibliography"/>
         <w:spacing w:after="0"/>
         <w:rPr>
-          <w:ins w:id="640" w:author="Author" w:date="2026-05-07T13:24:00Z"/>
+          <w:ins w:id="647" w:author="Author" w:date="2026-05-07T13:24:00Z"/>
           <w:noProof/>
         </w:rPr>
       </w:pPr>
-      <w:ins w:id="641" w:author="Author" w:date="2026-05-07T13:24:00Z">
+      <w:ins w:id="648" w:author="Author" w:date="2026-05-07T13:24:00Z">
         <w:r>
           <w:rPr>
             <w:noProof/>
@@ -36790,11 +36805,11 @@
         <w:pStyle w:val="EndNoteBibliography"/>
         <w:spacing w:after="0"/>
         <w:rPr>
-          <w:ins w:id="642" w:author="Author" w:date="2026-05-07T13:24:00Z"/>
+          <w:ins w:id="649" w:author="Author" w:date="2026-05-07T13:24:00Z"/>
           <w:noProof/>
         </w:rPr>
       </w:pPr>
-      <w:ins w:id="643" w:author="Author" w:date="2026-05-07T13:24:00Z">
+      <w:ins w:id="650" w:author="Author" w:date="2026-05-07T13:24:00Z">
         <w:r>
           <w:rPr>
             <w:noProof/>
@@ -36816,11 +36831,11 @@
         <w:pStyle w:val="EndNoteBibliography"/>
         <w:spacing w:after="0"/>
         <w:rPr>
-          <w:ins w:id="644" w:author="Author" w:date="2026-05-07T13:24:00Z"/>
+          <w:ins w:id="651" w:author="Author" w:date="2026-05-07T13:24:00Z"/>
           <w:noProof/>
         </w:rPr>
       </w:pPr>
-      <w:ins w:id="645" w:author="Author" w:date="2026-05-07T13:24:00Z">
+      <w:ins w:id="652" w:author="Author" w:date="2026-05-07T13:24:00Z">
         <w:r>
           <w:rPr>
             <w:noProof/>
@@ -36841,11 +36856,11 @@
         <w:pStyle w:val="EndNoteBibliography"/>
         <w:spacing w:after="0"/>
         <w:rPr>
-          <w:ins w:id="646" w:author="Author" w:date="2026-05-07T13:24:00Z"/>
+          <w:ins w:id="653" w:author="Author" w:date="2026-05-07T13:24:00Z"/>
           <w:noProof/>
         </w:rPr>
       </w:pPr>
-      <w:ins w:id="647" w:author="Author" w:date="2026-05-07T13:24:00Z">
+      <w:ins w:id="654" w:author="Author" w:date="2026-05-07T13:24:00Z">
         <w:r>
           <w:rPr>
             <w:noProof/>
@@ -36866,11 +36881,11 @@
         <w:pStyle w:val="EndNoteBibliography"/>
         <w:spacing w:after="0"/>
         <w:rPr>
-          <w:ins w:id="648" w:author="Author" w:date="2026-05-07T13:24:00Z"/>
+          <w:ins w:id="655" w:author="Author" w:date="2026-05-07T13:24:00Z"/>
           <w:noProof/>
         </w:rPr>
       </w:pPr>
-      <w:ins w:id="649" w:author="Author" w:date="2026-05-07T13:24:00Z">
+      <w:ins w:id="656" w:author="Author" w:date="2026-05-07T13:24:00Z">
         <w:r>
           <w:rPr>
             <w:noProof/>
@@ -36891,11 +36906,11 @@
         <w:pStyle w:val="EndNoteBibliography"/>
         <w:spacing w:after="0"/>
         <w:rPr>
-          <w:ins w:id="650" w:author="Author" w:date="2026-05-07T13:24:00Z"/>
+          <w:ins w:id="657" w:author="Author" w:date="2026-05-07T13:24:00Z"/>
           <w:noProof/>
         </w:rPr>
       </w:pPr>
-      <w:ins w:id="651" w:author="Author" w:date="2026-05-07T13:24:00Z">
+      <w:ins w:id="658" w:author="Author" w:date="2026-05-07T13:24:00Z">
         <w:r>
           <w:rPr>
             <w:noProof/>
@@ -36916,11 +36931,11 @@
         <w:pStyle w:val="EndNoteBibliography"/>
         <w:spacing w:after="0"/>
         <w:rPr>
-          <w:ins w:id="652" w:author="Author" w:date="2026-05-07T13:24:00Z"/>
+          <w:ins w:id="659" w:author="Author" w:date="2026-05-07T13:24:00Z"/>
           <w:noProof/>
         </w:rPr>
       </w:pPr>
-      <w:ins w:id="653" w:author="Author" w:date="2026-05-07T13:24:00Z">
+      <w:ins w:id="660" w:author="Author" w:date="2026-05-07T13:24:00Z">
         <w:r>
           <w:rPr>
             <w:noProof/>
@@ -36941,11 +36956,11 @@
         <w:pStyle w:val="EndNoteBibliography"/>
         <w:spacing w:after="0"/>
         <w:rPr>
-          <w:ins w:id="654" w:author="Author" w:date="2026-05-07T13:24:00Z"/>
+          <w:ins w:id="661" w:author="Author" w:date="2026-05-07T13:24:00Z"/>
           <w:noProof/>
         </w:rPr>
       </w:pPr>
-      <w:ins w:id="655" w:author="Author" w:date="2026-05-07T13:24:00Z">
+      <w:ins w:id="662" w:author="Author" w:date="2026-05-07T13:24:00Z">
         <w:r>
           <w:rPr>
             <w:noProof/>
@@ -36966,11 +36981,11 @@
         <w:pStyle w:val="EndNoteBibliography"/>
         <w:spacing w:after="0"/>
         <w:rPr>
-          <w:ins w:id="656" w:author="Author" w:date="2026-05-07T13:24:00Z"/>
+          <w:ins w:id="663" w:author="Author" w:date="2026-05-07T13:24:00Z"/>
           <w:noProof/>
         </w:rPr>
       </w:pPr>
-      <w:ins w:id="657" w:author="Author" w:date="2026-05-07T13:24:00Z">
+      <w:ins w:id="664" w:author="Author" w:date="2026-05-07T13:24:00Z">
         <w:r>
           <w:rPr>
             <w:noProof/>
@@ -36991,11 +37006,11 @@
         <w:pStyle w:val="EndNoteBibliography"/>
         <w:spacing w:after="0"/>
         <w:rPr>
-          <w:ins w:id="658" w:author="Author" w:date="2026-05-07T13:24:00Z"/>
+          <w:ins w:id="665" w:author="Author" w:date="2026-05-07T13:24:00Z"/>
           <w:noProof/>
         </w:rPr>
       </w:pPr>
-      <w:ins w:id="659" w:author="Author" w:date="2026-05-07T13:24:00Z">
+      <w:ins w:id="666" w:author="Author" w:date="2026-05-07T13:24:00Z">
         <w:r>
           <w:rPr>
             <w:noProof/>
@@ -37016,11 +37031,11 @@
         <w:pStyle w:val="EndNoteBibliography"/>
         <w:spacing w:after="0"/>
         <w:rPr>
-          <w:ins w:id="660" w:author="Author" w:date="2026-05-07T13:24:00Z"/>
+          <w:ins w:id="667" w:author="Author" w:date="2026-05-07T13:24:00Z"/>
           <w:noProof/>
         </w:rPr>
       </w:pPr>
-      <w:ins w:id="661" w:author="Author" w:date="2026-05-07T13:24:00Z">
+      <w:ins w:id="668" w:author="Author" w:date="2026-05-07T13:24:00Z">
         <w:r>
           <w:rPr>
             <w:noProof/>
@@ -37041,11 +37056,11 @@
         <w:pStyle w:val="EndNoteBibliography"/>
         <w:spacing w:after="0"/>
         <w:rPr>
-          <w:ins w:id="662" w:author="Author" w:date="2026-05-07T13:24:00Z"/>
+          <w:ins w:id="669" w:author="Author" w:date="2026-05-07T13:24:00Z"/>
           <w:noProof/>
         </w:rPr>
       </w:pPr>
-      <w:ins w:id="663" w:author="Author" w:date="2026-05-07T13:24:00Z">
+      <w:ins w:id="670" w:author="Author" w:date="2026-05-07T13:24:00Z">
         <w:r>
           <w:rPr>
             <w:noProof/>
@@ -37066,11 +37081,11 @@
         <w:pStyle w:val="EndNoteBibliography"/>
         <w:spacing w:after="0"/>
         <w:rPr>
-          <w:ins w:id="664" w:author="Author" w:date="2026-05-07T13:24:00Z"/>
+          <w:ins w:id="671" w:author="Author" w:date="2026-05-07T13:24:00Z"/>
           <w:noProof/>
         </w:rPr>
       </w:pPr>
-      <w:ins w:id="665" w:author="Author" w:date="2026-05-07T13:24:00Z">
+      <w:ins w:id="672" w:author="Author" w:date="2026-05-07T13:24:00Z">
         <w:r>
           <w:rPr>
             <w:noProof/>
@@ -37091,11 +37106,11 @@
         <w:pStyle w:val="EndNoteBibliography"/>
         <w:spacing w:after="0"/>
         <w:rPr>
-          <w:ins w:id="666" w:author="Author" w:date="2026-05-07T13:24:00Z"/>
+          <w:ins w:id="673" w:author="Author" w:date="2026-05-07T13:24:00Z"/>
           <w:noProof/>
         </w:rPr>
       </w:pPr>
-      <w:ins w:id="667" w:author="Author" w:date="2026-05-07T13:24:00Z">
+      <w:ins w:id="674" w:author="Author" w:date="2026-05-07T13:24:00Z">
         <w:r>
           <w:rPr>
             <w:noProof/>
@@ -37116,11 +37131,11 @@
         <w:pStyle w:val="EndNoteBibliography"/>
         <w:spacing w:after="0"/>
         <w:rPr>
-          <w:ins w:id="668" w:author="Author" w:date="2026-05-07T13:24:00Z"/>
+          <w:ins w:id="675" w:author="Author" w:date="2026-05-07T13:24:00Z"/>
           <w:noProof/>
         </w:rPr>
       </w:pPr>
-      <w:ins w:id="669" w:author="Author" w:date="2026-05-07T13:24:00Z">
+      <w:ins w:id="676" w:author="Author" w:date="2026-05-07T13:24:00Z">
         <w:r>
           <w:rPr>
             <w:noProof/>
@@ -37141,11 +37156,11 @@
         <w:pStyle w:val="EndNoteBibliography"/>
         <w:spacing w:after="0"/>
         <w:rPr>
-          <w:ins w:id="670" w:author="Author" w:date="2026-05-07T13:24:00Z"/>
+          <w:ins w:id="677" w:author="Author" w:date="2026-05-07T13:24:00Z"/>
           <w:noProof/>
         </w:rPr>
       </w:pPr>
-      <w:ins w:id="671" w:author="Author" w:date="2026-05-07T13:24:00Z">
+      <w:ins w:id="678" w:author="Author" w:date="2026-05-07T13:24:00Z">
         <w:r>
           <w:rPr>
             <w:noProof/>
@@ -37174,11 +37189,11 @@
         <w:pStyle w:val="EndNoteBibliography"/>
         <w:spacing w:after="0"/>
         <w:rPr>
-          <w:ins w:id="672" w:author="Author" w:date="2026-05-07T13:24:00Z"/>
+          <w:ins w:id="679" w:author="Author" w:date="2026-05-07T13:24:00Z"/>
           <w:noProof/>
         </w:rPr>
       </w:pPr>
-      <w:ins w:id="673" w:author="Author" w:date="2026-05-07T13:24:00Z">
+      <w:ins w:id="680" w:author="Author" w:date="2026-05-07T13:24:00Z">
         <w:r>
           <w:rPr>
             <w:noProof/>
@@ -37207,11 +37222,11 @@
         <w:pStyle w:val="EndNoteBibliography"/>
         <w:spacing w:after="0"/>
         <w:rPr>
-          <w:ins w:id="674" w:author="Author" w:date="2026-05-07T13:24:00Z"/>
+          <w:ins w:id="681" w:author="Author" w:date="2026-05-07T13:24:00Z"/>
           <w:noProof/>
         </w:rPr>
       </w:pPr>
-      <w:ins w:id="675" w:author="Author" w:date="2026-05-07T13:24:00Z">
+      <w:ins w:id="682" w:author="Author" w:date="2026-05-07T13:24:00Z">
         <w:r>
           <w:rPr>
             <w:noProof/>
@@ -37232,11 +37247,11 @@
         <w:pStyle w:val="EndNoteBibliography"/>
         <w:spacing w:after="0"/>
         <w:rPr>
-          <w:ins w:id="676" w:author="Author" w:date="2026-05-07T13:24:00Z"/>
+          <w:ins w:id="683" w:author="Author" w:date="2026-05-07T13:24:00Z"/>
           <w:noProof/>
         </w:rPr>
       </w:pPr>
-      <w:ins w:id="677" w:author="Author" w:date="2026-05-07T13:24:00Z">
+      <w:ins w:id="684" w:author="Author" w:date="2026-05-07T13:24:00Z">
         <w:r>
           <w:rPr>
             <w:noProof/>
@@ -37258,11 +37273,11 @@
         <w:pStyle w:val="EndNoteBibliography"/>
         <w:spacing w:after="0"/>
         <w:rPr>
-          <w:ins w:id="678" w:author="Author" w:date="2026-05-07T13:24:00Z"/>
+          <w:ins w:id="685" w:author="Author" w:date="2026-05-07T13:24:00Z"/>
           <w:noProof/>
         </w:rPr>
       </w:pPr>
-      <w:ins w:id="679" w:author="Author" w:date="2026-05-07T13:24:00Z">
+      <w:ins w:id="686" w:author="Author" w:date="2026-05-07T13:24:00Z">
         <w:r>
           <w:rPr>
             <w:noProof/>
@@ -37283,11 +37298,11 @@
         <w:pStyle w:val="EndNoteBibliography"/>
         <w:spacing w:after="0"/>
         <w:rPr>
-          <w:ins w:id="680" w:author="Author" w:date="2026-05-07T13:24:00Z"/>
+          <w:ins w:id="687" w:author="Author" w:date="2026-05-07T13:24:00Z"/>
           <w:noProof/>
         </w:rPr>
       </w:pPr>
-      <w:ins w:id="681" w:author="Author" w:date="2026-05-07T13:24:00Z">
+      <w:ins w:id="688" w:author="Author" w:date="2026-05-07T13:24:00Z">
         <w:r>
           <w:rPr>
             <w:noProof/>
@@ -37308,11 +37323,11 @@
         <w:pStyle w:val="EndNoteBibliography"/>
         <w:spacing w:after="0"/>
         <w:rPr>
-          <w:ins w:id="682" w:author="Author" w:date="2026-05-07T13:24:00Z"/>
+          <w:ins w:id="689" w:author="Author" w:date="2026-05-07T13:24:00Z"/>
           <w:noProof/>
         </w:rPr>
       </w:pPr>
-      <w:ins w:id="683" w:author="Author" w:date="2026-05-07T13:24:00Z">
+      <w:ins w:id="690" w:author="Author" w:date="2026-05-07T13:24:00Z">
         <w:r>
           <w:rPr>
             <w:noProof/>
@@ -37333,11 +37348,11 @@
         <w:pStyle w:val="EndNoteBibliography"/>
         <w:spacing w:after="0"/>
         <w:rPr>
-          <w:ins w:id="684" w:author="Author" w:date="2026-05-07T13:24:00Z"/>
+          <w:ins w:id="691" w:author="Author" w:date="2026-05-07T13:24:00Z"/>
           <w:noProof/>
         </w:rPr>
       </w:pPr>
-      <w:ins w:id="685" w:author="Author" w:date="2026-05-07T13:24:00Z">
+      <w:ins w:id="692" w:author="Author" w:date="2026-05-07T13:24:00Z">
         <w:r>
           <w:rPr>
             <w:noProof/>
@@ -37358,11 +37373,11 @@
         <w:pStyle w:val="EndNoteBibliography"/>
         <w:spacing w:after="0"/>
         <w:rPr>
-          <w:ins w:id="686" w:author="Author" w:date="2026-05-07T13:24:00Z"/>
+          <w:ins w:id="693" w:author="Author" w:date="2026-05-07T13:24:00Z"/>
           <w:noProof/>
         </w:rPr>
       </w:pPr>
-      <w:ins w:id="687" w:author="Author" w:date="2026-05-07T13:24:00Z">
+      <w:ins w:id="694" w:author="Author" w:date="2026-05-07T13:24:00Z">
         <w:r>
           <w:rPr>
             <w:noProof/>
@@ -37383,11 +37398,11 @@
         <w:pStyle w:val="EndNoteBibliography"/>
         <w:spacing w:after="0"/>
         <w:rPr>
-          <w:ins w:id="688" w:author="Author" w:date="2026-05-07T13:24:00Z"/>
+          <w:ins w:id="695" w:author="Author" w:date="2026-05-07T13:24:00Z"/>
           <w:noProof/>
         </w:rPr>
       </w:pPr>
-      <w:ins w:id="689" w:author="Author" w:date="2026-05-07T13:24:00Z">
+      <w:ins w:id="696" w:author="Author" w:date="2026-05-07T13:24:00Z">
         <w:r>
           <w:rPr>
             <w:noProof/>
@@ -37408,11 +37423,11 @@
         <w:pStyle w:val="EndNoteBibliography"/>
         <w:spacing w:after="0"/>
         <w:rPr>
-          <w:ins w:id="690" w:author="Author" w:date="2026-05-07T13:24:00Z"/>
+          <w:ins w:id="697" w:author="Author" w:date="2026-05-07T13:24:00Z"/>
           <w:noProof/>
         </w:rPr>
       </w:pPr>
-      <w:ins w:id="691" w:author="Author" w:date="2026-05-07T13:24:00Z">
+      <w:ins w:id="698" w:author="Author" w:date="2026-05-07T13:24:00Z">
         <w:r>
           <w:rPr>
             <w:noProof/>
@@ -37433,11 +37448,11 @@
         <w:pStyle w:val="EndNoteBibliography"/>
         <w:spacing w:after="0"/>
         <w:rPr>
-          <w:ins w:id="692" w:author="Author" w:date="2026-05-07T13:24:00Z"/>
+          <w:ins w:id="699" w:author="Author" w:date="2026-05-07T13:24:00Z"/>
           <w:noProof/>
         </w:rPr>
       </w:pPr>
-      <w:ins w:id="693" w:author="Author" w:date="2026-05-07T13:24:00Z">
+      <w:ins w:id="700" w:author="Author" w:date="2026-05-07T13:24:00Z">
         <w:r>
           <w:rPr>
             <w:noProof/>
@@ -37458,11 +37473,11 @@
         <w:pStyle w:val="EndNoteBibliography"/>
         <w:spacing w:after="0"/>
         <w:rPr>
-          <w:ins w:id="694" w:author="Author" w:date="2026-05-07T13:24:00Z"/>
+          <w:ins w:id="701" w:author="Author" w:date="2026-05-07T13:24:00Z"/>
           <w:noProof/>
         </w:rPr>
       </w:pPr>
-      <w:ins w:id="695" w:author="Author" w:date="2026-05-07T13:24:00Z">
+      <w:ins w:id="702" w:author="Author" w:date="2026-05-07T13:24:00Z">
         <w:r>
           <w:rPr>
             <w:noProof/>
@@ -37483,11 +37498,11 @@
         <w:pStyle w:val="EndNoteBibliography"/>
         <w:spacing w:after="0"/>
         <w:rPr>
-          <w:ins w:id="696" w:author="Author" w:date="2026-05-07T13:24:00Z"/>
+          <w:ins w:id="703" w:author="Author" w:date="2026-05-07T13:24:00Z"/>
           <w:noProof/>
         </w:rPr>
       </w:pPr>
-      <w:ins w:id="697" w:author="Author" w:date="2026-05-07T13:24:00Z">
+      <w:ins w:id="704" w:author="Author" w:date="2026-05-07T13:24:00Z">
         <w:r>
           <w:rPr>
             <w:noProof/>
@@ -37508,11 +37523,11 @@
         <w:pStyle w:val="EndNoteBibliography"/>
         <w:spacing w:after="0"/>
         <w:rPr>
-          <w:ins w:id="698" w:author="Author" w:date="2026-05-07T13:24:00Z"/>
+          <w:ins w:id="705" w:author="Author" w:date="2026-05-07T13:24:00Z"/>
           <w:noProof/>
         </w:rPr>
       </w:pPr>
-      <w:ins w:id="699" w:author="Author" w:date="2026-05-07T13:24:00Z">
+      <w:ins w:id="706" w:author="Author" w:date="2026-05-07T13:24:00Z">
         <w:r>
           <w:rPr>
             <w:noProof/>
@@ -37533,11 +37548,11 @@
         <w:pStyle w:val="EndNoteBibliography"/>
         <w:spacing w:after="0"/>
         <w:rPr>
-          <w:ins w:id="700" w:author="Author" w:date="2026-05-07T13:24:00Z"/>
+          <w:ins w:id="707" w:author="Author" w:date="2026-05-07T13:24:00Z"/>
           <w:noProof/>
         </w:rPr>
       </w:pPr>
-      <w:ins w:id="701" w:author="Author" w:date="2026-05-07T13:24:00Z">
+      <w:ins w:id="708" w:author="Author" w:date="2026-05-07T13:24:00Z">
         <w:r>
           <w:rPr>
             <w:noProof/>
@@ -37558,11 +37573,11 @@
         <w:pStyle w:val="EndNoteBibliography"/>
         <w:spacing w:after="0"/>
         <w:rPr>
-          <w:ins w:id="702" w:author="Author" w:date="2026-05-07T13:24:00Z"/>
+          <w:ins w:id="709" w:author="Author" w:date="2026-05-07T13:24:00Z"/>
           <w:noProof/>
         </w:rPr>
       </w:pPr>
-      <w:ins w:id="703" w:author="Author" w:date="2026-05-07T13:24:00Z">
+      <w:ins w:id="710" w:author="Author" w:date="2026-05-07T13:24:00Z">
         <w:r>
           <w:rPr>
             <w:noProof/>
@@ -37583,11 +37598,11 @@
         <w:pStyle w:val="EndNoteBibliography"/>
         <w:spacing w:after="0"/>
         <w:rPr>
-          <w:ins w:id="704" w:author="Author" w:date="2026-05-07T13:24:00Z"/>
+          <w:ins w:id="711" w:author="Author" w:date="2026-05-07T13:24:00Z"/>
           <w:noProof/>
         </w:rPr>
       </w:pPr>
-      <w:ins w:id="705" w:author="Author" w:date="2026-05-07T13:24:00Z">
+      <w:ins w:id="712" w:author="Author" w:date="2026-05-07T13:24:00Z">
         <w:r>
           <w:rPr>
             <w:noProof/>
@@ -37608,11 +37623,11 @@
         <w:pStyle w:val="EndNoteBibliography"/>
         <w:spacing w:after="0"/>
         <w:rPr>
-          <w:ins w:id="706" w:author="Author" w:date="2026-05-07T13:24:00Z"/>
+          <w:ins w:id="713" w:author="Author" w:date="2026-05-07T13:24:00Z"/>
           <w:noProof/>
         </w:rPr>
       </w:pPr>
-      <w:ins w:id="707" w:author="Author" w:date="2026-05-07T13:24:00Z">
+      <w:ins w:id="714" w:author="Author" w:date="2026-05-07T13:24:00Z">
         <w:r>
           <w:rPr>
             <w:noProof/>
@@ -37633,11 +37648,11 @@
         <w:pStyle w:val="EndNoteBibliography"/>
         <w:spacing w:after="0"/>
         <w:rPr>
-          <w:ins w:id="708" w:author="Author" w:date="2026-05-07T13:24:00Z"/>
+          <w:ins w:id="715" w:author="Author" w:date="2026-05-07T13:24:00Z"/>
           <w:noProof/>
         </w:rPr>
       </w:pPr>
-      <w:ins w:id="709" w:author="Author" w:date="2026-05-07T13:24:00Z">
+      <w:ins w:id="716" w:author="Author" w:date="2026-05-07T13:24:00Z">
         <w:r>
           <w:rPr>
             <w:noProof/>
@@ -37658,11 +37673,11 @@
         <w:pStyle w:val="EndNoteBibliography"/>
         <w:spacing w:after="0"/>
         <w:rPr>
-          <w:ins w:id="710" w:author="Author" w:date="2026-05-07T13:24:00Z"/>
+          <w:ins w:id="717" w:author="Author" w:date="2026-05-07T13:24:00Z"/>
           <w:noProof/>
         </w:rPr>
       </w:pPr>
-      <w:ins w:id="711" w:author="Author" w:date="2026-05-07T13:24:00Z">
+      <w:ins w:id="718" w:author="Author" w:date="2026-05-07T13:24:00Z">
         <w:r>
           <w:rPr>
             <w:noProof/>
@@ -37682,11 +37697,11 @@
       <w:pPr>
         <w:pStyle w:val="EndNoteBibliography"/>
         <w:rPr>
-          <w:ins w:id="712" w:author="Author" w:date="2026-05-07T13:24:00Z"/>
+          <w:ins w:id="719" w:author="Author" w:date="2026-05-07T13:24:00Z"/>
           <w:noProof/>
         </w:rPr>
       </w:pPr>
-      <w:ins w:id="713" w:author="Author" w:date="2026-05-07T13:24:00Z">
+      <w:ins w:id="720" w:author="Author" w:date="2026-05-07T13:24:00Z">
         <w:r>
           <w:rPr>
             <w:noProof/>
@@ -37707,11 +37722,11 @@
         <w:pStyle w:val="EndNoteBibliography"/>
         <w:spacing w:after="0"/>
         <w:rPr>
-          <w:ins w:id="714" w:author="Author" w:date="2026-05-07T13:24:00Z"/>
+          <w:ins w:id="721" w:author="Author" w:date="2026-05-07T13:24:00Z"/>
           <w:noProof/>
         </w:rPr>
       </w:pPr>
-      <w:ins w:id="715" w:author="Author" w:date="2026-05-07T13:24:00Z">
+      <w:ins w:id="722" w:author="Author" w:date="2026-05-07T13:24:00Z">
         <w:r>
           <w:rPr>
             <w:noProof/>
@@ -37725,11 +37740,11 @@
         <w:pStyle w:val="EndNoteBibliography"/>
         <w:spacing w:after="0"/>
         <w:rPr>
-          <w:ins w:id="716" w:author="Author" w:date="2026-05-07T13:24:00Z"/>
+          <w:ins w:id="723" w:author="Author" w:date="2026-05-07T13:24:00Z"/>
           <w:noProof/>
         </w:rPr>
       </w:pPr>
-      <w:ins w:id="717" w:author="Author" w:date="2026-05-07T13:24:00Z">
+      <w:ins w:id="724" w:author="Author" w:date="2026-05-07T13:24:00Z">
         <w:r>
           <w:rPr>
             <w:noProof/>
@@ -37797,11 +37812,11 @@
         <w:pStyle w:val="EndNoteBibliography"/>
         <w:spacing w:after="0"/>
         <w:rPr>
-          <w:ins w:id="718" w:author="Author" w:date="2026-05-07T13:24:00Z"/>
+          <w:ins w:id="725" w:author="Author" w:date="2026-05-07T13:24:00Z"/>
           <w:noProof/>
         </w:rPr>
       </w:pPr>
-      <w:ins w:id="719" w:author="Author" w:date="2026-05-07T13:24:00Z">
+      <w:ins w:id="726" w:author="Author" w:date="2026-05-07T13:24:00Z">
         <w:r>
           <w:rPr>
             <w:noProof/>
@@ -37822,11 +37837,11 @@
         <w:pStyle w:val="EndNoteBibliography"/>
         <w:spacing w:after="0"/>
         <w:rPr>
-          <w:ins w:id="720" w:author="Author" w:date="2026-05-07T13:24:00Z"/>
+          <w:ins w:id="727" w:author="Author" w:date="2026-05-07T13:24:00Z"/>
           <w:noProof/>
         </w:rPr>
       </w:pPr>
-      <w:ins w:id="721" w:author="Author" w:date="2026-05-07T13:24:00Z">
+      <w:ins w:id="728" w:author="Author" w:date="2026-05-07T13:24:00Z">
         <w:r>
           <w:rPr>
             <w:noProof/>
@@ -37848,11 +37863,11 @@
         <w:pStyle w:val="EndNoteBibliography"/>
         <w:spacing w:after="0"/>
         <w:rPr>
-          <w:ins w:id="722" w:author="Author" w:date="2026-05-07T13:24:00Z"/>
+          <w:ins w:id="729" w:author="Author" w:date="2026-05-07T13:24:00Z"/>
           <w:noProof/>
         </w:rPr>
       </w:pPr>
-      <w:ins w:id="723" w:author="Author" w:date="2026-05-07T13:24:00Z">
+      <w:ins w:id="730" w:author="Author" w:date="2026-05-07T13:24:00Z">
         <w:r>
           <w:rPr>
             <w:noProof/>
@@ -37872,11 +37887,11 @@
       <w:pPr>
         <w:pStyle w:val="EndNoteBibliography"/>
         <w:rPr>
-          <w:ins w:id="724" w:author="Author" w:date="2026-05-07T13:24:00Z"/>
+          <w:ins w:id="731" w:author="Author" w:date="2026-05-07T13:24:00Z"/>
           <w:noProof/>
         </w:rPr>
       </w:pPr>
-      <w:ins w:id="725" w:author="Author" w:date="2026-05-07T13:24:00Z">
+      <w:ins w:id="732" w:author="Author" w:date="2026-05-07T13:24:00Z">
         <w:r>
           <w:rPr>
             <w:noProof/>
@@ -37904,11 +37919,11 @@
         <w:spacing w:after="0" w:line="240" w:lineRule="auto"/>
         <w:ind w:left="720" w:hanging="720"/>
         <w:rPr>
-          <w:ins w:id="726" w:author="Author" w:date="2026-05-07T13:24:00Z"/>
+          <w:ins w:id="733" w:author="Author" w:date="2026-05-07T13:24:00Z"/>
           <w:color w:val="000000"/>
         </w:rPr>
       </w:pPr>
-      <w:ins w:id="727" w:author="Author" w:date="2026-05-07T13:24:00Z">
+      <w:ins w:id="734" w:author="Author" w:date="2026-05-07T13:24:00Z">
         <w:r>
           <w:rPr>
             <w:rFonts w:ascii="Times New Roman" w:eastAsia="Times New Roman" w:hAnsi="Times New Roman" w:cs="Times New Roman"/>
@@ -37975,7 +37990,7 @@
           <w:szCs w:val="24"/>
         </w:rPr>
       </w:pPr>
-      <w:del w:id="728" w:author="Author" w:date="2026-05-07T13:24:00Z">
+      <w:del w:id="735" w:author="Author" w:date="2026-05-07T13:24:00Z">
         <w:r>
           <w:rPr>
             <w:rFonts w:ascii="Times New Roman" w:eastAsia="Times New Roman" w:hAnsi="Times New Roman" w:cs="Times New Roman"/>
@@ -37995,7 +38010,7 @@
           <w:delText>Fundamental restriction on epistasis</w:delText>
         </w:r>
       </w:del>
-      <w:ins w:id="729" w:author="Author" w:date="2026-05-07T13:24:00Z">
+      <w:ins w:id="736" w:author="Author" w:date="2026-05-07T13:24:00Z">
         <w:r>
           <w:rPr>
             <w:rFonts w:ascii="Times New Roman" w:eastAsia="Times New Roman" w:hAnsi="Times New Roman" w:cs="Times New Roman"/>
@@ -38193,17 +38208,17 @@
         <w:spacing w:after="0" w:line="360" w:lineRule="auto"/>
         <w:jc w:val="both"/>
         <w:rPr>
-          <w:del w:id="730" w:author="Author" w:date="2026-05-07T13:24:00Z"/>
+          <w:del w:id="737" w:author="Author" w:date="2026-05-07T13:24:00Z"/>
           <w:rFonts w:ascii="Times New Roman" w:eastAsia="Times New Roman" w:hAnsi="Times New Roman" w:cs="Times New Roman"/>
           <w:b/>
           <w:color w:val="000000"/>
         </w:rPr>
       </w:pPr>
-      <w:bookmarkStart w:id="731" w:name="_htypwhcwfavg" w:colFirst="0" w:colLast="0"/>
-      <w:bookmarkStart w:id="732" w:name="_5t6f0pgamd8t" w:colFirst="0" w:colLast="0"/>
-      <w:bookmarkEnd w:id="731"/>
-      <w:bookmarkEnd w:id="732"/>
-      <w:del w:id="733" w:author="Author" w:date="2026-05-07T13:24:00Z">
+      <w:bookmarkStart w:id="738" w:name="_htypwhcwfavg" w:colFirst="0" w:colLast="0"/>
+      <w:bookmarkStart w:id="739" w:name="_5t6f0pgamd8t" w:colFirst="0" w:colLast="0"/>
+      <w:bookmarkEnd w:id="738"/>
+      <w:bookmarkEnd w:id="739"/>
+      <w:del w:id="740" w:author="Author" w:date="2026-05-07T13:24:00Z">
         <w:r>
           <w:rPr>
             <w:rFonts w:ascii="Times New Roman" w:eastAsia="Times New Roman" w:hAnsi="Times New Roman" w:cs="Times New Roman"/>
@@ -38226,12 +38241,12 @@
         <w:spacing w:after="0" w:line="360" w:lineRule="auto"/>
         <w:jc w:val="both"/>
         <w:rPr>
-          <w:del w:id="734" w:author="Author" w:date="2026-05-07T13:24:00Z"/>
+          <w:del w:id="741" w:author="Author" w:date="2026-05-07T13:24:00Z"/>
           <w:rFonts w:ascii="Times New Roman" w:eastAsia="Times New Roman" w:hAnsi="Times New Roman" w:cs="Times New Roman"/>
           <w:color w:val="000000"/>
         </w:rPr>
       </w:pPr>
-      <w:del w:id="735" w:author="Author" w:date="2026-05-07T13:24:00Z">
+      <w:del w:id="742" w:author="Author" w:date="2026-05-07T13:24:00Z">
         <w:r>
           <w:rPr>
             <w:rFonts w:ascii="Times New Roman" w:eastAsia="Times New Roman" w:hAnsi="Times New Roman" w:cs="Times New Roman"/>
@@ -38314,12 +38329,12 @@
         <w:spacing w:after="0" w:line="360" w:lineRule="auto"/>
         <w:jc w:val="both"/>
         <w:rPr>
-          <w:del w:id="736" w:author="Author" w:date="2026-05-07T13:24:00Z"/>
+          <w:del w:id="743" w:author="Author" w:date="2026-05-07T13:24:00Z"/>
           <w:rFonts w:ascii="Times New Roman" w:eastAsia="Times New Roman" w:hAnsi="Times New Roman" w:cs="Times New Roman"/>
           <w:color w:val="000000"/>
         </w:rPr>
       </w:pPr>
-      <w:del w:id="737" w:author="Author" w:date="2026-05-07T13:24:00Z">
+      <w:del w:id="744" w:author="Author" w:date="2026-05-07T13:24:00Z">
         <w:r>
           <w:rPr>
             <w:rFonts w:ascii="Times New Roman" w:eastAsia="Times New Roman" w:hAnsi="Times New Roman" w:cs="Times New Roman"/>
@@ -38368,12 +38383,12 @@
         <w:spacing w:after="0" w:line="360" w:lineRule="auto"/>
         <w:jc w:val="both"/>
         <w:rPr>
-          <w:del w:id="738" w:author="Author" w:date="2026-05-07T13:24:00Z"/>
+          <w:del w:id="745" w:author="Author" w:date="2026-05-07T13:24:00Z"/>
           <w:rFonts w:ascii="Times New Roman" w:eastAsia="Times New Roman" w:hAnsi="Times New Roman" w:cs="Times New Roman"/>
           <w:color w:val="000000"/>
         </w:rPr>
       </w:pPr>
-      <w:del w:id="739" w:author="Author" w:date="2026-05-07T13:24:00Z">
+      <w:del w:id="746" w:author="Author" w:date="2026-05-07T13:24:00Z">
         <w:r>
           <w:rPr>
             <w:rFonts w:ascii="Times New Roman" w:eastAsia="Times New Roman" w:hAnsi="Times New Roman" w:cs="Times New Roman"/>
@@ -38403,7 +38418,7 @@
         <w:spacing w:after="0" w:line="360" w:lineRule="auto"/>
         <w:jc w:val="both"/>
         <w:rPr>
-          <w:del w:id="740" w:author="Author" w:date="2026-05-07T13:24:00Z"/>
+          <w:del w:id="747" w:author="Author" w:date="2026-05-07T13:24:00Z"/>
           <w:rFonts w:ascii="Times New Roman" w:eastAsia="Times New Roman" w:hAnsi="Times New Roman" w:cs="Times New Roman"/>
           <w:color w:val="000000"/>
         </w:rPr>
@@ -38421,13 +38436,13 @@
         <w:spacing w:after="0" w:line="360" w:lineRule="auto"/>
         <w:jc w:val="both"/>
         <w:rPr>
-          <w:del w:id="741" w:author="Author" w:date="2026-05-07T13:24:00Z"/>
+          <w:del w:id="748" w:author="Author" w:date="2026-05-07T13:24:00Z"/>
           <w:rFonts w:ascii="Times New Roman" w:eastAsia="Times New Roman" w:hAnsi="Times New Roman" w:cs="Times New Roman"/>
           <w:b/>
           <w:color w:val="000000"/>
         </w:rPr>
       </w:pPr>
-      <w:del w:id="742" w:author="Author" w:date="2026-05-07T13:24:00Z">
+      <w:del w:id="749" w:author="Author" w:date="2026-05-07T13:24:00Z">
         <w:r>
           <w:rPr>
             <w:rFonts w:ascii="Times New Roman" w:eastAsia="Times New Roman" w:hAnsi="Times New Roman" w:cs="Times New Roman"/>
@@ -38450,12 +38465,12 @@
         <w:spacing w:after="0" w:line="360" w:lineRule="auto"/>
         <w:jc w:val="both"/>
         <w:rPr>
-          <w:del w:id="743" w:author="Author" w:date="2026-05-07T13:24:00Z"/>
+          <w:del w:id="750" w:author="Author" w:date="2026-05-07T13:24:00Z"/>
           <w:rFonts w:ascii="Times New Roman" w:eastAsia="Times New Roman" w:hAnsi="Times New Roman" w:cs="Times New Roman"/>
           <w:color w:val="000000"/>
         </w:rPr>
       </w:pPr>
-      <w:del w:id="744" w:author="Author" w:date="2026-05-07T13:24:00Z">
+      <w:del w:id="751" w:author="Author" w:date="2026-05-07T13:24:00Z">
         <w:r>
           <w:rPr>
             <w:rFonts w:ascii="Times New Roman" w:eastAsia="Times New Roman" w:hAnsi="Times New Roman" w:cs="Times New Roman"/>
@@ -38485,12 +38500,12 @@
         <w:spacing w:after="0" w:line="360" w:lineRule="auto"/>
         <w:jc w:val="both"/>
         <w:rPr>
-          <w:del w:id="745" w:author="Author" w:date="2026-05-07T13:24:00Z"/>
+          <w:del w:id="752" w:author="Author" w:date="2026-05-07T13:24:00Z"/>
           <w:rFonts w:ascii="Times New Roman" w:eastAsia="Times New Roman" w:hAnsi="Times New Roman" w:cs="Times New Roman"/>
           <w:color w:val="000000"/>
         </w:rPr>
       </w:pPr>
-      <w:del w:id="746" w:author="Author" w:date="2026-05-07T13:24:00Z">
+      <w:del w:id="753" w:author="Author" w:date="2026-05-07T13:24:00Z">
         <w:r>
           <w:rPr>
             <w:rFonts w:ascii="Times New Roman" w:eastAsia="Times New Roman" w:hAnsi="Times New Roman" w:cs="Times New Roman"/>
@@ -38520,13 +38535,13 @@
         <w:spacing w:after="0" w:line="360" w:lineRule="auto"/>
         <w:jc w:val="both"/>
         <w:rPr>
-          <w:del w:id="747" w:author="Author" w:date="2026-05-07T13:24:00Z"/>
+          <w:del w:id="754" w:author="Author" w:date="2026-05-07T13:24:00Z"/>
           <w:rFonts w:ascii="Times New Roman" w:eastAsia="Times New Roman" w:hAnsi="Times New Roman" w:cs="Times New Roman"/>
           <w:b/>
           <w:color w:val="000000"/>
         </w:rPr>
       </w:pPr>
-      <w:del w:id="748" w:author="Author" w:date="2026-05-07T13:24:00Z">
+      <w:del w:id="755" w:author="Author" w:date="2026-05-07T13:24:00Z">
         <w:r>
           <w:rPr>
             <w:rFonts w:ascii="Times New Roman" w:eastAsia="Times New Roman" w:hAnsi="Times New Roman" w:cs="Times New Roman"/>
@@ -39024,14 +39039,14 @@
         <w:spacing w:after="0" w:line="276" w:lineRule="auto"/>
         <w:jc w:val="center"/>
         <w:rPr>
-          <w:ins w:id="749" w:author="Author" w:date="2026-05-07T13:24:00Z"/>
+          <w:ins w:id="756" w:author="Author" w:date="2026-05-07T13:24:00Z"/>
           <w:rFonts w:ascii="Times New Roman" w:eastAsia="Times New Roman" w:hAnsi="Times New Roman" w:cs="Times New Roman"/>
           <w:color w:val="000000"/>
           <w:sz w:val="20"/>
           <w:szCs w:val="20"/>
         </w:rPr>
       </w:pPr>
-      <w:ins w:id="750" w:author="Author" w:date="2026-05-07T13:24:00Z">
+      <w:ins w:id="757" w:author="Author" w:date="2026-05-07T13:24:00Z">
         <w:r>
           <w:rPr>
             <w:rFonts w:ascii="Times New Roman" w:eastAsia="Times New Roman" w:hAnsi="Times New Roman" w:cs="Times New Roman"/>
@@ -39094,7 +39109,7 @@
         <w:spacing w:after="0" w:line="276" w:lineRule="auto"/>
         <w:jc w:val="center"/>
         <w:rPr>
-          <w:ins w:id="751" w:author="Author" w:date="2026-05-07T13:24:00Z"/>
+          <w:ins w:id="758" w:author="Author" w:date="2026-05-07T13:24:00Z"/>
           <w:rFonts w:ascii="Times New Roman" w:eastAsia="Times New Roman" w:hAnsi="Times New Roman" w:cs="Times New Roman"/>
           <w:color w:val="000000"/>
           <w:sz w:val="20"/>
@@ -39120,7 +39135,7 @@
           <w:szCs w:val="20"/>
         </w:rPr>
       </w:pPr>
-      <w:ins w:id="752" w:author="Author" w:date="2026-05-07T13:24:00Z">
+      <w:ins w:id="759" w:author="Author" w:date="2026-05-07T13:24:00Z">
         <w:r>
           <w:rPr>
             <w:rFonts w:ascii="Times New Roman" w:eastAsia="Times New Roman" w:hAnsi="Times New Roman" w:cs="Times New Roman"/>
@@ -39169,16 +39184,7 @@
           <w:sz w:val="20"/>
           <w:szCs w:val="20"/>
         </w:rPr>
-        <w:t xml:space="preserve">Notation as in Fig. </w:t>
-      </w:r>
-      <w:r>
-        <w:rPr>
-          <w:rFonts w:ascii="Times New Roman" w:eastAsia="Times New Roman" w:hAnsi="Times New Roman" w:cs="Times New Roman"/>
-          <w:color w:val="000000"/>
-          <w:sz w:val="20"/>
-          <w:szCs w:val="20"/>
-        </w:rPr>
-        <w:t>6.</w:t>
+        <w:t>Notation as in Fig. 6.</w:t>
       </w:r>
       <w:r>
         <w:rPr>
@@ -39403,7 +39409,7 @@
         <w:spacing w:line="240" w:lineRule="auto"/>
         <w:jc w:val="both"/>
         <w:rPr>
-          <w:del w:id="753" w:author="Author" w:date="2026-05-07T13:24:00Z"/>
+          <w:del w:id="760" w:author="Author" w:date="2026-05-07T13:24:00Z"/>
           <w:rFonts w:ascii="Times New Roman" w:eastAsia="Times New Roman" w:hAnsi="Times New Roman" w:cs="Times New Roman"/>
           <w:color w:val="000000"/>
         </w:rPr>
@@ -39448,7 +39454,7 @@
         </w:rPr>
         <w:t xml:space="preserve"> from UFE correlator</w:t>
       </w:r>
-      <w:del w:id="754" w:author="Author" w:date="2026-05-07T13:24:00Z">
+      <w:del w:id="761" w:author="Author" w:date="2026-05-07T13:24:00Z">
         <w:r>
           <w:rPr>
             <w:rFonts w:ascii="Times New Roman" w:eastAsia="Times New Roman" w:hAnsi="Times New Roman" w:cs="Times New Roman"/>
@@ -39480,7 +39486,7 @@
           <w:delText>.</w:delText>
         </w:r>
       </w:del>
-      <w:ins w:id="755" w:author="Author" w:date="2026-05-07T13:24:00Z">
+      <w:ins w:id="762" w:author="Author" w:date="2026-05-07T13:24:00Z">
         <w:r>
           <w:rPr>
             <w:rFonts w:ascii="Times New Roman" w:eastAsia="Times New Roman" w:hAnsi="Times New Roman" w:cs="Times New Roman"/>
@@ -39510,7 +39516,7 @@
         </w:rPr>
         <w:t xml:space="preserve"> was constructed </w:t>
       </w:r>
-      <w:del w:id="756" w:author="Author" w:date="2026-05-07T13:24:00Z">
+      <w:del w:id="763" w:author="Author" w:date="2026-05-07T13:24:00Z">
         <w:r>
           <w:rPr>
             <w:rFonts w:ascii="Times New Roman" w:eastAsia="Times New Roman" w:hAnsi="Times New Roman" w:cs="Times New Roman"/>
@@ -39532,7 +39538,7 @@
         <w:spacing w:after="0" w:line="240" w:lineRule="auto"/>
         <w:jc w:val="both"/>
         <w:rPr>
-          <w:del w:id="757" w:author="Author" w:date="2026-05-07T13:24:00Z"/>
+          <w:del w:id="764" w:author="Author" w:date="2026-05-07T13:24:00Z"/>
           <w:rFonts w:ascii="Times New Roman" w:eastAsia="Times New Roman" w:hAnsi="Times New Roman" w:cs="Times New Roman"/>
           <w:color w:val="000000"/>
         </w:rPr>
@@ -39549,7 +39555,7 @@
         </w:pBdr>
         <w:spacing w:after="0" w:line="240" w:lineRule="auto"/>
         <w:rPr>
-          <w:del w:id="758" w:author="Author" w:date="2026-05-07T13:24:00Z"/>
+          <w:del w:id="765" w:author="Author" w:date="2026-05-07T13:24:00Z"/>
           <w:rFonts w:ascii="Times New Roman" w:eastAsia="Times New Roman" w:hAnsi="Times New Roman" w:cs="Times New Roman"/>
           <w:color w:val="000000"/>
         </w:rPr>
@@ -39566,7 +39572,7 @@
         </w:pBdr>
         <w:spacing w:after="0" w:line="240" w:lineRule="auto"/>
         <w:rPr>
-          <w:del w:id="759" w:author="Author" w:date="2026-05-07T13:24:00Z"/>
+          <w:del w:id="766" w:author="Author" w:date="2026-05-07T13:24:00Z"/>
           <w:rFonts w:ascii="Times New Roman" w:eastAsia="Times New Roman" w:hAnsi="Times New Roman" w:cs="Times New Roman"/>
           <w:b/>
           <w:color w:val="000000"/>
@@ -39589,7 +39595,7 @@
           <w:color w:val="000000"/>
         </w:rPr>
       </w:pPr>
-      <w:del w:id="760" w:author="Author" w:date="2026-05-07T13:24:00Z">
+      <w:del w:id="767" w:author="Author" w:date="2026-05-07T13:24:00Z">
         <w:r>
           <w:rPr>
             <w:rFonts w:ascii="Times New Roman" w:eastAsia="Times New Roman" w:hAnsi="Times New Roman" w:cs="Times New Roman"/>
@@ -39613,7 +39619,7 @@
         </w:rPr>
         <w:t>using 20,000 random sequences from the NCBI</w:t>
       </w:r>
-      <w:del w:id="761" w:author="Author" w:date="2026-05-07T13:24:00Z">
+      <w:del w:id="768" w:author="Author" w:date="2026-05-07T13:24:00Z">
         <w:r>
           <w:rPr>
             <w:rFonts w:ascii="Times New Roman" w:eastAsia="Times New Roman" w:hAnsi="Times New Roman" w:cs="Times New Roman"/>
@@ -39622,7 +39628,7 @@
           <w:delText>.</w:delText>
         </w:r>
       </w:del>
-      <w:ins w:id="762" w:author="Author" w:date="2026-05-07T13:24:00Z">
+      <w:ins w:id="769" w:author="Author" w:date="2026-05-07T13:24:00Z">
         <w:r>
           <w:rPr>
             <w:rFonts w:ascii="Times New Roman" w:eastAsia="Times New Roman" w:hAnsi="Times New Roman" w:cs="Times New Roman"/>
@@ -39652,7 +39658,7 @@
         </w:rPr>
         <w:t xml:space="preserve">on </w:t>
       </w:r>
-      <w:del w:id="763" w:author="Author" w:date="2026-05-07T13:24:00Z">
+      <w:del w:id="770" w:author="Author" w:date="2026-05-07T13:24:00Z">
         <w:r>
           <w:rPr>
             <w:rFonts w:ascii="Times New Roman" w:eastAsia="Times New Roman" w:hAnsi="Times New Roman" w:cs="Times New Roman"/>
@@ -39661,7 +39667,7 @@
           <w:delText xml:space="preserve">a single central </w:delText>
         </w:r>
       </w:del>
-      <w:ins w:id="764" w:author="Author" w:date="2026-05-07T13:24:00Z">
+      <w:ins w:id="771" w:author="Author" w:date="2026-05-07T13:24:00Z">
         <w:r>
           <w:rPr>
             <w:rFonts w:ascii="Times New Roman" w:eastAsia="Times New Roman" w:hAnsi="Times New Roman" w:cs="Times New Roman"/>
@@ -39677,7 +39683,7 @@
         </w:rPr>
         <w:t xml:space="preserve">peak </w:t>
       </w:r>
-      <w:del w:id="765" w:author="Author" w:date="2026-05-07T13:24:00Z">
+      <w:del w:id="772" w:author="Author" w:date="2026-05-07T13:24:00Z">
         <w:r>
           <w:rPr>
             <w:rFonts w:ascii="Times New Roman" w:eastAsia="Times New Roman" w:hAnsi="Times New Roman" w:cs="Times New Roman"/>
@@ -39686,7 +39692,7 @@
           <w:delText>marked with the red lines</w:delText>
         </w:r>
       </w:del>
-      <w:ins w:id="766" w:author="Author" w:date="2026-05-07T13:24:00Z">
+      <w:ins w:id="773" w:author="Author" w:date="2026-05-07T13:24:00Z">
         <w:r>
           <w:rPr>
             <w:rFonts w:ascii="Times New Roman" w:eastAsia="Times New Roman" w:hAnsi="Times New Roman" w:cs="Times New Roman"/>
@@ -39752,7 +39758,7 @@
 
 <file path=word/footer1.xml><?xml version="1.0" encoding="utf-8"?>
 <w:ftr xmlns:wpc="http://schemas.microsoft.com/office/word/2010/wordprocessingCanvas" xmlns:cx="http://schemas.microsoft.com/office/drawing/2014/chartex" xmlns:cx1="http://schemas.microsoft.com/office/drawing/2015/9/8/chartex" xmlns:cx2="http://schemas.microsoft.com/office/drawing/2015/10/21/chartex" xmlns:cx3="http://schemas.microsoft.com/office/drawing/2016/5/9/chartex" xmlns:cx4="http://schemas.microsoft.com/office/drawing/2016/5/10/chartex" xmlns:cx5="http://schemas.microsoft.com/office/drawing/2016/5/11/chartex" xmlns:cx6="http://schemas.microsoft.com/office/drawing/2016/5/12/chartex" xmlns:cx7="http://schemas.microsoft.com/office/drawing/2016/5/13/chartex" xmlns:cx8="http://schemas.microsoft.com/office/drawing/2016/5/14/chartex" xmlns:mc="http://schemas.openxmlformats.org/markup-compatibility/2006" xmlns:aink="http://schemas.microsoft.com/office/drawing/2016/ink" xmlns:am3d="http://schemas.microsoft.com/office/drawing/2017/model3d" xmlns:o="urn:schemas-microsoft-com:office:office" xmlns:oel="http://schemas.microsoft.com/office/2019/extlst" xmlns:r="http://schemas.openxmlformats.org/officeDocument/2006/relationships" xmlns:m="http://schemas.openxmlformats.org/officeDocument/2006/math" xmlns:v="urn:schemas-microsoft-com:vml" xmlns:wp14="http://schemas.microsoft.com/office/word/2010/wordprocessingDrawing" xmlns:wp="http://schemas.openxmlformats.org/drawingml/2006/wordprocessingDrawing" xmlns:w10="urn:schemas-microsoft-com:office:word" xmlns:w="http://schemas.openxmlformats.org/wordprocessingml/2006/main" xmlns:w14="http://schemas.microsoft.com/office/word/2010/wordml" xmlns:w15="http://schemas.microsoft.com/office/word/2012/wordml" xmlns:w16cex="http://schemas.microsoft.com/office/word/2018/wordml/cex" xmlns:w16cid="http://schemas.microsoft.com/office/word/2016/wordml/cid" xmlns:w16="http://schemas.microsoft.com/office/word/2018/wordml" xmlns:w16du="http://schemas.microsoft.com/office/word/2023/wordml/word16du" xmlns:w16sdtdh="http://schemas.microsoft.com/office/word/2020/wordml/sdtdatahash" xmlns:w16sdtfl="http://schemas.microsoft.com/office/word/2024/wordml/sdtformatlock" xmlns:w16se="http://schemas.microsoft.com/office/word/2015/wordml/symex" xmlns:wpg="http://schemas.microsoft.com/office/word/2010/wordprocessingGroup" xmlns:wpi="http://schemas.microsoft.com/office/word/2010/wordprocessingInk" xmlns:wne="http://schemas.microsoft.com/office/word/2006/wordml" xmlns:wps="http://schemas.microsoft.com/office/word/2010/wordprocessingShape" mc:Ignorable="w14 w15 w16se w16cid w16 w16cex w16sdtdh w16sdtfl w16du wp14">
-  <w:customXmlInsRangeStart w:id="768" w:author="Author" w:date="2026-05-07T13:24:00Z"/>
+  <w:customXmlInsRangeStart w:id="775" w:author="Author" w:date="2026-05-07T13:24:00Z"/>
   <w:sdt>
     <w:sdtPr>
       <w:rPr>
@@ -39765,17 +39771,17 @@
       </w:docPartObj>
     </w:sdtPr>
     <w:sdtContent>
-      <w:customXmlInsRangeEnd w:id="768"/>
+      <w:customXmlInsRangeEnd w:id="775"/>
       <w:p>
         <w:pPr>
           <w:pStyle w:val="Footer"/>
           <w:framePr w:wrap="none" w:vAnchor="text" w:hAnchor="margin" w:xAlign="right" w:y="1"/>
           <w:rPr>
-            <w:ins w:id="769" w:author="Author" w:date="2026-05-07T13:24:00Z"/>
+            <w:ins w:id="776" w:author="Author" w:date="2026-05-07T13:24:00Z"/>
             <w:rStyle w:val="PageNumber"/>
           </w:rPr>
         </w:pPr>
-        <w:ins w:id="770" w:author="Author" w:date="2026-05-07T13:24:00Z">
+        <w:ins w:id="777" w:author="Author" w:date="2026-05-07T13:24:00Z">
           <w:r>
             <w:rPr>
               <w:rStyle w:val="PageNumber"/>
@@ -39796,15 +39802,15 @@
           </w:r>
         </w:ins>
       </w:p>
-      <w:customXmlInsRangeStart w:id="771" w:author="Author" w:date="2026-05-07T13:24:00Z"/>
+      <w:customXmlInsRangeStart w:id="778" w:author="Author" w:date="2026-05-07T13:24:00Z"/>
     </w:sdtContent>
   </w:sdt>
-  <w:customXmlInsRangeEnd w:id="771"/>
+  <w:customXmlInsRangeEnd w:id="778"/>
   <w:p>
     <w:pPr>
       <w:pStyle w:val="Footer"/>
       <w:ind w:right="360"/>
-      <w:pPrChange w:id="772" w:author="Author" w:date="2026-05-07T13:24:00Z">
+      <w:pPrChange w:id="779" w:author="Author" w:date="2026-05-07T13:24:00Z">
         <w:pPr/>
       </w:pPrChange>
     </w:pPr>
@@ -39814,7 +39820,7 @@
 
 <file path=word/footer2.xml><?xml version="1.0" encoding="utf-8"?>
 <w:ftr xmlns:wpc="http://schemas.microsoft.com/office/word/2010/wordprocessingCanvas" xmlns:cx="http://schemas.microsoft.com/office/drawing/2014/chartex" xmlns:cx1="http://schemas.microsoft.com/office/drawing/2015/9/8/chartex" xmlns:cx2="http://schemas.microsoft.com/office/drawing/2015/10/21/chartex" xmlns:cx3="http://schemas.microsoft.com/office/drawing/2016/5/9/chartex" xmlns:cx4="http://schemas.microsoft.com/office/drawing/2016/5/10/chartex" xmlns:cx5="http://schemas.microsoft.com/office/drawing/2016/5/11/chartex" xmlns:cx6="http://schemas.microsoft.com/office/drawing/2016/5/12/chartex" xmlns:cx7="http://schemas.microsoft.com/office/drawing/2016/5/13/chartex" xmlns:cx8="http://schemas.microsoft.com/office/drawing/2016/5/14/chartex" xmlns:mc="http://schemas.openxmlformats.org/markup-compatibility/2006" xmlns:aink="http://schemas.microsoft.com/office/drawing/2016/ink" xmlns:am3d="http://schemas.microsoft.com/office/drawing/2017/model3d" xmlns:o="urn:schemas-microsoft-com:office:office" xmlns:oel="http://schemas.microsoft.com/office/2019/extlst" xmlns:r="http://schemas.openxmlformats.org/officeDocument/2006/relationships" xmlns:m="http://schemas.openxmlformats.org/officeDocument/2006/math" xmlns:v="urn:schemas-microsoft-com:vml" xmlns:wp14="http://schemas.microsoft.com/office/word/2010/wordprocessingDrawing" xmlns:wp="http://schemas.openxmlformats.org/drawingml/2006/wordprocessingDrawing" xmlns:w10="urn:schemas-microsoft-com:office:word" xmlns:w="http://schemas.openxmlformats.org/wordprocessingml/2006/main" xmlns:w14="http://schemas.microsoft.com/office/word/2010/wordml" xmlns:w15="http://schemas.microsoft.com/office/word/2012/wordml" xmlns:w16cex="http://schemas.microsoft.com/office/word/2018/wordml/cex" xmlns:w16cid="http://schemas.microsoft.com/office/word/2016/wordml/cid" xmlns:w16="http://schemas.microsoft.com/office/word/2018/wordml" xmlns:w16du="http://schemas.microsoft.com/office/word/2023/wordml/word16du" xmlns:w16sdtdh="http://schemas.microsoft.com/office/word/2020/wordml/sdtdatahash" xmlns:w16sdtfl="http://schemas.microsoft.com/office/word/2024/wordml/sdtformatlock" xmlns:w16se="http://schemas.microsoft.com/office/word/2015/wordml/symex" xmlns:wpg="http://schemas.microsoft.com/office/word/2010/wordprocessingGroup" xmlns:wpi="http://schemas.microsoft.com/office/word/2010/wordprocessingInk" xmlns:wne="http://schemas.microsoft.com/office/word/2006/wordml" xmlns:wps="http://schemas.microsoft.com/office/word/2010/wordprocessingShape" mc:Ignorable="w14 w15 w16se w16cid w16 w16cex w16sdtdh w16sdtfl w16du wp14">
-  <w:customXmlInsRangeStart w:id="773" w:author="Author" w:date="2026-05-07T13:24:00Z"/>
+  <w:customXmlInsRangeStart w:id="780" w:author="Author" w:date="2026-05-07T13:24:00Z"/>
   <w:sdt>
     <w:sdtPr>
       <w:rPr>
@@ -39827,17 +39833,17 @@
       </w:docPartObj>
     </w:sdtPr>
     <w:sdtContent>
-      <w:customXmlInsRangeEnd w:id="773"/>
+      <w:customXmlInsRangeEnd w:id="780"/>
       <w:p>
         <w:pPr>
           <w:pStyle w:val="Footer"/>
           <w:framePr w:wrap="none" w:vAnchor="text" w:hAnchor="margin" w:xAlign="right" w:y="1"/>
           <w:rPr>
-            <w:ins w:id="774" w:author="Author" w:date="2026-05-07T13:24:00Z"/>
+            <w:ins w:id="781" w:author="Author" w:date="2026-05-07T13:24:00Z"/>
             <w:rStyle w:val="PageNumber"/>
           </w:rPr>
         </w:pPr>
-        <w:ins w:id="775" w:author="Author" w:date="2026-05-07T13:24:00Z">
+        <w:ins w:id="782" w:author="Author" w:date="2026-05-07T13:24:00Z">
           <w:r>
             <w:rPr>
               <w:rStyle w:val="PageNumber"/>
@@ -39871,15 +39877,15 @@
           </w:r>
         </w:ins>
       </w:p>
-      <w:customXmlInsRangeStart w:id="776" w:author="Author" w:date="2026-05-07T13:24:00Z"/>
+      <w:customXmlInsRangeStart w:id="783" w:author="Author" w:date="2026-05-07T13:24:00Z"/>
     </w:sdtContent>
   </w:sdt>
-  <w:customXmlInsRangeEnd w:id="776"/>
+  <w:customXmlInsRangeEnd w:id="783"/>
   <w:p>
     <w:pPr>
       <w:pStyle w:val="Footer"/>
       <w:ind w:right="360"/>
-      <w:pPrChange w:id="777" w:author="Author" w:date="2026-05-07T13:24:00Z">
+      <w:pPrChange w:id="784" w:author="Author" w:date="2026-05-07T13:24:00Z">
         <w:pPr/>
       </w:pPrChange>
     </w:pPr>
@@ -39924,7 +39930,7 @@
   <w:p>
     <w:pPr>
       <w:pStyle w:val="Header"/>
-      <w:pPrChange w:id="767" w:author="Author" w:date="2026-05-07T13:24:00Z">
+      <w:pPrChange w:id="774" w:author="Author" w:date="2026-05-07T13:24:00Z">
         <w:pPr>
           <w:pStyle w:val="Footer"/>
         </w:pPr>
